--- a/downloads/indicadores/INPP/nota/INPP_nota.docx
+++ b/downloads/indicadores/INPP/nota/INPP_nota.docx
@@ -4,51 +4,101 @@
   <w:body>
     <w:tbl>
       <w:tblPr>
-        <w:tblW w:w="0" w:type="auto"/>
+        <w:tblW w:type="auto" w:w="0"/>
         <w:tblLayout w:type="fixed"/>
-        <w:tblLook w:val="04A0" w:firstRow="1" w:lastRow="0" w:firstColumn="1" w:lastColumn="0" w:noHBand="0" w:noVBand="1"/>
+        <w:tblLook w:firstColumn="1" w:firstRow="1" w:lastColumn="0" w:lastRow="0" w:noHBand="0" w:noVBand="1" w:val="04A0"/>
       </w:tblPr>
       <w:tblGrid>
-        <w:gridCol w:w="5524"/>
+        <w:gridCol w:w="4392"/>
+        <w:gridCol w:w="4392"/>
       </w:tblGrid>
       <w:tr>
+        <w:trPr>
+          <w:cantSplit/>
+          <w:tblHeader/>
+        </w:trPr>
         <w:tc>
           <w:tcPr>
-            <w:tcW w:w="5524" w:type="dxa"/>
-            <w:shd w:val="clear" w:color="auto" w:fill="10312B"/>
+            <w:tcW w:type="dxa" w:w="4392"/>
+            <w:shd w:fill="10312B"/>
           </w:tcPr>
           <w:p>
             <w:pPr>
-              <w:rPr>
-                <w:rFonts w:ascii="Noto Sans" w:hAnsi="Noto Sans" w:cs="Noto Sans"/>
-              </w:rPr>
+              <w:spacing w:before="0" w:after="0" w:line="240" w:lineRule="auto"/>
             </w:pPr>
             <w:r>
               <w:rPr>
-                <w:rFonts w:ascii="Noto Sans" w:hAnsi="Noto Sans" w:cs="Noto Sans"/>
+                <w:rFonts w:ascii="Noto Sans" w:hAnsi="Noto Sans"/>
                 <w:b/>
                 <w:color w:val="FFFFFF"/>
                 <w:sz w:val="20"/>
               </w:rPr>
-              <w:t xml:space="preserve">Boletín de Indicador del </w:t>
+              <w:t>INPP · Septiembre de 2026</w:t>
             </w:r>
+          </w:p>
+        </w:tc>
+        <w:tc>
+          <w:tcPr>
+            <w:tcW w:type="dxa" w:w="4392"/>
+            <w:shd w:fill="10312B"/>
+          </w:tcPr>
+          <w:p>
+            <w:pPr>
+              <w:spacing w:before="0" w:after="0" w:line="240" w:lineRule="auto"/>
+            </w:pPr>
             <w:r>
               <w:rPr>
-                <w:rFonts w:ascii="Noto Sans" w:hAnsi="Noto Sans" w:cs="Noto Sans"/>
+                <w:rFonts w:ascii="Noto Sans" w:hAnsi="Noto Sans"/>
                 <w:b/>
                 <w:color w:val="FFFFFF"/>
                 <w:sz w:val="20"/>
               </w:rPr>
-              <w:t>7</w:t>
+              <w:t>Publicación 2026-10-08</w:t>
             </w:r>
+          </w:p>
+        </w:tc>
+      </w:tr>
+      <w:tr>
+        <w:trPr>
+          <w:cantSplit/>
+        </w:trPr>
+        <w:tc>
+          <w:tcPr>
+            <w:tcW w:type="dxa" w:w="4392"/>
+            <w:shd w:fill="10312B"/>
+          </w:tcPr>
+          <w:p>
+            <w:pPr>
+              <w:spacing w:before="0" w:after="0" w:line="240" w:lineRule="auto"/>
+            </w:pPr>
             <w:r>
               <w:rPr>
-                <w:rFonts w:ascii="Noto Sans" w:hAnsi="Noto Sans" w:cs="Noto Sans"/>
+                <w:rFonts w:ascii="Noto Sans" w:hAnsi="Noto Sans"/>
                 <w:b/>
                 <w:color w:val="FFFFFF"/>
                 <w:sz w:val="20"/>
               </w:rPr>
-              <w:t xml:space="preserve"> de agosto de 2026  | INEGI</w:t>
+              <w:t>Total incluido petróleo</w:t>
+            </w:r>
+          </w:p>
+        </w:tc>
+        <w:tc>
+          <w:tcPr>
+            <w:tcW w:type="dxa" w:w="4392"/>
+            <w:shd w:fill="10312B"/>
+          </w:tcPr>
+          <w:p>
+            <w:pPr>
+              <w:spacing w:before="0" w:after="0" w:line="240" w:lineRule="auto"/>
+            </w:pPr>
+            <w:r>
+              <w:rPr>
+                <w:rFonts w:ascii="Noto Sans" w:hAnsi="Noto Sans"/>
+                <w:b/>
+                <w:color w:val="FFFFFF"/>
+                <w:sz w:val="20"/>
+              </w:rPr>
+              <w:t>Mensual 1.37% | Anual 4.05%</w:t>
             </w:r>
           </w:p>
         </w:tc>
@@ -56,919 +106,9 @@
     </w:tbl>
     <w:p>
       <w:pPr>
-        <w:rPr>
-          <w:rFonts w:ascii="Noto Sans" w:hAnsi="Noto Sans" w:cs="Noto Sans"/>
-          <w:sz w:val="16"/>
-        </w:rPr>
-      </w:pPr>
-    </w:p>
-    <w:tbl>
-      <w:tblPr>
-        <w:tblW w:w="8820" w:type="dxa"/>
-        <w:tblBorders>
-          <w:top w:val="single" w:sz="4" w:space="0" w:color="auto"/>
-          <w:left w:val="single" w:sz="4" w:space="0" w:color="auto"/>
-          <w:bottom w:val="single" w:sz="4" w:space="0" w:color="auto"/>
-          <w:right w:val="single" w:sz="4" w:space="0" w:color="auto"/>
-          <w:insideH w:val="single" w:sz="4" w:space="0" w:color="auto"/>
-          <w:insideV w:val="single" w:sz="4" w:space="0" w:color="auto"/>
-        </w:tblBorders>
-        <w:tblCellMar>
-          <w:left w:w="10" w:type="dxa"/>
-          <w:right w:w="10" w:type="dxa"/>
-        </w:tblCellMar>
-        <w:tblLook w:val="04A0" w:firstRow="1" w:lastRow="0" w:firstColumn="1" w:lastColumn="0" w:noHBand="0" w:noVBand="1"/>
-      </w:tblPr>
-      <w:tblGrid>
-        <w:gridCol w:w="4410"/>
-        <w:gridCol w:w="4410"/>
-      </w:tblGrid>
-      <w:tr>
-        <w:trPr>
-          <w:trHeight w:val="682"/>
-        </w:trPr>
-        <w:tc>
-          <w:tcPr>
-            <w:tcW w:w="8820" w:type="dxa"/>
-            <w:gridSpan w:val="2"/>
-            <w:shd w:val="clear" w:color="auto" w:fill="235B4C"/>
-            <w:tcMar>
-              <w:top w:w="85" w:type="dxa"/>
-              <w:left w:w="90" w:type="dxa"/>
-              <w:bottom w:w="85" w:type="dxa"/>
-              <w:right w:w="90" w:type="dxa"/>
-            </w:tcMar>
-            <w:vAlign w:val="center"/>
-          </w:tcPr>
-          <w:p>
-            <w:pPr>
-              <w:spacing w:after="20"/>
-              <w:jc w:val="center"/>
-            </w:pPr>
-            <w:r>
-              <w:rPr>
-                <w:rFonts w:ascii="Noto Sans" w:hAnsi="Noto Sans"/>
-                <w:color w:val="FFFFFF"/>
-                <w:sz w:val="15"/>
-              </w:rPr>
-              <w:t>ÍNDICE</w:t>
-            </w:r>
-            <w:r>
-              <w:rPr>
-                <w:rFonts w:ascii="Noto Sans" w:hAnsi="Noto Sans"/>
-                <w:color w:val="FFFFFF"/>
-                <w:sz w:val="15"/>
-              </w:rPr>
-              <w:t>S</w:t>
-            </w:r>
-            <w:r>
-              <w:rPr>
-                <w:rFonts w:ascii="Noto Sans" w:hAnsi="Noto Sans"/>
-                <w:color w:val="FFFFFF"/>
-                <w:sz w:val="15"/>
-              </w:rPr>
-              <w:t xml:space="preserve"> NACIONAL</w:t>
-            </w:r>
-            <w:r>
-              <w:rPr>
-                <w:rFonts w:ascii="Noto Sans" w:hAnsi="Noto Sans"/>
-                <w:color w:val="FFFFFF"/>
-                <w:sz w:val="15"/>
-              </w:rPr>
-              <w:t>ES</w:t>
-            </w:r>
-            <w:r>
-              <w:rPr>
-                <w:rFonts w:ascii="Noto Sans" w:hAnsi="Noto Sans"/>
-                <w:color w:val="FFFFFF"/>
-                <w:sz w:val="15"/>
-              </w:rPr>
-              <w:t xml:space="preserve"> DE PRECIOS</w:t>
-            </w:r>
-          </w:p>
-          <w:p>
-            <w:pPr>
-              <w:spacing w:after="20"/>
-              <w:jc w:val="center"/>
-            </w:pPr>
-            <w:r>
-              <w:rPr>
-                <w:rFonts w:ascii="Noto Sans" w:hAnsi="Noto Sans"/>
-                <w:b/>
-                <w:color w:val="FFFFFF"/>
-              </w:rPr>
-              <w:t xml:space="preserve">ÍNDICE NACIONAL DE PRECIOS </w:t>
-            </w:r>
-            <w:r>
-              <w:rPr>
-                <w:rFonts w:ascii="Noto Sans" w:hAnsi="Noto Sans"/>
-                <w:b/>
-                <w:color w:val="FFFFFF"/>
-              </w:rPr>
-              <w:t>AL CONSUMIDOR</w:t>
-            </w:r>
-            <w:r>
-              <w:rPr>
-                <w:rFonts w:ascii="Noto Sans" w:hAnsi="Noto Sans"/>
-                <w:b/>
-                <w:color w:val="FFFFFF"/>
-              </w:rPr>
-              <w:t xml:space="preserve"> (INP</w:t>
-            </w:r>
-            <w:r>
-              <w:rPr>
-                <w:rFonts w:ascii="Noto Sans" w:hAnsi="Noto Sans"/>
-                <w:b/>
-                <w:color w:val="FFFFFF"/>
-              </w:rPr>
-              <w:t>C</w:t>
-            </w:r>
-            <w:r>
-              <w:rPr>
-                <w:rFonts w:ascii="Noto Sans" w:hAnsi="Noto Sans"/>
-                <w:b/>
-                <w:color w:val="FFFFFF"/>
-              </w:rPr>
-              <w:t>)</w:t>
-            </w:r>
-          </w:p>
-        </w:tc>
-      </w:tr>
-      <w:tr>
-        <w:trPr>
-          <w:trHeight w:val="484"/>
-        </w:trPr>
-        <w:tc>
-          <w:tcPr>
-            <w:tcW w:w="4410" w:type="dxa"/>
-            <w:shd w:val="clear" w:color="auto" w:fill="F4F4F2"/>
-            <w:tcMar>
-              <w:top w:w="85" w:type="dxa"/>
-              <w:left w:w="90" w:type="dxa"/>
-              <w:bottom w:w="85" w:type="dxa"/>
-              <w:right w:w="90" w:type="dxa"/>
-            </w:tcMar>
-            <w:vAlign w:val="center"/>
-          </w:tcPr>
-          <w:p>
-            <w:pPr>
-              <w:spacing w:after="40"/>
-              <w:jc w:val="center"/>
-              <w:rPr>
-                <w:sz w:val="32"/>
-              </w:rPr>
-            </w:pPr>
-            <w:r>
-              <w:rPr>
-                <w:rFonts w:ascii="Noto Sans" w:hAnsi="Noto Sans"/>
-                <w:b/>
-                <w:color w:val="8C8C8C"/>
-                <w:sz w:val="16"/>
-              </w:rPr>
-              <w:t>VARIACIÓN MENSUAL</w:t>
-            </w:r>
-          </w:p>
-          <w:p>
-            <w:pPr>
-              <w:spacing w:after="40"/>
-              <w:jc w:val="center"/>
-            </w:pPr>
-            <w:r>
-              <w:rPr>
-                <w:rFonts w:ascii="Noto Sans" w:hAnsi="Noto Sans"/>
-                <w:b/>
-                <w:color w:val="006341"/>
-                <w:sz w:val="48"/>
-              </w:rPr>
-              <w:t>▲ 0.03%</w:t>
-            </w:r>
-          </w:p>
-          <w:p>
-            <w:pPr>
-              <w:jc w:val="center"/>
-            </w:pPr>
-            <w:r>
-              <w:rPr>
-                <w:rFonts w:ascii="Noto Sans" w:hAnsi="Noto Sans"/>
-                <w:color w:val="6B6864"/>
-                <w:sz w:val="16"/>
-              </w:rPr>
-              <w:t>Julio 2026</w:t>
-            </w:r>
-          </w:p>
-        </w:tc>
-        <w:tc>
-          <w:tcPr>
-            <w:tcW w:w="4410" w:type="dxa"/>
-            <w:shd w:val="clear" w:color="auto" w:fill="F4F4F2"/>
-            <w:tcMar>
-              <w:top w:w="85" w:type="dxa"/>
-              <w:left w:w="90" w:type="dxa"/>
-              <w:bottom w:w="85" w:type="dxa"/>
-              <w:right w:w="90" w:type="dxa"/>
-            </w:tcMar>
-            <w:vAlign w:val="center"/>
-          </w:tcPr>
-          <w:p>
-            <w:pPr>
-              <w:spacing w:after="40"/>
-              <w:jc w:val="center"/>
-              <w:rPr>
-                <w:sz w:val="32"/>
-              </w:rPr>
-            </w:pPr>
-            <w:r>
-              <w:rPr>
-                <w:rFonts w:ascii="Noto Sans" w:hAnsi="Noto Sans"/>
-                <w:b/>
-                <w:color w:val="8C8C8C"/>
-                <w:sz w:val="16"/>
-              </w:rPr>
-              <w:t>V</w:t>
-            </w:r>
-            <w:r>
-              <w:rPr>
-                <w:rFonts w:ascii="Noto Sans" w:hAnsi="Noto Sans"/>
-                <w:b/>
-                <w:color w:val="8C8C8C"/>
-                <w:sz w:val="16"/>
-              </w:rPr>
-              <w:t>ARIACIÓN ANUAL</w:t>
-            </w:r>
-          </w:p>
-          <w:p>
-            <w:pPr>
-              <w:spacing w:after="40"/>
-              <w:jc w:val="center"/>
-            </w:pPr>
-            <w:r>
-              <w:rPr>
-                <w:rFonts w:ascii="Noto Sans" w:hAnsi="Noto Sans"/>
-                <w:b/>
-                <w:color w:val="006341"/>
-                <w:sz w:val="48"/>
-              </w:rPr>
-              <w:t>▲ 3.12%</w:t>
-            </w:r>
-          </w:p>
-          <w:p>
-            <w:pPr>
-              <w:jc w:val="center"/>
-            </w:pPr>
-            <w:r>
-              <w:rPr>
-                <w:rFonts w:ascii="Noto Sans" w:hAnsi="Noto Sans"/>
-                <w:color w:val="6B6864"/>
-                <w:sz w:val="16"/>
-              </w:rPr>
-              <w:t>Comparación julio 2026 vs julio 2025 (3.51%)</w:t>
-            </w:r>
-          </w:p>
-        </w:tc>
-      </w:tr>
-      <w:tr>
-        <w:trPr>
-          <w:trHeight w:val="682"/>
-        </w:trPr>
-        <w:tc>
-          <w:tcPr>
-            <w:tcW w:w="8820" w:type="dxa"/>
-            <w:gridSpan w:val="2"/>
-            <w:shd w:val="clear" w:color="auto" w:fill="235B4C"/>
-            <w:tcMar>
-              <w:top w:w="85" w:type="dxa"/>
-              <w:left w:w="90" w:type="dxa"/>
-              <w:bottom w:w="85" w:type="dxa"/>
-              <w:right w:w="90" w:type="dxa"/>
-            </w:tcMar>
-            <w:vAlign w:val="center"/>
-          </w:tcPr>
-          <w:p>
-            <w:pPr>
-              <w:spacing w:after="20"/>
-              <w:jc w:val="center"/>
-            </w:pPr>
-            <w:r>
-              <w:rPr>
-                <w:rFonts w:ascii="Noto Sans" w:hAnsi="Noto Sans"/>
-                <w:b/>
-                <w:color w:val="FFFFFF"/>
-              </w:rPr>
-              <w:t>ÍNDICE NACIONAL DE PRECIOS PRODUCTOR (INPP)</w:t>
-            </w:r>
-          </w:p>
-        </w:tc>
-      </w:tr>
-      <w:tr>
-        <w:trPr>
-          <w:trHeight w:val="484"/>
-        </w:trPr>
-        <w:tc>
-          <w:tcPr>
-            <w:tcW w:w="4410" w:type="dxa"/>
-            <w:shd w:val="clear" w:color="auto" w:fill="611232"/>
-            <w:tcMar>
-              <w:top w:w="85" w:type="dxa"/>
-              <w:left w:w="90" w:type="dxa"/>
-              <w:bottom w:w="85" w:type="dxa"/>
-              <w:right w:w="90" w:type="dxa"/>
-            </w:tcMar>
-            <w:vAlign w:val="center"/>
-          </w:tcPr>
-          <w:p>
-            <w:pPr>
-              <w:spacing w:after="40"/>
-              <w:jc w:val="center"/>
-              <w:rPr>
-                <w:sz w:val="32"/>
-              </w:rPr>
-            </w:pPr>
-            <w:r>
-              <w:rPr>
-                <w:rFonts w:ascii="Noto Sans" w:hAnsi="Noto Sans"/>
-                <w:b/>
-                <w:color w:val="FFFFFF"/>
-                <w:sz w:val="16"/>
-              </w:rPr>
-              <w:t xml:space="preserve"> VARIACIÓN MENSUAL</w:t>
-            </w:r>
-          </w:p>
-          <w:p>
-            <w:pPr>
-              <w:spacing w:after="40"/>
-              <w:jc w:val="center"/>
-            </w:pPr>
-            <w:r>
-              <w:rPr>
-                <w:rFonts w:ascii="Noto Sans" w:hAnsi="Noto Sans"/>
-                <w:b/>
-                <w:color w:val="FFFFFF"/>
-                <w:sz w:val="48"/>
-              </w:rPr>
-              <w:t>▼ -0.03%</w:t>
-            </w:r>
-          </w:p>
-          <w:p>
-            <w:pPr>
-              <w:jc w:val="center"/>
-            </w:pPr>
-            <w:r>
-              <w:rPr>
-                <w:rFonts w:ascii="Noto Sans" w:hAnsi="Noto Sans"/>
-                <w:color w:val="FFFFFF"/>
-                <w:sz w:val="16"/>
-              </w:rPr>
-              <w:t>Julio 2026</w:t>
-            </w:r>
-          </w:p>
-        </w:tc>
-        <w:tc>
-          <w:tcPr>
-            <w:tcW w:w="4410" w:type="dxa"/>
-            <w:shd w:val="clear" w:color="auto" w:fill="F4F4F2"/>
-            <w:tcMar>
-              <w:top w:w="85" w:type="dxa"/>
-              <w:left w:w="90" w:type="dxa"/>
-              <w:bottom w:w="85" w:type="dxa"/>
-              <w:right w:w="90" w:type="dxa"/>
-            </w:tcMar>
-            <w:vAlign w:val="center"/>
-          </w:tcPr>
-          <w:p>
-            <w:pPr>
-              <w:spacing w:after="40"/>
-              <w:jc w:val="center"/>
-              <w:rPr>
-                <w:sz w:val="32"/>
-              </w:rPr>
-            </w:pPr>
-            <w:r>
-              <w:rPr>
-                <w:rFonts w:ascii="Noto Sans" w:hAnsi="Noto Sans"/>
-                <w:b/>
-                <w:color w:val="8C8C8C"/>
-                <w:sz w:val="16"/>
-              </w:rPr>
-              <w:t>VARIACIÓN ANUAL</w:t>
-            </w:r>
-          </w:p>
-          <w:p>
-            <w:pPr>
-              <w:spacing w:after="40"/>
-              <w:jc w:val="center"/>
-            </w:pPr>
-            <w:r>
-              <w:rPr>
-                <w:rFonts w:ascii="Noto Sans" w:hAnsi="Noto Sans"/>
-                <w:b/>
-                <w:color w:val="006341"/>
-                <w:sz w:val="48"/>
-              </w:rPr>
-              <w:t>▲ 2.56%</w:t>
-            </w:r>
-          </w:p>
-          <w:p>
-            <w:pPr>
-              <w:jc w:val="center"/>
-            </w:pPr>
-            <w:r>
-              <w:rPr>
-                <w:rFonts w:ascii="Noto Sans" w:hAnsi="Noto Sans"/>
-                <w:color w:val="6B6864"/>
-                <w:sz w:val="16"/>
-              </w:rPr>
-              <w:t>Comparación julio 2026 vs julio 2025 (3.77%)</w:t>
-            </w:r>
-          </w:p>
-        </w:tc>
-      </w:tr>
-    </w:tbl>
-    <w:p>
-      <w:pPr>
-        <w:spacing w:before="60" w:after="60"/>
+        <w:keepNext w:val="0"/>
+        <w:spacing w:before="0" w:after="0" w:line="240" w:lineRule="auto"/>
         <w:jc w:val="both"/>
-        <w:rPr>
-          <w:rFonts w:ascii="Calibri" w:eastAsia="Noto Sans" w:hAnsi="Calibri" w:cs="Calibri"/>
-          <w:b/>
-          <w:bCs/>
-          <w:color w:val="1A1A1A"/>
-          <w:sz w:val="4"/>
-          <w:szCs w:val="20"/>
-        </w:rPr>
-      </w:pPr>
-    </w:p>
-    <w:p>
-      <w:pPr>
-        <w:jc w:val="both"/>
-        <w:rPr>
-          <w:rFonts w:ascii="Noto Sans" w:hAnsi="Noto Sans"/>
-          <w:color w:val="4C545B"/>
-          <w:sz w:val="16"/>
-          <w:szCs w:val="16"/>
-        </w:rPr>
-      </w:pPr>
-      <w:r>
-        <w:rPr>
-          <w:rFonts w:ascii="Noto Sans" w:hAnsi="Noto Sans"/>
-          <w:color w:val="4C545B"/>
-          <w:sz w:val="16"/>
-          <w:szCs w:val="16"/>
-        </w:rPr>
-        <w:t>Nota</w:t>
-      </w:r>
-      <w:r>
-        <w:rPr>
-          <w:rFonts w:ascii="Noto Sans" w:hAnsi="Noto Sans"/>
-          <w:color w:val="4C545B"/>
-          <w:sz w:val="16"/>
-          <w:szCs w:val="16"/>
-        </w:rPr>
-        <w:t xml:space="preserve">: </w:t>
-      </w:r>
-      <w:r>
-        <w:rPr>
-          <w:rFonts w:ascii="Noto Sans" w:hAnsi="Noto Sans"/>
-          <w:color w:val="4C545B"/>
-          <w:sz w:val="16"/>
-          <w:szCs w:val="16"/>
-        </w:rPr>
-        <w:t>El INPC mide la variación promedio de los precios de una canasta representativa del consumo de los hogares; el INPP mide la evolución de los precios de bienes y servicios producidos en el país para consumo interno y exportación. La variación mensual compara julio con junio de 2026 y la anual, con julio de 2025</w:t>
-      </w:r>
-      <w:r>
-        <w:rPr>
-          <w:rFonts w:ascii="Noto Sans" w:hAnsi="Noto Sans"/>
-          <w:color w:val="4C545B"/>
-          <w:sz w:val="16"/>
-          <w:szCs w:val="16"/>
-        </w:rPr>
-        <w:t>.</w:t>
-      </w:r>
-    </w:p>
-    <w:p>
-      <w:pPr>
-        <w:jc w:val="both"/>
-        <w:rPr>
-          <w:rFonts w:ascii="Noto Sans" w:hAnsi="Noto Sans"/>
-          <w:b/>
-          <w:sz w:val="16"/>
-          <w:szCs w:val="22"/>
-        </w:rPr>
-      </w:pPr>
-    </w:p>
-    <w:p>
-      <w:pPr>
-        <w:jc w:val="both"/>
-        <w:rPr>
-          <w:rFonts w:ascii="Noto Sans Oriya" w:hAnsi="Noto Sans Oriya" w:cs="Noto Sans Oriya"/>
-          <w:sz w:val="22"/>
-          <w:szCs w:val="22"/>
-          <w:lang w:eastAsia="es-ES_tradnl"/>
-        </w:rPr>
-      </w:pPr>
-      <w:r>
-        <w:rPr>
-          <w:rFonts w:ascii="Noto Sans" w:hAnsi="Noto Sans"/>
-          <w:b/>
-          <w:sz w:val="22"/>
-          <w:szCs w:val="22"/>
-        </w:rPr>
-        <w:t xml:space="preserve">En julio de 2026, la inflación al consumidor se moderó a 3.12% anual, mientras que los precios al productor crecieron 2.56%. </w:t>
-      </w:r>
-      <w:r>
-        <w:rPr>
-          <w:rFonts w:ascii="Noto Sans" w:hAnsi="Noto Sans"/>
-          <w:sz w:val="22"/>
-          <w:szCs w:val="22"/>
-        </w:rPr>
-        <w:t>Ambos indicadores se ubicaron por debajo de sus niveles de julio de 2025, lo que apunta a un entorno de presiones de precios más contenidas. No obstante, persisten diferencias sectoriales y la inflación subyacente continúa cerca del límite superior del intervalo de variabilidad de Banxico</w:t>
-      </w:r>
-      <w:r>
-        <w:rPr>
-          <w:rFonts w:ascii="Noto Sans" w:hAnsi="Noto Sans"/>
-          <w:sz w:val="22"/>
-          <w:szCs w:val="22"/>
-        </w:rPr>
-        <w:t>.</w:t>
-      </w:r>
-    </w:p>
-    <w:p>
-      <w:pPr>
-        <w:spacing w:before="60" w:after="60"/>
-        <w:jc w:val="both"/>
-        <w:rPr>
-          <w:sz w:val="16"/>
-          <w:szCs w:val="22"/>
-        </w:rPr>
-      </w:pPr>
-    </w:p>
-    <w:tbl>
-      <w:tblPr>
-        <w:tblW w:w="8820" w:type="dxa"/>
-        <w:tblCellMar>
-          <w:left w:w="10" w:type="dxa"/>
-          <w:right w:w="10" w:type="dxa"/>
-        </w:tblCellMar>
-        <w:tblLook w:val="04A0" w:firstRow="1" w:lastRow="0" w:firstColumn="1" w:lastColumn="0" w:noHBand="0" w:noVBand="1"/>
-      </w:tblPr>
-      <w:tblGrid>
-        <w:gridCol w:w="8820"/>
-      </w:tblGrid>
-      <w:tr>
-        <w:tc>
-          <w:tcPr>
-            <w:tcW w:w="8820" w:type="dxa"/>
-            <w:shd w:val="clear" w:color="auto" w:fill="F4F4F2"/>
-            <w:tcMar>
-              <w:top w:w="95" w:type="dxa"/>
-              <w:left w:w="90" w:type="dxa"/>
-              <w:bottom w:w="95" w:type="dxa"/>
-              <w:right w:w="90" w:type="dxa"/>
-            </w:tcMar>
-            <w:vAlign w:val="center"/>
-          </w:tcPr>
-          <w:p>
-            <w:pPr>
-              <w:spacing w:after="40"/>
-              <w:rPr>
-                <w:sz w:val="22"/>
-                <w:szCs w:val="22"/>
-              </w:rPr>
-            </w:pPr>
-            <w:r>
-              <w:rPr>
-                <w:rFonts w:ascii="Noto Sans" w:eastAsia="Noto Sans" w:hAnsi="Noto Sans" w:cs="Noto Sans"/>
-                <w:b/>
-                <w:bCs/>
-                <w:color w:val="10312B"/>
-                <w:sz w:val="22"/>
-                <w:szCs w:val="22"/>
-              </w:rPr>
-              <w:t>Resumen ejecutivo</w:t>
-            </w:r>
-          </w:p>
-          <w:p>
-            <w:pPr>
-              <w:pStyle w:val="pdq2pgselectionanchorcontainer"/>
-              <w:numPr>
-                <w:ilvl w:val="0"/>
-                <w:numId w:val="36"/>
-              </w:numPr>
-              <w:spacing w:before="0" w:beforeAutospacing="0"/>
-              <w:ind w:left="470" w:hanging="357"/>
-              <w:jc w:val="both"/>
-              <w:rPr>
-                <w:rFonts w:ascii="Noto Sans Oriya" w:hAnsi="Noto Sans Oriya" w:cs="Noto Sans Oriya"/>
-                <w:sz w:val="22"/>
-                <w:szCs w:val="22"/>
-              </w:rPr>
-            </w:pPr>
-            <w:r>
-              <w:rPr>
-                <w:rFonts w:ascii="Noto Sans" w:hAnsi="Noto Sans"/>
-                <w:sz w:val="22"/>
-                <w:szCs w:val="22"/>
-              </w:rPr>
-              <w:t xml:space="preserve">El INPC anual bajó de </w:t>
-            </w:r>
-            <w:r>
-              <w:rPr>
-                <w:rFonts w:ascii="Noto Sans" w:hAnsi="Noto Sans"/>
-                <w:b/>
-                <w:sz w:val="22"/>
-                <w:szCs w:val="22"/>
-              </w:rPr>
-              <w:t>3.51%</w:t>
-            </w:r>
-            <w:r>
-              <w:rPr>
-                <w:rFonts w:ascii="Noto Sans" w:hAnsi="Noto Sans"/>
-                <w:sz w:val="22"/>
-                <w:szCs w:val="22"/>
-              </w:rPr>
-              <w:t xml:space="preserve"> en julio de 2025 a </w:t>
-            </w:r>
-            <w:r>
-              <w:rPr>
-                <w:rFonts w:ascii="Noto Sans" w:hAnsi="Noto Sans"/>
-                <w:b/>
-                <w:sz w:val="22"/>
-                <w:szCs w:val="22"/>
-              </w:rPr>
-              <w:t>3.12%</w:t>
-            </w:r>
-            <w:r>
-              <w:rPr>
-                <w:rFonts w:ascii="Noto Sans" w:hAnsi="Noto Sans"/>
-                <w:sz w:val="22"/>
-                <w:szCs w:val="22"/>
-              </w:rPr>
-              <w:t xml:space="preserve"> en julio de 2026. La inflación subyacente se ubicó en </w:t>
-            </w:r>
-            <w:r>
-              <w:rPr>
-                <w:rFonts w:ascii="Noto Sans" w:hAnsi="Noto Sans"/>
-                <w:b/>
-                <w:sz w:val="22"/>
-                <w:szCs w:val="22"/>
-              </w:rPr>
-              <w:t>3.95%,</w:t>
-            </w:r>
-            <w:r>
-              <w:rPr>
-                <w:rFonts w:ascii="Noto Sans" w:hAnsi="Noto Sans"/>
-                <w:sz w:val="22"/>
-                <w:szCs w:val="22"/>
-              </w:rPr>
-              <w:t xml:space="preserve"> dentro del intervalo de variabilidad de Banxico, pero cerca de su límite superior.</w:t>
-            </w:r>
-          </w:p>
-          <w:p>
-            <w:pPr>
-              <w:pStyle w:val="NormalWeb"/>
-              <w:numPr>
-                <w:ilvl w:val="0"/>
-                <w:numId w:val="36"/>
-              </w:numPr>
-              <w:spacing w:before="0" w:beforeAutospacing="0" w:after="0" w:afterAutospacing="0"/>
-              <w:ind w:left="470" w:hanging="357"/>
-              <w:jc w:val="both"/>
-              <w:rPr>
-                <w:rFonts w:ascii="Noto Sans Oriya" w:hAnsi="Noto Sans Oriya" w:cs="Noto Sans Oriya"/>
-                <w:sz w:val="22"/>
-                <w:szCs w:val="22"/>
-              </w:rPr>
-            </w:pPr>
-            <w:r>
-              <w:rPr>
-                <w:rFonts w:ascii="Noto Sans" w:hAnsi="Noto Sans"/>
-                <w:sz w:val="22"/>
-                <w:szCs w:val="22"/>
-              </w:rPr>
-              <w:t xml:space="preserve">El INPP total bajó de </w:t>
-            </w:r>
-            <w:r>
-              <w:rPr>
-                <w:rFonts w:ascii="Noto Sans" w:hAnsi="Noto Sans"/>
-                <w:b/>
-                <w:sz w:val="22"/>
-                <w:szCs w:val="22"/>
-              </w:rPr>
-              <w:t>3.77%</w:t>
-            </w:r>
-            <w:r>
-              <w:rPr>
-                <w:rFonts w:ascii="Noto Sans" w:hAnsi="Noto Sans"/>
-                <w:sz w:val="22"/>
-                <w:szCs w:val="22"/>
-              </w:rPr>
-              <w:t xml:space="preserve"> a </w:t>
-            </w:r>
-            <w:r>
-              <w:rPr>
-                <w:rFonts w:ascii="Noto Sans" w:hAnsi="Noto Sans"/>
-                <w:b/>
-                <w:sz w:val="22"/>
-                <w:szCs w:val="22"/>
-              </w:rPr>
-              <w:t>2.56% anual</w:t>
-            </w:r>
-            <w:r>
-              <w:rPr>
-                <w:rFonts w:ascii="Noto Sans" w:hAnsi="Noto Sans"/>
-                <w:sz w:val="22"/>
-                <w:szCs w:val="22"/>
-              </w:rPr>
-              <w:t xml:space="preserve">, con el índice de uso intermedio en solo </w:t>
-            </w:r>
-            <w:r>
-              <w:rPr>
-                <w:rFonts w:ascii="Noto Sans" w:hAnsi="Noto Sans"/>
-                <w:b/>
-                <w:sz w:val="22"/>
-                <w:szCs w:val="22"/>
-              </w:rPr>
-              <w:t>1.73% anual</w:t>
-            </w:r>
-            <w:r>
-              <w:rPr>
-                <w:rFonts w:ascii="Noto Sans" w:hAnsi="Noto Sans"/>
-                <w:sz w:val="22"/>
-                <w:szCs w:val="22"/>
-              </w:rPr>
-              <w:t xml:space="preserve">: </w:t>
-            </w:r>
-            <w:r>
-              <w:rPr>
-                <w:rFonts w:ascii="Noto Sans" w:hAnsi="Noto Sans"/>
-                <w:sz w:val="22"/>
-                <w:szCs w:val="22"/>
-              </w:rPr>
-              <w:t>las presiones de costos de uso intermedio se mantienen moderadas</w:t>
-            </w:r>
-            <w:r>
-              <w:rPr>
-                <w:rFonts w:ascii="Noto Sans" w:hAnsi="Noto Sans"/>
-                <w:sz w:val="22"/>
-                <w:szCs w:val="22"/>
-              </w:rPr>
-              <w:t>.</w:t>
-            </w:r>
-          </w:p>
-          <w:p>
-            <w:pPr>
-              <w:pStyle w:val="NormalWeb"/>
-              <w:numPr>
-                <w:ilvl w:val="0"/>
-                <w:numId w:val="36"/>
-              </w:numPr>
-              <w:spacing w:before="0" w:beforeAutospacing="0" w:after="0" w:afterAutospacing="0"/>
-              <w:ind w:left="470" w:hanging="357"/>
-              <w:jc w:val="both"/>
-              <w:rPr>
-                <w:sz w:val="22"/>
-                <w:szCs w:val="22"/>
-              </w:rPr>
-            </w:pPr>
-            <w:r>
-              <w:rPr>
-                <w:rFonts w:ascii="Noto Sans" w:hAnsi="Noto Sans"/>
-                <w:sz w:val="22"/>
-                <w:szCs w:val="22"/>
-              </w:rPr>
-              <w:t xml:space="preserve">La caída del precio del jitomate contribuyó a moderar ambos indicadores: disminuyó </w:t>
-            </w:r>
-            <w:r>
-              <w:rPr>
-                <w:rFonts w:ascii="Noto Sans" w:hAnsi="Noto Sans"/>
-                <w:b/>
-                <w:sz w:val="22"/>
-                <w:szCs w:val="22"/>
-              </w:rPr>
-              <w:t>29.2</w:t>
-            </w:r>
-            <w:r>
-              <w:rPr>
-                <w:rFonts w:ascii="Noto Sans" w:hAnsi="Noto Sans"/>
-                <w:sz w:val="22"/>
-                <w:szCs w:val="22"/>
-              </w:rPr>
-              <w:t xml:space="preserve">% en el INPC y </w:t>
-            </w:r>
-            <w:r>
-              <w:rPr>
-                <w:rFonts w:ascii="Noto Sans" w:hAnsi="Noto Sans"/>
-                <w:b/>
-                <w:sz w:val="22"/>
-                <w:szCs w:val="22"/>
-              </w:rPr>
-              <w:t>26.9%</w:t>
-            </w:r>
-            <w:r>
-              <w:rPr>
-                <w:rFonts w:ascii="Noto Sans" w:hAnsi="Noto Sans"/>
-                <w:sz w:val="22"/>
-                <w:szCs w:val="22"/>
-              </w:rPr>
-              <w:t xml:space="preserve"> en el INPP durante julio</w:t>
-            </w:r>
-            <w:r>
-              <w:rPr>
-                <w:rFonts w:ascii="Noto Sans" w:hAnsi="Noto Sans"/>
-                <w:sz w:val="22"/>
-                <w:szCs w:val="22"/>
-              </w:rPr>
-              <w:t>.</w:t>
-            </w:r>
-          </w:p>
-          <w:p>
-            <w:pPr>
-              <w:pStyle w:val="NormalWeb"/>
-              <w:numPr>
-                <w:ilvl w:val="0"/>
-                <w:numId w:val="36"/>
-              </w:numPr>
-              <w:spacing w:before="0" w:beforeAutospacing="0" w:after="0" w:afterAutospacing="0"/>
-              <w:ind w:left="470" w:hanging="357"/>
-              <w:jc w:val="both"/>
-              <w:rPr>
-                <w:sz w:val="22"/>
-                <w:szCs w:val="22"/>
-              </w:rPr>
-            </w:pPr>
-            <w:r>
-              <w:rPr>
-                <w:rFonts w:ascii="Noto Sans" w:hAnsi="Noto Sans"/>
-                <w:sz w:val="22"/>
-                <w:szCs w:val="22"/>
-              </w:rPr>
-              <w:t xml:space="preserve">Dentro del INPC subyacente, los servicios aumentaron </w:t>
-            </w:r>
-            <w:r>
-              <w:rPr>
-                <w:rFonts w:ascii="Noto Sans" w:hAnsi="Noto Sans"/>
-                <w:b/>
-                <w:sz w:val="22"/>
-                <w:szCs w:val="22"/>
-              </w:rPr>
-              <w:t>4.36%</w:t>
-            </w:r>
-            <w:r>
-              <w:rPr>
-                <w:rFonts w:ascii="Noto Sans" w:hAnsi="Noto Sans"/>
-                <w:sz w:val="22"/>
-                <w:szCs w:val="22"/>
-              </w:rPr>
-              <w:t xml:space="preserve"> anual y aportaron </w:t>
-            </w:r>
-            <w:r>
-              <w:rPr>
-                <w:rFonts w:ascii="Noto Sans" w:hAnsi="Noto Sans"/>
-                <w:b/>
-                <w:sz w:val="22"/>
-                <w:szCs w:val="22"/>
-              </w:rPr>
-              <w:t>1.72</w:t>
-            </w:r>
-            <w:r>
-              <w:rPr>
-                <w:rFonts w:ascii="Noto Sans" w:hAnsi="Noto Sans"/>
-                <w:sz w:val="22"/>
-                <w:szCs w:val="22"/>
-              </w:rPr>
-              <w:t xml:space="preserve"> puntos porcentuales a la inflación general, </w:t>
-            </w:r>
-            <w:r>
-              <w:rPr>
-                <w:rFonts w:ascii="Noto Sans" w:hAnsi="Noto Sans"/>
-                <w:sz w:val="22"/>
-                <w:szCs w:val="22"/>
-              </w:rPr>
-              <w:t>por lo que continúan siendo un componente relevante de seguimiento</w:t>
-            </w:r>
-            <w:r>
-              <w:rPr>
-                <w:rFonts w:ascii="Noto Sans" w:hAnsi="Noto Sans"/>
-                <w:sz w:val="22"/>
-                <w:szCs w:val="22"/>
-              </w:rPr>
-              <w:t>.</w:t>
-            </w:r>
-          </w:p>
-        </w:tc>
-      </w:tr>
-    </w:tbl>
-    <w:p>
-      <w:pPr>
-        <w:spacing w:before="80" w:after="40"/>
-        <w:jc w:val="center"/>
-        <w:rPr>
-          <w:rFonts w:ascii="Calibri" w:eastAsia="Noto Sans" w:hAnsi="Calibri" w:cs="Calibri"/>
-          <w:b/>
-          <w:bCs/>
-          <w:color w:val="10312B"/>
-          <w:sz w:val="22"/>
-          <w:szCs w:val="20"/>
-        </w:rPr>
       </w:pPr>
       <w:r>
         <w:rPr>
@@ -977,1198 +117,739 @@
           <w:color w:val="10312B"/>
           <w:sz w:val="22"/>
         </w:rPr>
-        <w:lastRenderedPageBreak/>
-        <w:t>Variación del INPC y el INPP, julio de 2026</w:t>
+        <w:t>Precios al productor</w:t>
+      </w:r>
+    </w:p>
+    <w:p>
+      <w:pPr>
+        <w:keepNext w:val="0"/>
+        <w:spacing w:before="0" w:after="0" w:line="240" w:lineRule="auto"/>
+        <w:jc w:val="both"/>
+      </w:pPr>
+      <w:r>
+        <w:rPr>
+          <w:rFonts w:ascii="Noto Sans" w:hAnsi="Noto Sans"/>
+          <w:b w:val="0"/>
+          <w:color w:val="666666"/>
+          <w:sz w:val="16"/>
+        </w:rPr>
+        <w:t>Base: Julio de 2019=100. Variaciones de precios publicadas en el boletín; no son variaciones reales de producción.</w:t>
+      </w:r>
+    </w:p>
+    <w:p>
+      <w:pPr>
+        <w:keepNext w:val="0"/>
+        <w:spacing w:before="0" w:after="0" w:line="240" w:lineRule="auto"/>
+        <w:jc w:val="both"/>
+      </w:pPr>
+      <w:r>
+        <w:rPr>
+          <w:rFonts w:ascii="Noto Sans" w:hAnsi="Noto Sans"/>
+          <w:b w:val="0"/>
+          <w:color w:val="000000"/>
+          <w:sz w:val="13"/>
+        </w:rPr>
+      </w:r>
+    </w:p>
+    <w:p>
+      <w:pPr>
+        <w:keepNext/>
+        <w:spacing w:before="0" w:after="0" w:line="240" w:lineRule="auto"/>
+        <w:jc w:val="both"/>
+      </w:pPr>
+      <w:r>
+        <w:rPr>
+          <w:rFonts w:ascii="Noto Sans" w:hAnsi="Noto Sans"/>
+          <w:b/>
+          <w:color w:val="235B4C"/>
+          <w:sz w:val="22"/>
+        </w:rPr>
+        <w:t>Resumen ejecutivo</w:t>
+      </w:r>
+    </w:p>
+    <w:p>
+      <w:pPr>
+        <w:keepNext w:val="0"/>
+        <w:spacing w:before="0" w:after="0" w:line="240" w:lineRule="auto"/>
+        <w:jc w:val="both"/>
+        <w:shd w:fill="F1F2F0"/>
+      </w:pPr>
+      <w:r>
+        <w:rPr>
+          <w:rFonts w:ascii="Noto Sans" w:hAnsi="Noto Sans"/>
+          <w:b w:val="0"/>
+          <w:color w:val="000000"/>
+          <w:sz w:val="22"/>
+        </w:rPr>
+        <w:t>En septiembre de 2026, la variación anual del INPP fue 4.05%, frente a 3.06% en el mismo mes del año anterior: una diferencia de 0.99 puntos porcentuales.</w:t>
+      </w:r>
+    </w:p>
+    <w:p>
+      <w:pPr>
+        <w:keepNext w:val="0"/>
+        <w:spacing w:before="0" w:after="0" w:line="240" w:lineRule="auto"/>
+        <w:jc w:val="both"/>
+        <w:shd w:fill="F1F2F0"/>
+        <w:numPr>
+          <w:ilvl w:val="0"/>
+          <w:numId w:val="36"/>
+        </w:numPr>
+      </w:pPr>
+      <w:r>
+        <w:rPr>
+          <w:rFonts w:ascii="Noto Sans" w:hAnsi="Noto Sans"/>
+          <w:b w:val="0"/>
+          <w:color w:val="000000"/>
+          <w:sz w:val="22"/>
+        </w:rPr>
+        <w:t>Los precios de uso intermedio variaron 1.94% mensual y 4.25% anual; los finales, 1.14% y 3.97%, respectivamente. Incluyen petróleo.</w:t>
+      </w:r>
+    </w:p>
+    <w:p>
+      <w:pPr>
+        <w:keepNext w:val="0"/>
+        <w:spacing w:before="0" w:after="0" w:line="240" w:lineRule="auto"/>
+        <w:jc w:val="both"/>
+        <w:shd w:fill="F1F2F0"/>
+        <w:numPr>
+          <w:ilvl w:val="0"/>
+          <w:numId w:val="36"/>
+        </w:numPr>
+      </w:pPr>
+      <w:r>
+        <w:rPr>
+          <w:rFonts w:ascii="Noto Sans" w:hAnsi="Noto Sans"/>
+          <w:b w:val="0"/>
+          <w:color w:val="000000"/>
+          <w:sz w:val="22"/>
+        </w:rPr>
+        <w:t>El componente de energía eléctrica, agua y gas registró -6.08% anual. Este resultado sectorial no representa el comportamiento de todos los costos productivos.</w:t>
+      </w:r>
+    </w:p>
+    <w:p>
+      <w:pPr>
+        <w:keepNext w:val="0"/>
+        <w:spacing w:before="0" w:after="0" w:line="240" w:lineRule="auto"/>
+        <w:jc w:val="both"/>
+      </w:pPr>
+      <w:r>
+        <w:rPr>
+          <w:rFonts w:ascii="Noto Sans" w:hAnsi="Noto Sans"/>
+          <w:b w:val="0"/>
+          <w:color w:val="000000"/>
+          <w:sz w:val="13"/>
+        </w:rPr>
+      </w:r>
+    </w:p>
+    <w:p>
+      <w:pPr>
+        <w:keepNext/>
+        <w:spacing w:before="0" w:after="0" w:line="240" w:lineRule="auto"/>
+        <w:jc w:val="both"/>
+      </w:pPr>
+      <w:r>
+        <w:rPr>
+          <w:rFonts w:ascii="Noto Sans" w:hAnsi="Noto Sans"/>
+          <w:b/>
+          <w:color w:val="235B4C"/>
+          <w:sz w:val="22"/>
+        </w:rPr>
+        <w:t>Variaciones por componente</w:t>
       </w:r>
     </w:p>
     <w:tbl>
       <w:tblPr>
-        <w:tblW w:w="8820" w:type="dxa"/>
-        <w:tblBorders>
-          <w:top w:val="single" w:sz="4" w:space="0" w:color="auto"/>
-          <w:left w:val="single" w:sz="4" w:space="0" w:color="auto"/>
-          <w:bottom w:val="single" w:sz="4" w:space="0" w:color="auto"/>
-          <w:right w:val="single" w:sz="4" w:space="0" w:color="auto"/>
-          <w:insideH w:val="single" w:sz="4" w:space="0" w:color="auto"/>
-          <w:insideV w:val="single" w:sz="4" w:space="0" w:color="auto"/>
-        </w:tblBorders>
-        <w:tblCellMar>
-          <w:left w:w="10" w:type="dxa"/>
-          <w:right w:w="10" w:type="dxa"/>
-        </w:tblCellMar>
-        <w:tblLook w:val="04A0" w:firstRow="1" w:lastRow="0" w:firstColumn="1" w:lastColumn="0" w:noHBand="0" w:noVBand="1"/>
+        <w:tblW w:type="auto" w:w="0"/>
+        <w:tblLayout w:type="fixed"/>
+        <w:tblLook w:firstColumn="1" w:firstRow="1" w:lastColumn="0" w:lastRow="0" w:noHBand="0" w:noVBand="1" w:val="04A0"/>
       </w:tblPr>
       <w:tblGrid>
-        <w:gridCol w:w="3200"/>
-        <w:gridCol w:w="1873"/>
-        <w:gridCol w:w="1873"/>
-        <w:gridCol w:w="1874"/>
+        <w:gridCol w:w="4464"/>
+        <w:gridCol w:w="2160"/>
+        <w:gridCol w:w="2160"/>
       </w:tblGrid>
       <w:tr>
         <w:trPr>
+          <w:cantSplit/>
           <w:tblHeader/>
         </w:trPr>
         <w:tc>
           <w:tcPr>
-            <w:tcW w:w="3200" w:type="dxa"/>
-            <w:shd w:val="clear" w:color="auto" w:fill="235B4C"/>
-            <w:tcMar>
-              <w:top w:w="35" w:type="dxa"/>
-              <w:left w:w="90" w:type="dxa"/>
-              <w:bottom w:w="35" w:type="dxa"/>
-              <w:right w:w="90" w:type="dxa"/>
-            </w:tcMar>
-            <w:vAlign w:val="center"/>
+            <w:tcW w:type="dxa" w:w="4464"/>
+            <w:shd w:fill="10312B"/>
           </w:tcPr>
           <w:p>
             <w:pPr>
-              <w:rPr>
-                <w:sz w:val="16"/>
-              </w:rPr>
+              <w:spacing w:before="0" w:after="0" w:line="240" w:lineRule="auto"/>
             </w:pPr>
             <w:r>
               <w:rPr>
                 <w:rFonts w:ascii="Noto Sans" w:hAnsi="Noto Sans"/>
                 <w:b/>
                 <w:color w:val="FFFFFF"/>
-                <w:sz w:val="16"/>
+                <w:sz w:val="20"/>
               </w:rPr>
-              <w:t>Concepto</w:t>
+              <w:t>Componente</w:t>
             </w:r>
           </w:p>
         </w:tc>
         <w:tc>
           <w:tcPr>
-            <w:tcW w:w="1873" w:type="dxa"/>
-            <w:shd w:val="clear" w:color="auto" w:fill="235B4C"/>
-            <w:tcMar>
-              <w:top w:w="35" w:type="dxa"/>
-              <w:left w:w="90" w:type="dxa"/>
-              <w:bottom w:w="35" w:type="dxa"/>
-              <w:right w:w="90" w:type="dxa"/>
-            </w:tcMar>
-            <w:vAlign w:val="center"/>
+            <w:tcW w:type="dxa" w:w="2160"/>
+            <w:shd w:fill="10312B"/>
           </w:tcPr>
           <w:p>
             <w:pPr>
-              <w:jc w:val="center"/>
-              <w:rPr>
-                <w:sz w:val="16"/>
-              </w:rPr>
+              <w:spacing w:before="0" w:after="0" w:line="240" w:lineRule="auto"/>
             </w:pPr>
             <w:r>
               <w:rPr>
                 <w:rFonts w:ascii="Noto Sans" w:hAnsi="Noto Sans"/>
                 <w:b/>
                 <w:color w:val="FFFFFF"/>
-                <w:sz w:val="16"/>
+                <w:sz w:val="20"/>
               </w:rPr>
-              <w:t>Var. mensual</w:t>
+              <w:t>Mensual (%)</w:t>
             </w:r>
           </w:p>
         </w:tc>
         <w:tc>
           <w:tcPr>
-            <w:tcW w:w="1873" w:type="dxa"/>
-            <w:shd w:val="clear" w:color="auto" w:fill="235B4C"/>
-            <w:tcMar>
-              <w:top w:w="35" w:type="dxa"/>
-              <w:left w:w="90" w:type="dxa"/>
-              <w:bottom w:w="35" w:type="dxa"/>
-              <w:right w:w="90" w:type="dxa"/>
-            </w:tcMar>
-            <w:vAlign w:val="center"/>
+            <w:tcW w:type="dxa" w:w="2160"/>
+            <w:shd w:fill="10312B"/>
           </w:tcPr>
           <w:p>
             <w:pPr>
-              <w:jc w:val="center"/>
-              <w:rPr>
-                <w:sz w:val="16"/>
-              </w:rPr>
+              <w:spacing w:before="0" w:after="0" w:line="240" w:lineRule="auto"/>
             </w:pPr>
             <w:r>
               <w:rPr>
                 <w:rFonts w:ascii="Noto Sans" w:hAnsi="Noto Sans"/>
                 <w:b/>
                 <w:color w:val="FFFFFF"/>
-                <w:sz w:val="16"/>
+                <w:sz w:val="20"/>
               </w:rPr>
-              <w:t>Var. anual jul-26</w:t>
+              <w:t>Anual (%)</w:t>
+            </w:r>
+          </w:p>
+        </w:tc>
+      </w:tr>
+      <w:tr>
+        <w:trPr>
+          <w:cantSplit/>
+        </w:trPr>
+        <w:tc>
+          <w:tcPr>
+            <w:tcW w:type="dxa" w:w="4464"/>
+            <w:shd w:fill="F4F4F2"/>
+          </w:tcPr>
+          <w:p>
+            <w:pPr>
+              <w:spacing w:before="0" w:after="0" w:line="240" w:lineRule="auto"/>
+            </w:pPr>
+            <w:r>
+              <w:rPr>
+                <w:rFonts w:ascii="Noto Sans" w:hAnsi="Noto Sans"/>
+                <w:b w:val="0"/>
+                <w:color w:val="000000"/>
+                <w:sz w:val="20"/>
+              </w:rPr>
+              <w:t>Total</w:t>
             </w:r>
           </w:p>
         </w:tc>
         <w:tc>
           <w:tcPr>
-            <w:tcW w:w="1874" w:type="dxa"/>
-            <w:shd w:val="clear" w:color="auto" w:fill="235B4C"/>
-            <w:tcMar>
-              <w:top w:w="35" w:type="dxa"/>
-              <w:left w:w="90" w:type="dxa"/>
-              <w:bottom w:w="35" w:type="dxa"/>
-              <w:right w:w="90" w:type="dxa"/>
-            </w:tcMar>
-            <w:vAlign w:val="center"/>
+            <w:tcW w:type="dxa" w:w="2160"/>
+            <w:shd w:fill="F4F4F2"/>
           </w:tcPr>
           <w:p>
             <w:pPr>
-              <w:jc w:val="center"/>
-              <w:rPr>
-                <w:sz w:val="16"/>
-              </w:rPr>
+              <w:spacing w:before="0" w:after="0" w:line="240" w:lineRule="auto"/>
             </w:pPr>
             <w:r>
               <w:rPr>
                 <w:rFonts w:ascii="Noto Sans" w:hAnsi="Noto Sans"/>
-                <w:b/>
-                <w:color w:val="FFFFFF"/>
-                <w:sz w:val="16"/>
+                <w:b w:val="0"/>
+                <w:color w:val="000000"/>
+                <w:sz w:val="20"/>
               </w:rPr>
-              <w:t>Var. anual jul-25</w:t>
+              <w:t>1.37</w:t>
+            </w:r>
+          </w:p>
+        </w:tc>
+        <w:tc>
+          <w:tcPr>
+            <w:tcW w:type="dxa" w:w="2160"/>
+            <w:shd w:fill="F4F4F2"/>
+          </w:tcPr>
+          <w:p>
+            <w:pPr>
+              <w:spacing w:before="0" w:after="0" w:line="240" w:lineRule="auto"/>
+            </w:pPr>
+            <w:r>
+              <w:rPr>
+                <w:rFonts w:ascii="Noto Sans" w:hAnsi="Noto Sans"/>
+                <w:b w:val="0"/>
+                <w:color w:val="000000"/>
+                <w:sz w:val="20"/>
+              </w:rPr>
+              <w:t>4.05</w:t>
             </w:r>
           </w:p>
         </w:tc>
       </w:tr>
       <w:tr>
+        <w:trPr>
+          <w:cantSplit/>
+        </w:trPr>
         <w:tc>
           <w:tcPr>
-            <w:tcW w:w="3200" w:type="dxa"/>
-            <w:shd w:val="clear" w:color="auto" w:fill="F4F4F2"/>
-            <w:tcMar>
-              <w:top w:w="35" w:type="dxa"/>
-              <w:left w:w="90" w:type="dxa"/>
-              <w:bottom w:w="35" w:type="dxa"/>
-              <w:right w:w="90" w:type="dxa"/>
-            </w:tcMar>
-            <w:vAlign w:val="center"/>
+            <w:tcW w:type="dxa" w:w="4464"/>
+            <w:shd w:fill="FFFFFF"/>
           </w:tcPr>
           <w:p>
             <w:pPr>
-              <w:rPr>
-                <w:sz w:val="16"/>
-              </w:rPr>
+              <w:spacing w:before="0" w:after="0" w:line="240" w:lineRule="auto"/>
             </w:pPr>
             <w:r>
               <w:rPr>
                 <w:rFonts w:ascii="Noto Sans" w:hAnsi="Noto Sans"/>
-                <w:b/>
+                <w:b w:val="0"/>
                 <w:color w:val="000000"/>
-                <w:sz w:val="16"/>
+                <w:sz w:val="20"/>
               </w:rPr>
-              <w:t>INPC general</w:t>
+              <w:t>Primarias</w:t>
             </w:r>
           </w:p>
         </w:tc>
         <w:tc>
           <w:tcPr>
-            <w:tcW w:w="1873" w:type="dxa"/>
-            <w:shd w:val="clear" w:color="auto" w:fill="F4F4F2"/>
-            <w:tcMar>
-              <w:top w:w="35" w:type="dxa"/>
-              <w:left w:w="90" w:type="dxa"/>
-              <w:bottom w:w="35" w:type="dxa"/>
-              <w:right w:w="90" w:type="dxa"/>
-            </w:tcMar>
-            <w:vAlign w:val="center"/>
+            <w:tcW w:type="dxa" w:w="2160"/>
+            <w:shd w:fill="FFFFFF"/>
           </w:tcPr>
           <w:p>
             <w:pPr>
-              <w:jc w:val="center"/>
-              <w:rPr>
-                <w:sz w:val="16"/>
-              </w:rPr>
+              <w:spacing w:before="0" w:after="0" w:line="240" w:lineRule="auto"/>
             </w:pPr>
             <w:r>
               <w:rPr>
                 <w:rFonts w:ascii="Noto Sans" w:hAnsi="Noto Sans"/>
-                <w:b/>
+                <w:b w:val="0"/>
                 <w:color w:val="000000"/>
-                <w:sz w:val="16"/>
+                <w:sz w:val="20"/>
               </w:rPr>
-              <w:t>▲ 0.03%</w:t>
+              <w:t>4.45</w:t>
             </w:r>
           </w:p>
         </w:tc>
         <w:tc>
           <w:tcPr>
-            <w:tcW w:w="1873" w:type="dxa"/>
-            <w:shd w:val="clear" w:color="auto" w:fill="F4F4F2"/>
-            <w:tcMar>
-              <w:top w:w="35" w:type="dxa"/>
-              <w:left w:w="90" w:type="dxa"/>
-              <w:bottom w:w="35" w:type="dxa"/>
-              <w:right w:w="90" w:type="dxa"/>
-            </w:tcMar>
-            <w:vAlign w:val="center"/>
+            <w:tcW w:type="dxa" w:w="2160"/>
+            <w:shd w:fill="FFFFFF"/>
           </w:tcPr>
           <w:p>
             <w:pPr>
-              <w:jc w:val="center"/>
-              <w:rPr>
-                <w:sz w:val="16"/>
-              </w:rPr>
+              <w:spacing w:before="0" w:after="0" w:line="240" w:lineRule="auto"/>
             </w:pPr>
             <w:r>
               <w:rPr>
                 <w:rFonts w:ascii="Noto Sans" w:hAnsi="Noto Sans"/>
-                <w:b/>
+                <w:b w:val="0"/>
                 <w:color w:val="000000"/>
-                <w:sz w:val="16"/>
+                <w:sz w:val="20"/>
               </w:rPr>
-              <w:t>▲ 3.12%</w:t>
+              <w:t>0.86</w:t>
+            </w:r>
+          </w:p>
+        </w:tc>
+      </w:tr>
+      <w:tr>
+        <w:trPr>
+          <w:cantSplit/>
+        </w:trPr>
+        <w:tc>
+          <w:tcPr>
+            <w:tcW w:type="dxa" w:w="4464"/>
+            <w:shd w:fill="F4F4F2"/>
+          </w:tcPr>
+          <w:p>
+            <w:pPr>
+              <w:spacing w:before="0" w:after="0" w:line="240" w:lineRule="auto"/>
+            </w:pPr>
+            <w:r>
+              <w:rPr>
+                <w:rFonts w:ascii="Noto Sans" w:hAnsi="Noto Sans"/>
+                <w:b w:val="0"/>
+                <w:color w:val="000000"/>
+                <w:sz w:val="20"/>
+              </w:rPr>
+              <w:t>Secundarias</w:t>
             </w:r>
           </w:p>
         </w:tc>
         <w:tc>
           <w:tcPr>
-            <w:tcW w:w="1874" w:type="dxa"/>
-            <w:shd w:val="clear" w:color="auto" w:fill="F4F4F2"/>
-            <w:tcMar>
-              <w:top w:w="35" w:type="dxa"/>
-              <w:left w:w="90" w:type="dxa"/>
-              <w:bottom w:w="35" w:type="dxa"/>
-              <w:right w:w="90" w:type="dxa"/>
-            </w:tcMar>
-            <w:vAlign w:val="center"/>
+            <w:tcW w:type="dxa" w:w="2160"/>
+            <w:shd w:fill="F4F4F2"/>
           </w:tcPr>
           <w:p>
             <w:pPr>
-              <w:jc w:val="center"/>
-              <w:rPr>
-                <w:sz w:val="16"/>
-              </w:rPr>
+              <w:spacing w:before="0" w:after="0" w:line="240" w:lineRule="auto"/>
             </w:pPr>
             <w:r>
               <w:rPr>
                 <w:rFonts w:ascii="Noto Sans" w:hAnsi="Noto Sans"/>
-                <w:b/>
+                <w:b w:val="0"/>
                 <w:color w:val="000000"/>
-                <w:sz w:val="16"/>
+                <w:sz w:val="20"/>
               </w:rPr>
-              <w:t>▲ 3.51%</w:t>
+              <w:t>1.50</w:t>
+            </w:r>
+          </w:p>
+        </w:tc>
+        <w:tc>
+          <w:tcPr>
+            <w:tcW w:type="dxa" w:w="2160"/>
+            <w:shd w:fill="F4F4F2"/>
+          </w:tcPr>
+          <w:p>
+            <w:pPr>
+              <w:spacing w:before="0" w:after="0" w:line="240" w:lineRule="auto"/>
+            </w:pPr>
+            <w:r>
+              <w:rPr>
+                <w:rFonts w:ascii="Noto Sans" w:hAnsi="Noto Sans"/>
+                <w:b w:val="0"/>
+                <w:color w:val="000000"/>
+                <w:sz w:val="20"/>
+              </w:rPr>
+              <w:t>4.01</w:t>
             </w:r>
           </w:p>
         </w:tc>
       </w:tr>
       <w:tr>
+        <w:trPr>
+          <w:cantSplit/>
+        </w:trPr>
         <w:tc>
           <w:tcPr>
-            <w:tcW w:w="3200" w:type="dxa"/>
-            <w:tcMar>
-              <w:top w:w="35" w:type="dxa"/>
-              <w:left w:w="90" w:type="dxa"/>
-              <w:bottom w:w="35" w:type="dxa"/>
-              <w:right w:w="90" w:type="dxa"/>
-            </w:tcMar>
-            <w:vAlign w:val="center"/>
+            <w:tcW w:type="dxa" w:w="4464"/>
+            <w:shd w:fill="FFFFFF"/>
           </w:tcPr>
           <w:p>
             <w:pPr>
-              <w:rPr>
-                <w:sz w:val="16"/>
-              </w:rPr>
+              <w:spacing w:before="0" w:after="0" w:line="240" w:lineRule="auto"/>
             </w:pPr>
             <w:r>
               <w:rPr>
                 <w:rFonts w:ascii="Noto Sans" w:hAnsi="Noto Sans"/>
+                <w:b w:val="0"/>
                 <w:color w:val="000000"/>
-                <w:sz w:val="16"/>
+                <w:sz w:val="20"/>
               </w:rPr>
-              <w:t xml:space="preserve">   Subyacente</w:t>
+              <w:t>Minería</w:t>
             </w:r>
           </w:p>
         </w:tc>
         <w:tc>
           <w:tcPr>
-            <w:tcW w:w="1873" w:type="dxa"/>
-            <w:tcMar>
-              <w:top w:w="35" w:type="dxa"/>
-              <w:left w:w="90" w:type="dxa"/>
-              <w:bottom w:w="35" w:type="dxa"/>
-              <w:right w:w="90" w:type="dxa"/>
-            </w:tcMar>
-            <w:vAlign w:val="center"/>
+            <w:tcW w:type="dxa" w:w="2160"/>
+            <w:shd w:fill="FFFFFF"/>
           </w:tcPr>
           <w:p>
             <w:pPr>
-              <w:jc w:val="center"/>
-              <w:rPr>
-                <w:sz w:val="16"/>
-              </w:rPr>
+              <w:spacing w:before="0" w:after="0" w:line="240" w:lineRule="auto"/>
             </w:pPr>
             <w:r>
               <w:rPr>
                 <w:rFonts w:ascii="Noto Sans" w:hAnsi="Noto Sans"/>
+                <w:b w:val="0"/>
                 <w:color w:val="000000"/>
-                <w:sz w:val="16"/>
+                <w:sz w:val="20"/>
               </w:rPr>
-              <w:t>▲ 0.23%</w:t>
+              <w:t>13.27</w:t>
             </w:r>
           </w:p>
         </w:tc>
         <w:tc>
           <w:tcPr>
-            <w:tcW w:w="1873" w:type="dxa"/>
-            <w:tcMar>
-              <w:top w:w="35" w:type="dxa"/>
-              <w:left w:w="90" w:type="dxa"/>
-              <w:bottom w:w="35" w:type="dxa"/>
-              <w:right w:w="90" w:type="dxa"/>
-            </w:tcMar>
-            <w:vAlign w:val="center"/>
+            <w:tcW w:type="dxa" w:w="2160"/>
+            <w:shd w:fill="FFFFFF"/>
           </w:tcPr>
           <w:p>
             <w:pPr>
-              <w:jc w:val="center"/>
-              <w:rPr>
-                <w:sz w:val="16"/>
-              </w:rPr>
+              <w:spacing w:before="0" w:after="0" w:line="240" w:lineRule="auto"/>
             </w:pPr>
             <w:r>
               <w:rPr>
                 <w:rFonts w:ascii="Noto Sans" w:hAnsi="Noto Sans"/>
+                <w:b w:val="0"/>
                 <w:color w:val="000000"/>
-                <w:sz w:val="16"/>
+                <w:sz w:val="20"/>
               </w:rPr>
-              <w:t>▲ 3.95%</w:t>
+              <w:t>23.84</w:t>
+            </w:r>
+          </w:p>
+        </w:tc>
+      </w:tr>
+      <w:tr>
+        <w:trPr>
+          <w:cantSplit/>
+        </w:trPr>
+        <w:tc>
+          <w:tcPr>
+            <w:tcW w:type="dxa" w:w="4464"/>
+            <w:shd w:fill="F4F4F2"/>
+          </w:tcPr>
+          <w:p>
+            <w:pPr>
+              <w:spacing w:before="0" w:after="0" w:line="240" w:lineRule="auto"/>
+            </w:pPr>
+            <w:r>
+              <w:rPr>
+                <w:rFonts w:ascii="Noto Sans" w:hAnsi="Noto Sans"/>
+                <w:b w:val="0"/>
+                <w:color w:val="000000"/>
+                <w:sz w:val="20"/>
+              </w:rPr>
+              <w:t>Energía, agua y gas</w:t>
             </w:r>
           </w:p>
         </w:tc>
         <w:tc>
           <w:tcPr>
-            <w:tcW w:w="1874" w:type="dxa"/>
-            <w:tcMar>
-              <w:top w:w="35" w:type="dxa"/>
-              <w:left w:w="90" w:type="dxa"/>
-              <w:bottom w:w="35" w:type="dxa"/>
-              <w:right w:w="90" w:type="dxa"/>
-            </w:tcMar>
-            <w:vAlign w:val="center"/>
+            <w:tcW w:type="dxa" w:w="2160"/>
+            <w:shd w:fill="F4F4F2"/>
           </w:tcPr>
           <w:p>
             <w:pPr>
-              <w:jc w:val="center"/>
-              <w:rPr>
-                <w:sz w:val="16"/>
-              </w:rPr>
+              <w:spacing w:before="0" w:after="0" w:line="240" w:lineRule="auto"/>
             </w:pPr>
             <w:r>
               <w:rPr>
                 <w:rFonts w:ascii="Noto Sans" w:hAnsi="Noto Sans"/>
+                <w:b w:val="0"/>
                 <w:color w:val="000000"/>
-                <w:sz w:val="16"/>
+                <w:sz w:val="20"/>
               </w:rPr>
-              <w:t>▲ 4.23%</w:t>
+              <w:t>0.02</w:t>
+            </w:r>
+          </w:p>
+        </w:tc>
+        <w:tc>
+          <w:tcPr>
+            <w:tcW w:type="dxa" w:w="2160"/>
+            <w:shd w:fill="F4F4F2"/>
+          </w:tcPr>
+          <w:p>
+            <w:pPr>
+              <w:spacing w:before="0" w:after="0" w:line="240" w:lineRule="auto"/>
+            </w:pPr>
+            <w:r>
+              <w:rPr>
+                <w:rFonts w:ascii="Noto Sans" w:hAnsi="Noto Sans"/>
+                <w:b w:val="0"/>
+                <w:color w:val="000000"/>
+                <w:sz w:val="20"/>
+              </w:rPr>
+              <w:t>-6.08</w:t>
             </w:r>
           </w:p>
         </w:tc>
       </w:tr>
       <w:tr>
+        <w:trPr>
+          <w:cantSplit/>
+        </w:trPr>
         <w:tc>
           <w:tcPr>
-            <w:tcW w:w="3200" w:type="dxa"/>
-            <w:shd w:val="clear" w:color="auto" w:fill="F4F4F2"/>
-            <w:tcMar>
-              <w:top w:w="35" w:type="dxa"/>
-              <w:left w:w="90" w:type="dxa"/>
-              <w:bottom w:w="35" w:type="dxa"/>
-              <w:right w:w="90" w:type="dxa"/>
-            </w:tcMar>
-            <w:vAlign w:val="center"/>
+            <w:tcW w:type="dxa" w:w="4464"/>
+            <w:shd w:fill="FFFFFF"/>
           </w:tcPr>
           <w:p>
             <w:pPr>
-              <w:rPr>
-                <w:sz w:val="16"/>
-              </w:rPr>
+              <w:spacing w:before="0" w:after="0" w:line="240" w:lineRule="auto"/>
             </w:pPr>
             <w:r>
               <w:rPr>
                 <w:rFonts w:ascii="Noto Sans" w:hAnsi="Noto Sans"/>
+                <w:b w:val="0"/>
                 <w:color w:val="000000"/>
-                <w:sz w:val="16"/>
+                <w:sz w:val="20"/>
               </w:rPr>
-              <w:t xml:space="preserve">   No subyacente</w:t>
+              <w:t>Construcción</w:t>
             </w:r>
           </w:p>
         </w:tc>
         <w:tc>
           <w:tcPr>
-            <w:tcW w:w="1873" w:type="dxa"/>
-            <w:shd w:val="clear" w:color="auto" w:fill="F4F4F2"/>
-            <w:tcMar>
-              <w:top w:w="35" w:type="dxa"/>
-              <w:left w:w="90" w:type="dxa"/>
-              <w:bottom w:w="35" w:type="dxa"/>
-              <w:right w:w="90" w:type="dxa"/>
-            </w:tcMar>
-            <w:vAlign w:val="center"/>
+            <w:tcW w:type="dxa" w:w="2160"/>
+            <w:shd w:fill="FFFFFF"/>
           </w:tcPr>
           <w:p>
             <w:pPr>
-              <w:jc w:val="center"/>
-              <w:rPr>
-                <w:sz w:val="16"/>
-              </w:rPr>
+              <w:spacing w:before="0" w:after="0" w:line="240" w:lineRule="auto"/>
             </w:pPr>
             <w:r>
               <w:rPr>
                 <w:rFonts w:ascii="Noto Sans" w:hAnsi="Noto Sans"/>
-                <w:color w:val="C00000"/>
-                <w:sz w:val="16"/>
+                <w:b w:val="0"/>
+                <w:color w:val="000000"/>
+                <w:sz w:val="20"/>
               </w:rPr>
-              <w:t>▼ -0.67%</w:t>
+              <w:t>0.17</w:t>
             </w:r>
           </w:p>
         </w:tc>
         <w:tc>
           <w:tcPr>
-            <w:tcW w:w="1873" w:type="dxa"/>
-            <w:shd w:val="clear" w:color="auto" w:fill="F4F4F2"/>
-            <w:tcMar>
-              <w:top w:w="35" w:type="dxa"/>
-              <w:left w:w="90" w:type="dxa"/>
-              <w:bottom w:w="35" w:type="dxa"/>
-              <w:right w:w="90" w:type="dxa"/>
-            </w:tcMar>
-            <w:vAlign w:val="center"/>
+            <w:tcW w:type="dxa" w:w="2160"/>
+            <w:shd w:fill="FFFFFF"/>
           </w:tcPr>
           <w:p>
             <w:pPr>
-              <w:jc w:val="center"/>
-              <w:rPr>
-                <w:sz w:val="16"/>
-              </w:rPr>
+              <w:spacing w:before="0" w:after="0" w:line="240" w:lineRule="auto"/>
             </w:pPr>
             <w:r>
               <w:rPr>
                 <w:rFonts w:ascii="Noto Sans" w:hAnsi="Noto Sans"/>
+                <w:b w:val="0"/>
                 <w:color w:val="000000"/>
-                <w:sz w:val="16"/>
+                <w:sz w:val="20"/>
               </w:rPr>
-              <w:t>▲ 0.29%</w:t>
+              <w:t>5.71</w:t>
+            </w:r>
+          </w:p>
+        </w:tc>
+      </w:tr>
+      <w:tr>
+        <w:trPr>
+          <w:cantSplit/>
+        </w:trPr>
+        <w:tc>
+          <w:tcPr>
+            <w:tcW w:type="dxa" w:w="4464"/>
+            <w:shd w:fill="F4F4F2"/>
+          </w:tcPr>
+          <w:p>
+            <w:pPr>
+              <w:spacing w:before="0" w:after="0" w:line="240" w:lineRule="auto"/>
+            </w:pPr>
+            <w:r>
+              <w:rPr>
+                <w:rFonts w:ascii="Noto Sans" w:hAnsi="Noto Sans"/>
+                <w:b w:val="0"/>
+                <w:color w:val="000000"/>
+                <w:sz w:val="20"/>
+              </w:rPr>
+              <w:t>Manufacturas</w:t>
             </w:r>
           </w:p>
         </w:tc>
         <w:tc>
           <w:tcPr>
-            <w:tcW w:w="1874" w:type="dxa"/>
-            <w:shd w:val="clear" w:color="auto" w:fill="F4F4F2"/>
-            <w:tcMar>
-              <w:top w:w="35" w:type="dxa"/>
-              <w:left w:w="90" w:type="dxa"/>
-              <w:bottom w:w="35" w:type="dxa"/>
-              <w:right w:w="90" w:type="dxa"/>
-            </w:tcMar>
-            <w:vAlign w:val="center"/>
+            <w:tcW w:type="dxa" w:w="2160"/>
+            <w:shd w:fill="F4F4F2"/>
           </w:tcPr>
           <w:p>
             <w:pPr>
-              <w:jc w:val="center"/>
-              <w:rPr>
-                <w:sz w:val="16"/>
-              </w:rPr>
+              <w:spacing w:before="0" w:after="0" w:line="240" w:lineRule="auto"/>
             </w:pPr>
             <w:r>
               <w:rPr>
                 <w:rFonts w:ascii="Noto Sans" w:hAnsi="Noto Sans"/>
+                <w:b w:val="0"/>
                 <w:color w:val="000000"/>
-                <w:sz w:val="16"/>
+                <w:sz w:val="20"/>
               </w:rPr>
-              <w:t>▲ 1.14%</w:t>
+              <w:t>0.70</w:t>
+            </w:r>
+          </w:p>
+        </w:tc>
+        <w:tc>
+          <w:tcPr>
+            <w:tcW w:type="dxa" w:w="2160"/>
+            <w:shd w:fill="F4F4F2"/>
+          </w:tcPr>
+          <w:p>
+            <w:pPr>
+              <w:spacing w:before="0" w:after="0" w:line="240" w:lineRule="auto"/>
+            </w:pPr>
+            <w:r>
+              <w:rPr>
+                <w:rFonts w:ascii="Noto Sans" w:hAnsi="Noto Sans"/>
+                <w:b w:val="0"/>
+                <w:color w:val="000000"/>
+                <w:sz w:val="20"/>
+              </w:rPr>
+              <w:t>2.48</w:t>
             </w:r>
           </w:p>
         </w:tc>
       </w:tr>
       <w:tr>
+        <w:trPr>
+          <w:cantSplit/>
+        </w:trPr>
         <w:tc>
           <w:tcPr>
-            <w:tcW w:w="3200" w:type="dxa"/>
-            <w:tcMar>
-              <w:top w:w="35" w:type="dxa"/>
-              <w:left w:w="90" w:type="dxa"/>
-              <w:bottom w:w="35" w:type="dxa"/>
-              <w:right w:w="90" w:type="dxa"/>
-            </w:tcMar>
-            <w:vAlign w:val="center"/>
+            <w:tcW w:type="dxa" w:w="4464"/>
+            <w:shd w:fill="FFFFFF"/>
           </w:tcPr>
           <w:p>
             <w:pPr>
-              <w:rPr>
-                <w:sz w:val="16"/>
-              </w:rPr>
+              <w:spacing w:before="0" w:after="0" w:line="240" w:lineRule="auto"/>
             </w:pPr>
             <w:r>
               <w:rPr>
                 <w:rFonts w:ascii="Noto Sans" w:hAnsi="Noto Sans"/>
-                <w:b/>
+                <w:b w:val="0"/>
                 <w:color w:val="000000"/>
-                <w:sz w:val="16"/>
+                <w:sz w:val="20"/>
               </w:rPr>
-              <w:t>INPP total</w:t>
+              <w:t>Terciarias</w:t>
             </w:r>
           </w:p>
         </w:tc>
         <w:tc>
           <w:tcPr>
-            <w:tcW w:w="1873" w:type="dxa"/>
-            <w:tcMar>
-              <w:top w:w="35" w:type="dxa"/>
-              <w:left w:w="90" w:type="dxa"/>
-              <w:bottom w:w="35" w:type="dxa"/>
-              <w:right w:w="90" w:type="dxa"/>
-            </w:tcMar>
-            <w:vAlign w:val="center"/>
+            <w:tcW w:type="dxa" w:w="2160"/>
+            <w:shd w:fill="FFFFFF"/>
           </w:tcPr>
           <w:p>
             <w:pPr>
-              <w:jc w:val="center"/>
-              <w:rPr>
-                <w:sz w:val="16"/>
-              </w:rPr>
+              <w:spacing w:before="0" w:after="0" w:line="240" w:lineRule="auto"/>
             </w:pPr>
             <w:r>
               <w:rPr>
                 <w:rFonts w:ascii="Noto Sans" w:hAnsi="Noto Sans"/>
-                <w:b/>
-                <w:color w:val="C00000"/>
-                <w:sz w:val="16"/>
+                <w:b w:val="0"/>
+                <w:color w:val="000000"/>
+                <w:sz w:val="20"/>
               </w:rPr>
-              <w:t>▼ -0.03%</w:t>
+              <w:t>0.76</w:t>
             </w:r>
           </w:p>
         </w:tc>
         <w:tc>
           <w:tcPr>
-            <w:tcW w:w="1873" w:type="dxa"/>
-            <w:tcMar>
-              <w:top w:w="35" w:type="dxa"/>
-              <w:left w:w="90" w:type="dxa"/>
-              <w:bottom w:w="35" w:type="dxa"/>
-              <w:right w:w="90" w:type="dxa"/>
-            </w:tcMar>
-            <w:vAlign w:val="center"/>
+            <w:tcW w:type="dxa" w:w="2160"/>
+            <w:shd w:fill="FFFFFF"/>
           </w:tcPr>
           <w:p>
             <w:pPr>
-              <w:jc w:val="center"/>
-              <w:rPr>
-                <w:sz w:val="16"/>
-              </w:rPr>
+              <w:spacing w:before="0" w:after="0" w:line="240" w:lineRule="auto"/>
             </w:pPr>
             <w:r>
               <w:rPr>
                 <w:rFonts w:ascii="Noto Sans" w:hAnsi="Noto Sans"/>
-                <w:b/>
+                <w:b w:val="0"/>
                 <w:color w:val="000000"/>
-                <w:sz w:val="16"/>
+                <w:sz w:val="20"/>
               </w:rPr>
-              <w:t>▲ 2.56%</w:t>
-            </w:r>
-          </w:p>
-        </w:tc>
-        <w:tc>
-          <w:tcPr>
-            <w:tcW w:w="1874" w:type="dxa"/>
-            <w:tcMar>
-              <w:top w:w="35" w:type="dxa"/>
-              <w:left w:w="90" w:type="dxa"/>
-              <w:bottom w:w="35" w:type="dxa"/>
-              <w:right w:w="90" w:type="dxa"/>
-            </w:tcMar>
-            <w:vAlign w:val="center"/>
-          </w:tcPr>
-          <w:p>
-            <w:pPr>
-              <w:jc w:val="center"/>
-              <w:rPr>
-                <w:sz w:val="16"/>
-              </w:rPr>
-            </w:pPr>
-            <w:r>
-              <w:rPr>
-                <w:rFonts w:ascii="Noto Sans" w:hAnsi="Noto Sans"/>
-                <w:b/>
-                <w:color w:val="000000"/>
-                <w:sz w:val="16"/>
-              </w:rPr>
-              <w:t>▲ 3.77%</w:t>
-            </w:r>
-          </w:p>
-        </w:tc>
-      </w:tr>
-      <w:tr>
-        <w:tc>
-          <w:tcPr>
-            <w:tcW w:w="3200" w:type="dxa"/>
-            <w:shd w:val="clear" w:color="auto" w:fill="F4F4F2"/>
-            <w:tcMar>
-              <w:top w:w="35" w:type="dxa"/>
-              <w:left w:w="90" w:type="dxa"/>
-              <w:bottom w:w="35" w:type="dxa"/>
-              <w:right w:w="90" w:type="dxa"/>
-            </w:tcMar>
-            <w:vAlign w:val="center"/>
-          </w:tcPr>
-          <w:p>
-            <w:pPr>
-              <w:rPr>
-                <w:sz w:val="16"/>
-              </w:rPr>
-            </w:pPr>
-            <w:r>
-              <w:rPr>
-                <w:rFonts w:ascii="Noto Sans" w:hAnsi="Noto Sans"/>
-                <w:color w:val="000000"/>
-                <w:sz w:val="16"/>
-              </w:rPr>
-              <w:t xml:space="preserve">   Uso intermedio</w:t>
-            </w:r>
-          </w:p>
-        </w:tc>
-        <w:tc>
-          <w:tcPr>
-            <w:tcW w:w="1873" w:type="dxa"/>
-            <w:shd w:val="clear" w:color="auto" w:fill="F4F4F2"/>
-            <w:tcMar>
-              <w:top w:w="35" w:type="dxa"/>
-              <w:left w:w="90" w:type="dxa"/>
-              <w:bottom w:w="35" w:type="dxa"/>
-              <w:right w:w="90" w:type="dxa"/>
-            </w:tcMar>
-            <w:vAlign w:val="center"/>
-          </w:tcPr>
-          <w:p>
-            <w:pPr>
-              <w:jc w:val="center"/>
-              <w:rPr>
-                <w:sz w:val="16"/>
-              </w:rPr>
-            </w:pPr>
-            <w:r>
-              <w:rPr>
-                <w:rFonts w:ascii="Noto Sans" w:hAnsi="Noto Sans"/>
-                <w:color w:val="C00000"/>
-                <w:sz w:val="16"/>
-              </w:rPr>
-              <w:t>▼ -0.16%</w:t>
-            </w:r>
-          </w:p>
-        </w:tc>
-        <w:tc>
-          <w:tcPr>
-            <w:tcW w:w="1873" w:type="dxa"/>
-            <w:shd w:val="clear" w:color="auto" w:fill="F4F4F2"/>
-            <w:tcMar>
-              <w:top w:w="35" w:type="dxa"/>
-              <w:left w:w="90" w:type="dxa"/>
-              <w:bottom w:w="35" w:type="dxa"/>
-              <w:right w:w="90" w:type="dxa"/>
-            </w:tcMar>
-            <w:vAlign w:val="center"/>
-          </w:tcPr>
-          <w:p>
-            <w:pPr>
-              <w:jc w:val="center"/>
-              <w:rPr>
-                <w:sz w:val="16"/>
-              </w:rPr>
-            </w:pPr>
-            <w:r>
-              <w:rPr>
-                <w:rFonts w:ascii="Noto Sans" w:hAnsi="Noto Sans"/>
-                <w:color w:val="000000"/>
-                <w:sz w:val="16"/>
-              </w:rPr>
-              <w:t>▲ 1.73%</w:t>
-            </w:r>
-          </w:p>
-        </w:tc>
-        <w:tc>
-          <w:tcPr>
-            <w:tcW w:w="1874" w:type="dxa"/>
-            <w:shd w:val="clear" w:color="auto" w:fill="F4F4F2"/>
-            <w:tcMar>
-              <w:top w:w="35" w:type="dxa"/>
-              <w:left w:w="90" w:type="dxa"/>
-              <w:bottom w:w="35" w:type="dxa"/>
-              <w:right w:w="90" w:type="dxa"/>
-            </w:tcMar>
-            <w:vAlign w:val="center"/>
-          </w:tcPr>
-          <w:p>
-            <w:pPr>
-              <w:jc w:val="center"/>
-              <w:rPr>
-                <w:sz w:val="16"/>
-              </w:rPr>
-            </w:pPr>
-            <w:r>
-              <w:rPr>
-                <w:rFonts w:ascii="Noto Sans" w:hAnsi="Noto Sans"/>
-                <w:color w:val="000000"/>
-                <w:sz w:val="16"/>
-              </w:rPr>
-              <w:t>▲ 3.11%</w:t>
-            </w:r>
-          </w:p>
-        </w:tc>
-      </w:tr>
-      <w:tr>
-        <w:tc>
-          <w:tcPr>
-            <w:tcW w:w="3200" w:type="dxa"/>
-            <w:tcMar>
-              <w:top w:w="35" w:type="dxa"/>
-              <w:left w:w="90" w:type="dxa"/>
-              <w:bottom w:w="35" w:type="dxa"/>
-              <w:right w:w="90" w:type="dxa"/>
-            </w:tcMar>
-            <w:vAlign w:val="center"/>
-          </w:tcPr>
-          <w:p>
-            <w:pPr>
-              <w:rPr>
-                <w:sz w:val="16"/>
-              </w:rPr>
-            </w:pPr>
-            <w:r>
-              <w:rPr>
-                <w:rFonts w:ascii="Noto Sans" w:hAnsi="Noto Sans"/>
-                <w:color w:val="000000"/>
-                <w:sz w:val="16"/>
-              </w:rPr>
-              <w:t xml:space="preserve">   Finales</w:t>
-            </w:r>
-          </w:p>
-        </w:tc>
-        <w:tc>
-          <w:tcPr>
-            <w:tcW w:w="1873" w:type="dxa"/>
-            <w:tcMar>
-              <w:top w:w="35" w:type="dxa"/>
-              <w:left w:w="90" w:type="dxa"/>
-              <w:bottom w:w="35" w:type="dxa"/>
-              <w:right w:w="90" w:type="dxa"/>
-            </w:tcMar>
-            <w:vAlign w:val="center"/>
-          </w:tcPr>
-          <w:p>
-            <w:pPr>
-              <w:jc w:val="center"/>
-              <w:rPr>
-                <w:sz w:val="16"/>
-              </w:rPr>
-            </w:pPr>
-            <w:r>
-              <w:rPr>
-                <w:rFonts w:ascii="Noto Sans" w:hAnsi="Noto Sans"/>
-                <w:color w:val="000000"/>
-                <w:sz w:val="16"/>
-              </w:rPr>
-              <w:t>▲ 0.02%</w:t>
-            </w:r>
-          </w:p>
-        </w:tc>
-        <w:tc>
-          <w:tcPr>
-            <w:tcW w:w="1873" w:type="dxa"/>
-            <w:tcMar>
-              <w:top w:w="35" w:type="dxa"/>
-              <w:left w:w="90" w:type="dxa"/>
-              <w:bottom w:w="35" w:type="dxa"/>
-              <w:right w:w="90" w:type="dxa"/>
-            </w:tcMar>
-            <w:vAlign w:val="center"/>
-          </w:tcPr>
-          <w:p>
-            <w:pPr>
-              <w:jc w:val="center"/>
-              <w:rPr>
-                <w:sz w:val="16"/>
-              </w:rPr>
-            </w:pPr>
-            <w:r>
-              <w:rPr>
-                <w:rFonts w:ascii="Noto Sans" w:hAnsi="Noto Sans"/>
-                <w:color w:val="000000"/>
-                <w:sz w:val="16"/>
-              </w:rPr>
-              <w:t>▲ 2.90%</w:t>
-            </w:r>
-          </w:p>
-        </w:tc>
-        <w:tc>
-          <w:tcPr>
-            <w:tcW w:w="1874" w:type="dxa"/>
-            <w:tcMar>
-              <w:top w:w="35" w:type="dxa"/>
-              <w:left w:w="90" w:type="dxa"/>
-              <w:bottom w:w="35" w:type="dxa"/>
-              <w:right w:w="90" w:type="dxa"/>
-            </w:tcMar>
-            <w:vAlign w:val="center"/>
-          </w:tcPr>
-          <w:p>
-            <w:pPr>
-              <w:jc w:val="center"/>
-              <w:rPr>
-                <w:sz w:val="16"/>
-              </w:rPr>
-            </w:pPr>
-            <w:r>
-              <w:rPr>
-                <w:rFonts w:ascii="Noto Sans" w:hAnsi="Noto Sans"/>
-                <w:color w:val="000000"/>
-                <w:sz w:val="16"/>
-              </w:rPr>
-              <w:t>▲ 4.03%</w:t>
-            </w:r>
-          </w:p>
-        </w:tc>
-      </w:tr>
-      <w:tr>
-        <w:tc>
-          <w:tcPr>
-            <w:tcW w:w="3200" w:type="dxa"/>
-            <w:shd w:val="clear" w:color="auto" w:fill="F4F4F2"/>
-            <w:tcMar>
-              <w:top w:w="35" w:type="dxa"/>
-              <w:left w:w="90" w:type="dxa"/>
-              <w:bottom w:w="35" w:type="dxa"/>
-              <w:right w:w="90" w:type="dxa"/>
-            </w:tcMar>
-            <w:vAlign w:val="center"/>
-          </w:tcPr>
-          <w:p>
-            <w:pPr>
-              <w:rPr>
-                <w:sz w:val="16"/>
-              </w:rPr>
-            </w:pPr>
-            <w:r>
-              <w:rPr>
-                <w:rFonts w:ascii="Noto Sans" w:hAnsi="Noto Sans"/>
-                <w:color w:val="000000"/>
-                <w:sz w:val="16"/>
-              </w:rPr>
-              <w:t xml:space="preserve">   Primarias</w:t>
-            </w:r>
-          </w:p>
-        </w:tc>
-        <w:tc>
-          <w:tcPr>
-            <w:tcW w:w="1873" w:type="dxa"/>
-            <w:shd w:val="clear" w:color="auto" w:fill="F4F4F2"/>
-            <w:tcMar>
-              <w:top w:w="35" w:type="dxa"/>
-              <w:left w:w="90" w:type="dxa"/>
-              <w:bottom w:w="35" w:type="dxa"/>
-              <w:right w:w="90" w:type="dxa"/>
-            </w:tcMar>
-            <w:vAlign w:val="center"/>
-          </w:tcPr>
-          <w:p>
-            <w:pPr>
-              <w:jc w:val="center"/>
-              <w:rPr>
-                <w:sz w:val="16"/>
-              </w:rPr>
-            </w:pPr>
-            <w:r>
-              <w:rPr>
-                <w:rFonts w:ascii="Noto Sans" w:hAnsi="Noto Sans"/>
-                <w:color w:val="C00000"/>
-                <w:sz w:val="16"/>
-              </w:rPr>
-              <w:t>▼ -1.56%</w:t>
-            </w:r>
-          </w:p>
-        </w:tc>
-        <w:tc>
-          <w:tcPr>
-            <w:tcW w:w="1873" w:type="dxa"/>
-            <w:shd w:val="clear" w:color="auto" w:fill="F4F4F2"/>
-            <w:tcMar>
-              <w:top w:w="35" w:type="dxa"/>
-              <w:left w:w="90" w:type="dxa"/>
-              <w:bottom w:w="35" w:type="dxa"/>
-              <w:right w:w="90" w:type="dxa"/>
-            </w:tcMar>
-            <w:vAlign w:val="center"/>
-          </w:tcPr>
-          <w:p>
-            <w:pPr>
-              <w:jc w:val="center"/>
-              <w:rPr>
-                <w:sz w:val="16"/>
-              </w:rPr>
-            </w:pPr>
-            <w:r>
-              <w:rPr>
-                <w:rFonts w:ascii="Noto Sans" w:hAnsi="Noto Sans"/>
-                <w:color w:val="C00000"/>
-                <w:sz w:val="16"/>
-              </w:rPr>
-              <w:t>▼ -7.25%</w:t>
-            </w:r>
-          </w:p>
-        </w:tc>
-        <w:tc>
-          <w:tcPr>
-            <w:tcW w:w="1874" w:type="dxa"/>
-            <w:shd w:val="clear" w:color="auto" w:fill="F4F4F2"/>
-            <w:tcMar>
-              <w:top w:w="35" w:type="dxa"/>
-              <w:left w:w="90" w:type="dxa"/>
-              <w:bottom w:w="35" w:type="dxa"/>
-              <w:right w:w="90" w:type="dxa"/>
-            </w:tcMar>
-            <w:vAlign w:val="center"/>
-          </w:tcPr>
-          <w:p>
-            <w:pPr>
-              <w:jc w:val="center"/>
-              <w:rPr>
-                <w:sz w:val="16"/>
-              </w:rPr>
-            </w:pPr>
-            <w:r>
-              <w:rPr>
-                <w:rFonts w:ascii="Noto Sans" w:hAnsi="Noto Sans"/>
-                <w:color w:val="C00000"/>
-                <w:sz w:val="16"/>
-              </w:rPr>
-              <w:t>▼ -3.12%</w:t>
-            </w:r>
-          </w:p>
-        </w:tc>
-      </w:tr>
-      <w:tr>
-        <w:tc>
-          <w:tcPr>
-            <w:tcW w:w="3200" w:type="dxa"/>
-            <w:tcMar>
-              <w:top w:w="35" w:type="dxa"/>
-              <w:left w:w="90" w:type="dxa"/>
-              <w:bottom w:w="35" w:type="dxa"/>
-              <w:right w:w="90" w:type="dxa"/>
-            </w:tcMar>
-            <w:vAlign w:val="center"/>
-          </w:tcPr>
-          <w:p>
-            <w:pPr>
-              <w:rPr>
-                <w:sz w:val="16"/>
-              </w:rPr>
-            </w:pPr>
-            <w:r>
-              <w:rPr>
-                <w:rFonts w:ascii="Noto Sans" w:hAnsi="Noto Sans"/>
-                <w:color w:val="000000"/>
-                <w:sz w:val="16"/>
-              </w:rPr>
-              <w:t xml:space="preserve">   Secundarias</w:t>
-            </w:r>
-          </w:p>
-        </w:tc>
-        <w:tc>
-          <w:tcPr>
-            <w:tcW w:w="1873" w:type="dxa"/>
-            <w:tcMar>
-              <w:top w:w="35" w:type="dxa"/>
-              <w:left w:w="90" w:type="dxa"/>
-              <w:bottom w:w="35" w:type="dxa"/>
-              <w:right w:w="90" w:type="dxa"/>
-            </w:tcMar>
-            <w:vAlign w:val="center"/>
-          </w:tcPr>
-          <w:p>
-            <w:pPr>
-              <w:jc w:val="center"/>
-              <w:rPr>
-                <w:sz w:val="16"/>
-              </w:rPr>
-            </w:pPr>
-            <w:r>
-              <w:rPr>
-                <w:rFonts w:ascii="Noto Sans" w:hAnsi="Noto Sans"/>
-                <w:color w:val="C00000"/>
-                <w:sz w:val="16"/>
-              </w:rPr>
-              <w:t>▼ -0.13%</w:t>
-            </w:r>
-          </w:p>
-        </w:tc>
-        <w:tc>
-          <w:tcPr>
-            <w:tcW w:w="1873" w:type="dxa"/>
-            <w:tcMar>
-              <w:top w:w="35" w:type="dxa"/>
-              <w:left w:w="90" w:type="dxa"/>
-              <w:bottom w:w="35" w:type="dxa"/>
-              <w:right w:w="90" w:type="dxa"/>
-            </w:tcMar>
-            <w:vAlign w:val="center"/>
-          </w:tcPr>
-          <w:p>
-            <w:pPr>
-              <w:jc w:val="center"/>
-              <w:rPr>
-                <w:sz w:val="16"/>
-              </w:rPr>
-            </w:pPr>
-            <w:r>
-              <w:rPr>
-                <w:rFonts w:ascii="Noto Sans" w:hAnsi="Noto Sans"/>
-                <w:color w:val="000000"/>
-                <w:sz w:val="16"/>
-              </w:rPr>
-              <w:t>▲ 2.40%</w:t>
-            </w:r>
-          </w:p>
-        </w:tc>
-        <w:tc>
-          <w:tcPr>
-            <w:tcW w:w="1874" w:type="dxa"/>
-            <w:tcMar>
-              <w:top w:w="35" w:type="dxa"/>
-              <w:left w:w="90" w:type="dxa"/>
-              <w:bottom w:w="35" w:type="dxa"/>
-              <w:right w:w="90" w:type="dxa"/>
-            </w:tcMar>
-            <w:vAlign w:val="center"/>
-          </w:tcPr>
-          <w:p>
-            <w:pPr>
-              <w:jc w:val="center"/>
-              <w:rPr>
-                <w:sz w:val="16"/>
-              </w:rPr>
-            </w:pPr>
-            <w:r>
-              <w:rPr>
-                <w:rFonts w:ascii="Noto Sans" w:hAnsi="Noto Sans"/>
-                <w:color w:val="000000"/>
-                <w:sz w:val="16"/>
-              </w:rPr>
-              <w:t>▲ 4.01%</w:t>
-            </w:r>
-          </w:p>
-        </w:tc>
-      </w:tr>
-      <w:tr>
-        <w:tc>
-          <w:tcPr>
-            <w:tcW w:w="3200" w:type="dxa"/>
-            <w:shd w:val="clear" w:color="auto" w:fill="F4F4F2"/>
-            <w:tcMar>
-              <w:top w:w="35" w:type="dxa"/>
-              <w:left w:w="90" w:type="dxa"/>
-              <w:bottom w:w="35" w:type="dxa"/>
-              <w:right w:w="90" w:type="dxa"/>
-            </w:tcMar>
-            <w:vAlign w:val="center"/>
-          </w:tcPr>
-          <w:p>
-            <w:pPr>
-              <w:rPr>
-                <w:sz w:val="16"/>
-              </w:rPr>
-            </w:pPr>
-            <w:r>
-              <w:rPr>
-                <w:rFonts w:ascii="Noto Sans" w:hAnsi="Noto Sans"/>
-                <w:color w:val="000000"/>
-                <w:sz w:val="16"/>
-              </w:rPr>
-              <w:t xml:space="preserve">   Terciarias</w:t>
-            </w:r>
-          </w:p>
-        </w:tc>
-        <w:tc>
-          <w:tcPr>
-            <w:tcW w:w="1873" w:type="dxa"/>
-            <w:shd w:val="clear" w:color="auto" w:fill="F4F4F2"/>
-            <w:tcMar>
-              <w:top w:w="35" w:type="dxa"/>
-              <w:left w:w="90" w:type="dxa"/>
-              <w:bottom w:w="35" w:type="dxa"/>
-              <w:right w:w="90" w:type="dxa"/>
-            </w:tcMar>
-            <w:vAlign w:val="center"/>
-          </w:tcPr>
-          <w:p>
-            <w:pPr>
-              <w:jc w:val="center"/>
-              <w:rPr>
-                <w:sz w:val="16"/>
-              </w:rPr>
-            </w:pPr>
-            <w:r>
-              <w:rPr>
-                <w:rFonts w:ascii="Noto Sans" w:hAnsi="Noto Sans"/>
-                <w:color w:val="000000"/>
-                <w:sz w:val="16"/>
-              </w:rPr>
-              <w:t>▲ 0.34%</w:t>
-            </w:r>
-          </w:p>
-        </w:tc>
-        <w:tc>
-          <w:tcPr>
-            <w:tcW w:w="1873" w:type="dxa"/>
-            <w:shd w:val="clear" w:color="auto" w:fill="F4F4F2"/>
-            <w:tcMar>
-              <w:top w:w="35" w:type="dxa"/>
-              <w:left w:w="90" w:type="dxa"/>
-              <w:bottom w:w="35" w:type="dxa"/>
-              <w:right w:w="90" w:type="dxa"/>
-            </w:tcMar>
-            <w:vAlign w:val="center"/>
-          </w:tcPr>
-          <w:p>
-            <w:pPr>
-              <w:jc w:val="center"/>
-              <w:rPr>
-                <w:sz w:val="16"/>
-              </w:rPr>
-            </w:pPr>
-            <w:r>
-              <w:rPr>
-                <w:rFonts w:ascii="Noto Sans" w:hAnsi="Noto Sans"/>
-                <w:color w:val="000000"/>
-                <w:sz w:val="16"/>
-              </w:rPr>
-              <w:t>▲ 4.14%</w:t>
-            </w:r>
-          </w:p>
-        </w:tc>
-        <w:tc>
-          <w:tcPr>
-            <w:tcW w:w="1874" w:type="dxa"/>
-            <w:shd w:val="clear" w:color="auto" w:fill="F4F4F2"/>
-            <w:tcMar>
-              <w:top w:w="35" w:type="dxa"/>
-              <w:left w:w="90" w:type="dxa"/>
-              <w:bottom w:w="35" w:type="dxa"/>
-              <w:right w:w="90" w:type="dxa"/>
-            </w:tcMar>
-            <w:vAlign w:val="center"/>
-          </w:tcPr>
-          <w:p>
-            <w:pPr>
-              <w:jc w:val="center"/>
-              <w:rPr>
-                <w:sz w:val="16"/>
-              </w:rPr>
-            </w:pPr>
-            <w:r>
-              <w:rPr>
-                <w:rFonts w:ascii="Noto Sans" w:hAnsi="Noto Sans"/>
-                <w:color w:val="000000"/>
-                <w:sz w:val="16"/>
-              </w:rPr>
-              <w:t>▲ 4.67%</w:t>
+              <w:t>4.52</w:t>
             </w:r>
           </w:p>
         </w:tc>
@@ -2176,83 +857,34 @@
     </w:tbl>
     <w:p>
       <w:pPr>
-        <w:spacing w:before="15" w:after="60"/>
-        <w:rPr>
-          <w:rFonts w:ascii="Noto Sans" w:eastAsia="Noto Sans" w:hAnsi="Noto Sans" w:cs="Noto Sans"/>
-          <w:color w:val="4C545B"/>
-          <w:sz w:val="4"/>
-          <w:szCs w:val="13"/>
-        </w:rPr>
-      </w:pPr>
-    </w:p>
-    <w:p>
-      <w:pPr>
-        <w:spacing w:before="15" w:after="60"/>
-        <w:rPr>
-          <w:rFonts w:ascii="Noto Sans" w:hAnsi="Noto Sans"/>
-          <w:color w:val="4C545B"/>
-          <w:sz w:val="16"/>
-          <w:szCs w:val="16"/>
-        </w:rPr>
+        <w:keepNext w:val="0"/>
+        <w:spacing w:before="0" w:after="0" w:line="240" w:lineRule="auto"/>
+        <w:jc w:val="both"/>
       </w:pPr>
       <w:r>
         <w:rPr>
           <w:rFonts w:ascii="Noto Sans" w:hAnsi="Noto Sans"/>
-          <w:color w:val="4C545B"/>
+          <w:b w:val="0"/>
+          <w:color w:val="666666"/>
           <w:sz w:val="16"/>
-          <w:szCs w:val="16"/>
         </w:rPr>
-        <w:t>Nota: INPP incluye petróleo. Fuente: INEGI, INPC e INPP.</w:t>
+        <w:t>Fuente: INEGI, cuadro 1, p. 2. Comparaciones mensuales y anuales del mismo mes; no se mezclan quincenas ni se suman tasas de componentes.</w:t>
       </w:r>
     </w:p>
     <w:p>
-      <w:pPr>
-        <w:spacing w:before="15" w:after="60"/>
-        <w:rPr>
-          <w:sz w:val="16"/>
-          <w:szCs w:val="16"/>
-        </w:rPr>
-      </w:pPr>
-    </w:p>
-    <w:p>
-      <w:pPr>
-        <w:jc w:val="center"/>
-      </w:pPr>
       <w:r>
-        <w:rPr>
-          <w:rFonts w:ascii="Noto Sans" w:hAnsi="Noto Sans"/>
-          <w:b/>
-          <w:color w:val="10312B"/>
-          <w:sz w:val="22"/>
-        </w:rPr>
-        <w:t>Variación anual del INPC y del INPP en julio, 2024-2026</w:t>
-      </w:r>
-      <w:r>
-        <w:rPr>
-          <w:rFonts w:ascii="Noto Sans" w:hAnsi="Noto Sans"/>
-          <w:b/>
-          <w:color w:val="10312B"/>
-          <w:sz w:val="22"/>
-        </w:rPr>
-        <w:t>.</w:t>
-      </w:r>
-      <w:r>
-        <w:rPr>
-          <w:noProof/>
-        </w:rPr>
         <w:drawing>
-          <wp:inline distT="0" distB="0" distL="0" distR="0">
-            <wp:extent cx="5120640" cy="1447137"/>
-            <wp:effectExtent l="0" t="0" r="0" b="0"/>
+          <wp:inline xmlns:a="http://schemas.openxmlformats.org/drawingml/2006/main" xmlns:pic="http://schemas.openxmlformats.org/drawingml/2006/picture">
+            <wp:extent cx="5532120" cy="1496393"/>
             <wp:docPr id="1" name="Picture 1"/>
             <wp:cNvGraphicFramePr>
-              <a:graphicFrameLocks xmlns:a="http://schemas.openxmlformats.org/drawingml/2006/main" noChangeAspect="1"/>
+              <a:graphicFrameLocks noChangeAspect="1"/>
             </wp:cNvGraphicFramePr>
-            <a:graphic xmlns:a="http://schemas.openxmlformats.org/drawingml/2006/main">
+            <a:graphic>
               <a:graphicData uri="http://schemas.openxmlformats.org/drawingml/2006/picture">
-                <pic:pic xmlns:pic="http://schemas.openxmlformats.org/drawingml/2006/picture">
+                <pic:pic>
                   <pic:nvPicPr>
-                    <pic:cNvPr id="0" name="chart_inpc_vs_inpp.png"/>
+                    <pic:cNvPr id="0" name="anual.png"/>
                     <pic:cNvPicPr/>
                   </pic:nvPicPr>
                   <pic:blipFill>
@@ -2264,11 +896,9 @@
                   <pic:spPr>
                     <a:xfrm>
                       <a:off x="0" y="0"/>
-                      <a:ext cx="5120640" cy="1447137"/>
+                      <a:ext cx="5532120" cy="1496393"/>
                     </a:xfrm>
-                    <a:prstGeom prst="rect">
-                      <a:avLst/>
-                    </a:prstGeom>
+                    <a:prstGeom prst="rect"/>
                   </pic:spPr>
                 </pic:pic>
               </a:graphicData>
@@ -2279,158 +909,786 @@
     </w:p>
     <w:p>
       <w:pPr>
-        <w:spacing w:before="10" w:after="60"/>
-        <w:rPr>
-          <w:rFonts w:ascii="Noto Sans" w:eastAsia="Noto Sans" w:hAnsi="Noto Sans" w:cs="Noto Sans"/>
-          <w:color w:val="4C545B"/>
-          <w:sz w:val="16"/>
-          <w:szCs w:val="16"/>
-        </w:rPr>
+        <w:keepNext w:val="0"/>
+        <w:spacing w:before="0" w:after="0" w:line="240" w:lineRule="auto"/>
+        <w:jc w:val="both"/>
       </w:pPr>
       <w:r>
         <w:rPr>
           <w:rFonts w:ascii="Noto Sans" w:hAnsi="Noto Sans"/>
-          <w:color w:val="4C545B"/>
-          <w:sz w:val="16"/>
-          <w:szCs w:val="16"/>
+          <w:b w:val="0"/>
+          <w:color w:val="000000"/>
+          <w:sz w:val="13"/>
         </w:rPr>
-        <w:t>Gráfica 1. Variación anual de julio, INPC vs. INPP, 2024-2026 (%). Fuente: INEGI, INPC e INPP, boletines del 7 de agosto de 2026.</w:t>
       </w:r>
     </w:p>
     <w:p>
       <w:pPr>
-        <w:spacing w:after="42"/>
-        <w:rPr>
-          <w:rFonts w:ascii="Noto Sans" w:eastAsia="Noto Sans" w:hAnsi="Noto Sans" w:cs="Noto Sans"/>
-          <w:b/>
-          <w:bCs/>
-          <w:color w:val="10312B"/>
-          <w:sz w:val="10"/>
-          <w:szCs w:val="21"/>
-        </w:rPr>
-      </w:pPr>
-    </w:p>
-    <w:p>
-      <w:pPr>
-        <w:shd w:val="clear" w:color="auto" w:fill="005E4C"/>
-        <w:spacing w:before="90" w:after="45"/>
+        <w:keepNext/>
+        <w:spacing w:before="0" w:after="0" w:line="240" w:lineRule="auto"/>
+        <w:jc w:val="both"/>
       </w:pPr>
       <w:r>
         <w:rPr>
-          <w:rFonts w:ascii="Noto Sans" w:eastAsia="Noto Sans" w:hAnsi="Noto Sans" w:cs="Noto Sans"/>
+          <w:rFonts w:ascii="Noto Sans" w:hAnsi="Noto Sans"/>
           <w:b/>
-          <w:bCs/>
-          <w:color w:val="FFFFFF"/>
-          <w:sz w:val="21"/>
-          <w:szCs w:val="21"/>
+          <w:color w:val="235B4C"/>
+          <w:sz w:val="22"/>
         </w:rPr>
-        <w:t>Análisis</w:t>
+        <w:t>Lectura del indicador</w:t>
       </w:r>
     </w:p>
     <w:p>
       <w:pPr>
-        <w:pStyle w:val="NormalWeb"/>
-        <w:numPr>
-          <w:ilvl w:val="0"/>
-          <w:numId w:val="37"/>
-        </w:numPr>
-        <w:spacing w:before="0" w:beforeAutospacing="0" w:after="0" w:afterAutospacing="0"/>
-        <w:ind w:left="425" w:hanging="357"/>
+        <w:keepNext w:val="0"/>
+        <w:spacing w:before="0" w:after="0" w:line="240" w:lineRule="auto"/>
         <w:jc w:val="both"/>
-        <w:rPr>
-          <w:rFonts w:ascii="Noto Sans" w:hAnsi="Noto Sans"/>
-          <w:sz w:val="22"/>
-          <w:lang w:eastAsia="es-ES_tradnl"/>
-        </w:rPr>
       </w:pPr>
       <w:r>
         <w:rPr>
           <w:rFonts w:ascii="Noto Sans" w:hAnsi="Noto Sans"/>
+          <w:b w:val="0"/>
+          <w:color w:val="000000"/>
           <w:sz w:val="22"/>
-          <w:lang w:eastAsia="es-ES_tradnl"/>
         </w:rPr>
-        <w:t>La inflación general se ubicó en 3.12% anual, apoyada por la reducción mensual del componente no subyacente, particularmente de productos agropecuarios.</w:t>
+        <w:t>El INPP cubre precios de la producción nacional para consumo interno y exportación. Su variación no mide volumen de producción ni anticipa un traslado automático o inmediato a los precios al consumidor.</w:t>
       </w:r>
     </w:p>
     <w:p>
-      <w:pPr>
-        <w:pStyle w:val="NormalWeb"/>
-        <w:numPr>
-          <w:ilvl w:val="0"/>
-          <w:numId w:val="37"/>
-        </w:numPr>
-        <w:ind w:left="426"/>
+      <w:r>
+        <w:br w:type="page"/>
+      </w:r>
+    </w:p>
+    <w:p>
+      <w:pPr>
+        <w:keepNext w:val="0"/>
+        <w:spacing w:before="0" w:after="0" w:line="240" w:lineRule="auto"/>
         <w:jc w:val="both"/>
-        <w:rPr>
-          <w:rFonts w:ascii="Noto Sans" w:hAnsi="Noto Sans"/>
-          <w:sz w:val="22"/>
-          <w:lang w:eastAsia="es-ES_tradnl"/>
-        </w:rPr>
       </w:pPr>
       <w:r>
         <w:rPr>
           <w:rFonts w:ascii="Noto Sans" w:hAnsi="Noto Sans"/>
-          <w:sz w:val="22"/>
-          <w:lang w:eastAsia="es-ES_tradnl"/>
+          <w:b w:val="0"/>
+          <w:color w:val="000000"/>
+          <w:sz w:val="13"/>
         </w:rPr>
-        <w:t>La inflación subyacente se mantuvo en 3.95%; los servicios registraron 4.36% anual, por lo que las presiones de carácter más persistente aún requieren seguimiento.</w:t>
       </w:r>
     </w:p>
     <w:p>
       <w:pPr>
-        <w:pStyle w:val="NormalWeb"/>
-        <w:numPr>
-          <w:ilvl w:val="0"/>
-          <w:numId w:val="37"/>
-        </w:numPr>
-        <w:ind w:left="426"/>
+        <w:keepNext/>
+        <w:spacing w:before="0" w:after="0" w:line="240" w:lineRule="auto"/>
         <w:jc w:val="both"/>
-        <w:rPr>
-          <w:rFonts w:ascii="Noto Sans Oriya" w:hAnsi="Noto Sans Oriya" w:cs="Noto Sans Oriya"/>
-        </w:rPr>
       </w:pPr>
       <w:r>
         <w:rPr>
           <w:rFonts w:ascii="Noto Sans" w:hAnsi="Noto Sans"/>
+          <w:b/>
+          <w:color w:val="235B4C"/>
           <w:sz w:val="22"/>
-          <w:lang w:eastAsia="es-ES_tradnl"/>
         </w:rPr>
-        <w:t>Los precios al productor aumentaron 2.56% anual y disminuyeron 0.03% mensual. Los bienes de uso intermedio crecieron 1.73% anual, lo que refleja presiones de costos moderadas, aunque con diferencias importantes entre sectores</w:t>
+        <w:t>Productos con incidencia al alza y a la baja</w:t>
       </w:r>
+    </w:p>
+    <w:tbl>
+      <w:tblPr>
+        <w:tblW w:type="auto" w:w="0"/>
+        <w:tblLayout w:type="fixed"/>
+        <w:tblLook w:firstColumn="1" w:firstRow="1" w:lastColumn="0" w:lastRow="0" w:noHBand="0" w:noVBand="1" w:val="04A0"/>
+      </w:tblPr>
+      <w:tblGrid>
+        <w:gridCol w:w="4464"/>
+        <w:gridCol w:w="2160"/>
+        <w:gridCol w:w="2160"/>
+      </w:tblGrid>
+      <w:tr>
+        <w:trPr>
+          <w:cantSplit/>
+          <w:tblHeader/>
+        </w:trPr>
+        <w:tc>
+          <w:tcPr>
+            <w:tcW w:type="dxa" w:w="4464"/>
+            <w:shd w:fill="10312B"/>
+          </w:tcPr>
+          <w:p>
+            <w:pPr>
+              <w:spacing w:before="0" w:after="0" w:line="240" w:lineRule="auto"/>
+            </w:pPr>
+            <w:r>
+              <w:rPr>
+                <w:rFonts w:ascii="Noto Sans" w:hAnsi="Noto Sans"/>
+                <w:b/>
+                <w:color w:val="FFFFFF"/>
+                <w:sz w:val="20"/>
+              </w:rPr>
+              <w:t>Producto genérico</w:t>
+            </w:r>
+          </w:p>
+        </w:tc>
+        <w:tc>
+          <w:tcPr>
+            <w:tcW w:type="dxa" w:w="2160"/>
+            <w:shd w:fill="10312B"/>
+          </w:tcPr>
+          <w:p>
+            <w:pPr>
+              <w:spacing w:before="0" w:after="0" w:line="240" w:lineRule="auto"/>
+            </w:pPr>
+            <w:r>
+              <w:rPr>
+                <w:rFonts w:ascii="Noto Sans" w:hAnsi="Noto Sans"/>
+                <w:b/>
+                <w:color w:val="FFFFFF"/>
+                <w:sz w:val="20"/>
+              </w:rPr>
+              <w:t>Mensual (%)</w:t>
+            </w:r>
+          </w:p>
+        </w:tc>
+        <w:tc>
+          <w:tcPr>
+            <w:tcW w:type="dxa" w:w="2160"/>
+            <w:shd w:fill="10312B"/>
+          </w:tcPr>
+          <w:p>
+            <w:pPr>
+              <w:spacing w:before="0" w:after="0" w:line="240" w:lineRule="auto"/>
+            </w:pPr>
+            <w:r>
+              <w:rPr>
+                <w:rFonts w:ascii="Noto Sans" w:hAnsi="Noto Sans"/>
+                <w:b/>
+                <w:color w:val="FFFFFF"/>
+                <w:sz w:val="20"/>
+              </w:rPr>
+              <w:t>Incidencia (pp)</w:t>
+            </w:r>
+          </w:p>
+        </w:tc>
+      </w:tr>
+      <w:tr>
+        <w:trPr>
+          <w:cantSplit/>
+        </w:trPr>
+        <w:tc>
+          <w:tcPr>
+            <w:tcW w:type="dxa" w:w="4464"/>
+            <w:shd w:fill="F4F4F2"/>
+          </w:tcPr>
+          <w:p>
+            <w:pPr>
+              <w:spacing w:before="0" w:after="0" w:line="240" w:lineRule="auto"/>
+            </w:pPr>
+            <w:r>
+              <w:rPr>
+                <w:rFonts w:ascii="Noto Sans" w:hAnsi="Noto Sans"/>
+                <w:b w:val="0"/>
+                <w:color w:val="000000"/>
+                <w:sz w:val="20"/>
+              </w:rPr>
+              <w:t>Petróleo crudo</w:t>
+            </w:r>
+          </w:p>
+        </w:tc>
+        <w:tc>
+          <w:tcPr>
+            <w:tcW w:type="dxa" w:w="2160"/>
+            <w:shd w:fill="F4F4F2"/>
+          </w:tcPr>
+          <w:p>
+            <w:pPr>
+              <w:spacing w:before="0" w:after="0" w:line="240" w:lineRule="auto"/>
+            </w:pPr>
+            <w:r>
+              <w:rPr>
+                <w:rFonts w:ascii="Noto Sans" w:hAnsi="Noto Sans"/>
+                <w:b w:val="0"/>
+                <w:color w:val="000000"/>
+                <w:sz w:val="20"/>
+              </w:rPr>
+              <w:t>34.04</w:t>
+            </w:r>
+          </w:p>
+        </w:tc>
+        <w:tc>
+          <w:tcPr>
+            <w:tcW w:type="dxa" w:w="2160"/>
+            <w:shd w:fill="F4F4F2"/>
+          </w:tcPr>
+          <w:p>
+            <w:pPr>
+              <w:spacing w:before="0" w:after="0" w:line="240" w:lineRule="auto"/>
+            </w:pPr>
+            <w:r>
+              <w:rPr>
+                <w:rFonts w:ascii="Noto Sans" w:hAnsi="Noto Sans"/>
+                <w:b w:val="0"/>
+                <w:color w:val="000000"/>
+                <w:sz w:val="20"/>
+              </w:rPr>
+              <w:t>0.587</w:t>
+            </w:r>
+          </w:p>
+        </w:tc>
+      </w:tr>
+      <w:tr>
+        <w:trPr>
+          <w:cantSplit/>
+        </w:trPr>
+        <w:tc>
+          <w:tcPr>
+            <w:tcW w:type="dxa" w:w="4464"/>
+            <w:shd w:fill="FFFFFF"/>
+          </w:tcPr>
+          <w:p>
+            <w:pPr>
+              <w:spacing w:before="0" w:after="0" w:line="240" w:lineRule="auto"/>
+            </w:pPr>
+            <w:r>
+              <w:rPr>
+                <w:rFonts w:ascii="Noto Sans" w:hAnsi="Noto Sans"/>
+                <w:b w:val="0"/>
+                <w:color w:val="000000"/>
+                <w:sz w:val="20"/>
+              </w:rPr>
+              <w:t>Gasolina</w:t>
+            </w:r>
+          </w:p>
+        </w:tc>
+        <w:tc>
+          <w:tcPr>
+            <w:tcW w:type="dxa" w:w="2160"/>
+            <w:shd w:fill="FFFFFF"/>
+          </w:tcPr>
+          <w:p>
+            <w:pPr>
+              <w:spacing w:before="0" w:after="0" w:line="240" w:lineRule="auto"/>
+            </w:pPr>
+            <w:r>
+              <w:rPr>
+                <w:rFonts w:ascii="Noto Sans" w:hAnsi="Noto Sans"/>
+                <w:b w:val="0"/>
+                <w:color w:val="000000"/>
+                <w:sz w:val="20"/>
+              </w:rPr>
+              <w:t>7.54</w:t>
+            </w:r>
+          </w:p>
+        </w:tc>
+        <w:tc>
+          <w:tcPr>
+            <w:tcW w:type="dxa" w:w="2160"/>
+            <w:shd w:fill="FFFFFF"/>
+          </w:tcPr>
+          <w:p>
+            <w:pPr>
+              <w:spacing w:before="0" w:after="0" w:line="240" w:lineRule="auto"/>
+            </w:pPr>
+            <w:r>
+              <w:rPr>
+                <w:rFonts w:ascii="Noto Sans" w:hAnsi="Noto Sans"/>
+                <w:b w:val="0"/>
+                <w:color w:val="000000"/>
+                <w:sz w:val="20"/>
+              </w:rPr>
+              <w:t>0.144</w:t>
+            </w:r>
+          </w:p>
+        </w:tc>
+      </w:tr>
+      <w:tr>
+        <w:trPr>
+          <w:cantSplit/>
+        </w:trPr>
+        <w:tc>
+          <w:tcPr>
+            <w:tcW w:type="dxa" w:w="4464"/>
+            <w:shd w:fill="F4F4F2"/>
+          </w:tcPr>
+          <w:p>
+            <w:pPr>
+              <w:spacing w:before="0" w:after="0" w:line="240" w:lineRule="auto"/>
+            </w:pPr>
+            <w:r>
+              <w:rPr>
+                <w:rFonts w:ascii="Noto Sans" w:hAnsi="Noto Sans"/>
+                <w:b w:val="0"/>
+                <w:color w:val="000000"/>
+                <w:sz w:val="20"/>
+              </w:rPr>
+              <w:t>Aves</w:t>
+            </w:r>
+          </w:p>
+        </w:tc>
+        <w:tc>
+          <w:tcPr>
+            <w:tcW w:type="dxa" w:w="2160"/>
+            <w:shd w:fill="F4F4F2"/>
+          </w:tcPr>
+          <w:p>
+            <w:pPr>
+              <w:spacing w:before="0" w:after="0" w:line="240" w:lineRule="auto"/>
+            </w:pPr>
+            <w:r>
+              <w:rPr>
+                <w:rFonts w:ascii="Noto Sans" w:hAnsi="Noto Sans"/>
+                <w:b w:val="0"/>
+                <w:color w:val="000000"/>
+                <w:sz w:val="20"/>
+              </w:rPr>
+              <w:t>27.99</w:t>
+            </w:r>
+          </w:p>
+        </w:tc>
+        <w:tc>
+          <w:tcPr>
+            <w:tcW w:type="dxa" w:w="2160"/>
+            <w:shd w:fill="F4F4F2"/>
+          </w:tcPr>
+          <w:p>
+            <w:pPr>
+              <w:spacing w:before="0" w:after="0" w:line="240" w:lineRule="auto"/>
+            </w:pPr>
+            <w:r>
+              <w:rPr>
+                <w:rFonts w:ascii="Noto Sans" w:hAnsi="Noto Sans"/>
+                <w:b w:val="0"/>
+                <w:color w:val="000000"/>
+                <w:sz w:val="20"/>
+              </w:rPr>
+              <w:t>0.100</w:t>
+            </w:r>
+          </w:p>
+        </w:tc>
+      </w:tr>
+      <w:tr>
+        <w:trPr>
+          <w:cantSplit/>
+        </w:trPr>
+        <w:tc>
+          <w:tcPr>
+            <w:tcW w:type="dxa" w:w="4464"/>
+            <w:shd w:fill="FFFFFF"/>
+          </w:tcPr>
+          <w:p>
+            <w:pPr>
+              <w:spacing w:before="0" w:after="0" w:line="240" w:lineRule="auto"/>
+            </w:pPr>
+            <w:r>
+              <w:rPr>
+                <w:rFonts w:ascii="Noto Sans" w:hAnsi="Noto Sans"/>
+                <w:b w:val="0"/>
+                <w:color w:val="000000"/>
+                <w:sz w:val="20"/>
+              </w:rPr>
+              <w:t>Aguacate</w:t>
+            </w:r>
+          </w:p>
+        </w:tc>
+        <w:tc>
+          <w:tcPr>
+            <w:tcW w:type="dxa" w:w="2160"/>
+            <w:shd w:fill="FFFFFF"/>
+          </w:tcPr>
+          <w:p>
+            <w:pPr>
+              <w:spacing w:before="0" w:after="0" w:line="240" w:lineRule="auto"/>
+            </w:pPr>
+            <w:r>
+              <w:rPr>
+                <w:rFonts w:ascii="Noto Sans" w:hAnsi="Noto Sans"/>
+                <w:b w:val="0"/>
+                <w:color w:val="000000"/>
+                <w:sz w:val="20"/>
+              </w:rPr>
+              <w:t>-12.92</w:t>
+            </w:r>
+          </w:p>
+        </w:tc>
+        <w:tc>
+          <w:tcPr>
+            <w:tcW w:type="dxa" w:w="2160"/>
+            <w:shd w:fill="FFFFFF"/>
+          </w:tcPr>
+          <w:p>
+            <w:pPr>
+              <w:spacing w:before="0" w:after="0" w:line="240" w:lineRule="auto"/>
+            </w:pPr>
+            <w:r>
+              <w:rPr>
+                <w:rFonts w:ascii="Noto Sans" w:hAnsi="Noto Sans"/>
+                <w:b w:val="0"/>
+                <w:color w:val="000000"/>
+                <w:sz w:val="20"/>
+              </w:rPr>
+              <w:t>-0.026</w:t>
+            </w:r>
+          </w:p>
+        </w:tc>
+      </w:tr>
+      <w:tr>
+        <w:trPr>
+          <w:cantSplit/>
+        </w:trPr>
+        <w:tc>
+          <w:tcPr>
+            <w:tcW w:type="dxa" w:w="4464"/>
+            <w:shd w:fill="F4F4F2"/>
+          </w:tcPr>
+          <w:p>
+            <w:pPr>
+              <w:spacing w:before="0" w:after="0" w:line="240" w:lineRule="auto"/>
+            </w:pPr>
+            <w:r>
+              <w:rPr>
+                <w:rFonts w:ascii="Noto Sans" w:hAnsi="Noto Sans"/>
+                <w:b w:val="0"/>
+                <w:color w:val="000000"/>
+                <w:sz w:val="20"/>
+              </w:rPr>
+              <w:t>Oro</w:t>
+            </w:r>
+          </w:p>
+        </w:tc>
+        <w:tc>
+          <w:tcPr>
+            <w:tcW w:type="dxa" w:w="2160"/>
+            <w:shd w:fill="F4F4F2"/>
+          </w:tcPr>
+          <w:p>
+            <w:pPr>
+              <w:spacing w:before="0" w:after="0" w:line="240" w:lineRule="auto"/>
+            </w:pPr>
+            <w:r>
+              <w:rPr>
+                <w:rFonts w:ascii="Noto Sans" w:hAnsi="Noto Sans"/>
+                <w:b w:val="0"/>
+                <w:color w:val="000000"/>
+                <w:sz w:val="20"/>
+              </w:rPr>
+              <w:t>-1.84</w:t>
+            </w:r>
+          </w:p>
+        </w:tc>
+        <w:tc>
+          <w:tcPr>
+            <w:tcW w:type="dxa" w:w="2160"/>
+            <w:shd w:fill="F4F4F2"/>
+          </w:tcPr>
+          <w:p>
+            <w:pPr>
+              <w:spacing w:before="0" w:after="0" w:line="240" w:lineRule="auto"/>
+            </w:pPr>
+            <w:r>
+              <w:rPr>
+                <w:rFonts w:ascii="Noto Sans" w:hAnsi="Noto Sans"/>
+                <w:b w:val="0"/>
+                <w:color w:val="000000"/>
+                <w:sz w:val="20"/>
+              </w:rPr>
+              <w:t>-0.021</w:t>
+            </w:r>
+          </w:p>
+        </w:tc>
+      </w:tr>
+      <w:tr>
+        <w:trPr>
+          <w:cantSplit/>
+        </w:trPr>
+        <w:tc>
+          <w:tcPr>
+            <w:tcW w:type="dxa" w:w="4464"/>
+            <w:shd w:fill="FFFFFF"/>
+          </w:tcPr>
+          <w:p>
+            <w:pPr>
+              <w:spacing w:before="0" w:after="0" w:line="240" w:lineRule="auto"/>
+            </w:pPr>
+            <w:r>
+              <w:rPr>
+                <w:rFonts w:ascii="Noto Sans" w:hAnsi="Noto Sans"/>
+                <w:b w:val="0"/>
+                <w:color w:val="000000"/>
+                <w:sz w:val="20"/>
+              </w:rPr>
+              <w:t>Papa</w:t>
+            </w:r>
+          </w:p>
+        </w:tc>
+        <w:tc>
+          <w:tcPr>
+            <w:tcW w:type="dxa" w:w="2160"/>
+            <w:shd w:fill="FFFFFF"/>
+          </w:tcPr>
+          <w:p>
+            <w:pPr>
+              <w:spacing w:before="0" w:after="0" w:line="240" w:lineRule="auto"/>
+            </w:pPr>
+            <w:r>
+              <w:rPr>
+                <w:rFonts w:ascii="Noto Sans" w:hAnsi="Noto Sans"/>
+                <w:b w:val="0"/>
+                <w:color w:val="000000"/>
+                <w:sz w:val="20"/>
+              </w:rPr>
+              <w:t>-17.18</w:t>
+            </w:r>
+          </w:p>
+        </w:tc>
+        <w:tc>
+          <w:tcPr>
+            <w:tcW w:type="dxa" w:w="2160"/>
+            <w:shd w:fill="FFFFFF"/>
+          </w:tcPr>
+          <w:p>
+            <w:pPr>
+              <w:spacing w:before="0" w:after="0" w:line="240" w:lineRule="auto"/>
+            </w:pPr>
+            <w:r>
+              <w:rPr>
+                <w:rFonts w:ascii="Noto Sans" w:hAnsi="Noto Sans"/>
+                <w:b w:val="0"/>
+                <w:color w:val="000000"/>
+                <w:sz w:val="20"/>
+              </w:rPr>
+              <w:t>-0.012</w:t>
+            </w:r>
+          </w:p>
+        </w:tc>
+      </w:tr>
+    </w:tbl>
+    <w:p>
+      <w:pPr>
+        <w:keepNext w:val="0"/>
+        <w:spacing w:before="0" w:after="0" w:line="240" w:lineRule="auto"/>
+        <w:jc w:val="both"/>
+      </w:pPr>
       <w:r>
         <w:rPr>
           <w:rFonts w:ascii="Noto Sans" w:hAnsi="Noto Sans"/>
-          <w:sz w:val="22"/>
+          <w:b w:val="0"/>
+          <w:color w:val="666666"/>
+          <w:sz w:val="16"/>
         </w:rPr>
-        <w:t>.</w:t>
+        <w:t>Selección: tres mayores incidencias positivas y tres negativas entre los genéricos destacados por el INEGI. No es un listado exhaustivo de toda la canasta. Incidencia mensual en puntos porcentuales (pp).</w:t>
       </w:r>
     </w:p>
     <w:p>
-      <w:pPr>
-        <w:spacing w:before="40"/>
-        <w:rPr>
-          <w:sz w:val="16"/>
-          <w:szCs w:val="16"/>
-        </w:rPr>
+      <w:r>
+        <w:drawing>
+          <wp:inline xmlns:a="http://schemas.openxmlformats.org/drawingml/2006/main" xmlns:pic="http://schemas.openxmlformats.org/drawingml/2006/picture">
+            <wp:extent cx="5532120" cy="1677774"/>
+            <wp:docPr id="2" name="Picture 2"/>
+            <wp:cNvGraphicFramePr>
+              <a:graphicFrameLocks noChangeAspect="1"/>
+            </wp:cNvGraphicFramePr>
+            <a:graphic>
+              <a:graphicData uri="http://schemas.openxmlformats.org/drawingml/2006/picture">
+                <pic:pic>
+                  <pic:nvPicPr>
+                    <pic:cNvPr id="0" name="incidencias.png"/>
+                    <pic:cNvPicPr/>
+                  </pic:nvPicPr>
+                  <pic:blipFill>
+                    <a:blip r:embed="rId15"/>
+                    <a:stretch>
+                      <a:fillRect/>
+                    </a:stretch>
+                  </pic:blipFill>
+                  <pic:spPr>
+                    <a:xfrm>
+                      <a:off x="0" y="0"/>
+                      <a:ext cx="5532120" cy="1677774"/>
+                    </a:xfrm>
+                    <a:prstGeom prst="rect"/>
+                  </pic:spPr>
+                </pic:pic>
+              </a:graphicData>
+            </a:graphic>
+          </wp:inline>
+        </w:drawing>
+      </w:r>
+    </w:p>
+    <w:p>
+      <w:pPr>
+        <w:keepNext w:val="0"/>
+        <w:spacing w:before="0" w:after="0" w:line="240" w:lineRule="auto"/>
+        <w:jc w:val="both"/>
       </w:pPr>
       <w:r>
         <w:rPr>
-          <w:rFonts w:ascii="Arial" w:hAnsi="Arial"/>
-          <w:color w:val="4C545B"/>
+          <w:rFonts w:ascii="Noto Sans" w:hAnsi="Noto Sans"/>
+          <w:b w:val="0"/>
+          <w:color w:val="666666"/>
           <w:sz w:val="16"/>
-          <w:szCs w:val="16"/>
         </w:rPr>
-        <w:t xml:space="preserve">Fuente: INEGI. Índice Nacional de Precios al Consumidor (INPC) e Índice Nacional de Precios Productor (INPP), boletines de indicador del 7 de agosto de 2026 (cifras de julio de 2026). </w:t>
+        <w:t>Fuente: cuadro 3, p. 5. Las barras usan incidencias oficiales; no se derivan multiplicando tasas por ponderaciones supuestas.</w:t>
       </w:r>
-      <w:bookmarkStart w:id="0" w:name="_GoBack"/>
-      <w:bookmarkEnd w:id="0"/>
+    </w:p>
+    <w:p>
+      <w:pPr>
+        <w:keepNext w:val="0"/>
+        <w:spacing w:before="0" w:after="0" w:line="240" w:lineRule="auto"/>
+        <w:jc w:val="both"/>
+      </w:pPr>
+      <w:r>
+        <w:rPr>
+          <w:rFonts w:ascii="Noto Sans" w:hAnsi="Noto Sans"/>
+          <w:b w:val="0"/>
+          <w:color w:val="000000"/>
+          <w:sz w:val="13"/>
+        </w:rPr>
+      </w:r>
+    </w:p>
+    <w:p>
+      <w:pPr>
+        <w:keepNext/>
+        <w:spacing w:before="0" w:after="0" w:line="240" w:lineRule="auto"/>
+        <w:jc w:val="both"/>
+      </w:pPr>
+      <w:r>
+        <w:rPr>
+          <w:rFonts w:ascii="Noto Sans" w:hAnsi="Noto Sans"/>
+          <w:b/>
+          <w:color w:val="235B4C"/>
+          <w:sz w:val="22"/>
+        </w:rPr>
+        <w:t>Interpretación de las incidencias</w:t>
+      </w:r>
+    </w:p>
+    <w:p>
+      <w:pPr>
+        <w:keepNext w:val="0"/>
+        <w:spacing w:before="0" w:after="0" w:line="240" w:lineRule="auto"/>
+        <w:jc w:val="both"/>
+      </w:pPr>
+      <w:r>
+        <w:rPr>
+          <w:rFonts w:ascii="Noto Sans" w:hAnsi="Noto Sans"/>
+          <w:b w:val="0"/>
+          <w:color w:val="000000"/>
+          <w:sz w:val="22"/>
+        </w:rPr>
+        <w:t>La variación porcentual describe el cambio del precio de cada producto. La incidencia mide su contribución al movimiento del índice general: una variación mayor no implica necesariamente una mayor incidencia. Esta selección no reconstruye la variación total.</w:t>
+      </w:r>
+    </w:p>
+    <w:p>
+      <w:pPr>
+        <w:keepNext w:val="0"/>
+        <w:spacing w:before="0" w:after="0" w:line="240" w:lineRule="auto"/>
+        <w:jc w:val="both"/>
+      </w:pPr>
+      <w:r>
+        <w:rPr>
+          <w:rFonts w:ascii="Noto Sans" w:hAnsi="Noto Sans"/>
+          <w:b w:val="0"/>
+          <w:color w:val="000000"/>
+          <w:sz w:val="22"/>
+        </w:rPr>
+        <w:t>Por destino, los precios de bienes y servicios finales de demanda interna registraron 4.29% anual, y los de exportación, 3.12%. Son variaciones de precios, no de valores o volúmenes exportados.</w:t>
+      </w:r>
+    </w:p>
+    <w:p>
+      <w:pPr>
+        <w:keepNext w:val="0"/>
+        <w:spacing w:before="0" w:after="0" w:line="240" w:lineRule="auto"/>
+        <w:jc w:val="both"/>
+      </w:pPr>
+      <w:r>
+        <w:rPr>
+          <w:rFonts w:ascii="Noto Sans" w:hAnsi="Noto Sans"/>
+          <w:b w:val="0"/>
+          <w:color w:val="000000"/>
+          <w:sz w:val="13"/>
+        </w:rPr>
+      </w:r>
+    </w:p>
+    <w:p>
+      <w:pPr>
+        <w:keepNext/>
+        <w:spacing w:before="0" w:after="0" w:line="240" w:lineRule="auto"/>
+        <w:jc w:val="both"/>
+      </w:pPr>
+      <w:r>
+        <w:rPr>
+          <w:rFonts w:ascii="Noto Sans" w:hAnsi="Noto Sans"/>
+          <w:b/>
+          <w:color w:val="235B4C"/>
+          <w:sz w:val="22"/>
+        </w:rPr>
+        <w:t>Notas metodológicas</w:t>
+      </w:r>
+    </w:p>
+    <w:p>
+      <w:pPr>
+        <w:keepNext w:val="0"/>
+        <w:spacing w:before="0" w:after="0" w:line="240" w:lineRule="auto"/>
+        <w:jc w:val="both"/>
+      </w:pPr>
+      <w:r>
+        <w:rPr>
+          <w:rFonts w:ascii="Noto Sans" w:hAnsi="Noto Sans"/>
+          <w:b w:val="0"/>
+          <w:color w:val="666666"/>
+          <w:sz w:val="16"/>
+        </w:rPr>
+        <w:t>Todas las cifras de esta nota corresponden a la cobertura incluida petróleo. No se equiparan con la serie sin petróleo. Los resultados del INPP son preliminares y susceptibles de actualización hasta cinco meses después de su publicación, conforme a la metodología de esta edición. No se atribuye causalidad sin evidencia.</w:t>
+      </w:r>
+    </w:p>
+    <w:p>
+      <w:pPr>
+        <w:keepNext w:val="0"/>
+        <w:spacing w:before="0" w:after="0" w:line="240" w:lineRule="auto"/>
+        <w:jc w:val="both"/>
+      </w:pPr>
+      <w:r>
+        <w:rPr>
+          <w:rFonts w:ascii="Noto Sans" w:hAnsi="Noto Sans"/>
+          <w:b w:val="0"/>
+          <w:color w:val="000000"/>
+          <w:sz w:val="13"/>
+        </w:rPr>
+      </w:r>
+    </w:p>
+    <w:p>
+      <w:pPr>
+        <w:keepNext w:val="0"/>
+        <w:spacing w:before="0" w:after="0" w:line="240" w:lineRule="auto"/>
+        <w:jc w:val="both"/>
+      </w:pPr>
+      <w:r>
+        <w:rPr>
+          <w:rFonts w:ascii="Noto Sans" w:hAnsi="Noto Sans"/>
+          <w:b w:val="0"/>
+          <w:color w:val="666666"/>
+          <w:sz w:val="16"/>
+        </w:rPr>
+        <w:t>INEGI, boletín 620/26, publicado el 2026-10-08. Lectura completa de 8 páginas; metodología en la última página. Variaciones e incidencias de la misma edición.</w:t>
+      </w:r>
+    </w:p>
+    <w:p>
+      <w:pPr>
+        <w:keepNext w:val="0"/>
+        <w:spacing w:before="0" w:after="0" w:line="240" w:lineRule="auto"/>
+        <w:jc w:val="both"/>
+      </w:pPr>
+      <w:r>
+        <w:rPr>
+          <w:rFonts w:ascii="Noto Sans" w:hAnsi="Noto Sans"/>
+          <w:b w:val="0"/>
+          <w:color w:val="666666"/>
+          <w:sz w:val="16"/>
+        </w:rPr>
+        <w:t>https://www.inegi.org.mx/contenidos/saladeprensa/boletines/2026/inpp/inpp2026_10.pdf</w:t>
+      </w:r>
     </w:p>
     <w:sectPr>
       <w:headerReference w:type="default" r:id="rId10"/>
       <w:footerReference w:type="even" r:id="rId11"/>
       <w:footerReference w:type="default" r:id="rId12"/>
       <w:pgSz w:w="12240" w:h="15840"/>
-      <w:pgMar w:top="792" w:right="1701" w:bottom="720" w:left="1701" w:header="708" w:footer="708" w:gutter="0"/>
+      <w:pgMar w:top="1134" w:right="1701" w:bottom="1134" w:left="1701" w:header="708" w:footer="708" w:gutter="0"/>
       <w:pgNumType w:start="1"/>
       <w:cols w:space="708"/>
       <w:docGrid w:linePitch="360"/>
@@ -2700,32 +1958,42 @@
     <w:pPr>
       <w:ind w:left="-426"/>
       <w:rPr>
-        <w:rFonts w:ascii="Noto Sans" w:hAnsi="Noto Sans" w:cs="Noto Sans"/>
+        <w:rFonts w:ascii="Calibri" w:hAnsi="Calibri" w:cs="Calibri"/>
         <w:b/>
-        <w:bCs/>
         <w:sz w:val="22"/>
-        <w:szCs w:val="22"/>
       </w:rPr>
     </w:pPr>
     <w:r>
       <w:rPr>
-        <w:rFonts w:ascii="Calibri" w:hAnsi="Calibri" w:cs="Calibri"/>
+        <w:rFonts w:ascii="Noto Sans" w:hAnsi="Noto Sans"/>
         <w:b/>
-        <w:bCs/>
         <w:sz w:val="22"/>
-        <w:szCs w:val="22"/>
-      </w:rPr>
-      <w:t>Subsecretaría de Industria y Comercio</w:t>
+      </w:rPr>
+      <w:t>S</w:t>
     </w:r>
     <w:r>
       <w:rPr>
-        <w:rFonts w:ascii="Noto Sans" w:hAnsi="Noto Sans" w:cs="Noto Sans"/>
+        <w:rFonts w:ascii="Noto Sans" w:hAnsi="Noto Sans"/>
         <w:b/>
-        <w:bCs/>
         <w:sz w:val="22"/>
-        <w:szCs w:val="22"/>
-      </w:rPr>
-      <w:t xml:space="preserve"> </w:t>
+      </w:rPr>
+      <w:t>ubs</w:t>
+    </w:r>
+    <w:r>
+      <w:rPr>
+        <w:rFonts w:ascii="Noto Sans" w:hAnsi="Noto Sans"/>
+        <w:b/>
+        <w:sz w:val="22"/>
+      </w:rPr>
+      <w:t xml:space="preserve">ecretaría de </w:t>
+    </w:r>
+    <w:r>
+      <w:rPr>
+        <w:rFonts w:ascii="Noto Sans" w:hAnsi="Noto Sans"/>
+        <w:b/>
+        <w:sz w:val="22"/>
+      </w:rPr>
+      <w:t>Industria y Comercio</w:t>
     </w:r>
   </w:p>
   <w:p>
@@ -3423,119 +2691,6 @@
     </w:lvl>
   </w:abstractNum>
   <w:abstractNum w:abstractNumId="5" w15:restartNumberingAfterBreak="0">
-    <w:nsid w:val="0F112835"/>
-    <w:multiLevelType w:val="hybridMultilevel"/>
-    <w:tmpl w:val="6138078E"/>
-    <w:lvl w:ilvl="0" w:tplc="040A0001">
-      <w:start w:val="1"/>
-      <w:numFmt w:val="bullet"/>
-      <w:lvlText w:val=""/>
-      <w:lvlJc w:val="left"/>
-      <w:pPr>
-        <w:ind w:left="720" w:hanging="360"/>
-      </w:pPr>
-      <w:rPr>
-        <w:rFonts w:ascii="Symbol" w:hAnsi="Symbol" w:hint="default"/>
-      </w:rPr>
-    </w:lvl>
-    <w:lvl w:ilvl="1" w:tplc="040A0003" w:tentative="1">
-      <w:start w:val="1"/>
-      <w:numFmt w:val="bullet"/>
-      <w:lvlText w:val="o"/>
-      <w:lvlJc w:val="left"/>
-      <w:pPr>
-        <w:ind w:left="1440" w:hanging="360"/>
-      </w:pPr>
-      <w:rPr>
-        <w:rFonts w:ascii="Courier New" w:hAnsi="Courier New" w:cs="Courier New" w:hint="default"/>
-      </w:rPr>
-    </w:lvl>
-    <w:lvl w:ilvl="2" w:tplc="040A0005" w:tentative="1">
-      <w:start w:val="1"/>
-      <w:numFmt w:val="bullet"/>
-      <w:lvlText w:val=""/>
-      <w:lvlJc w:val="left"/>
-      <w:pPr>
-        <w:ind w:left="2160" w:hanging="360"/>
-      </w:pPr>
-      <w:rPr>
-        <w:rFonts w:ascii="Wingdings" w:hAnsi="Wingdings" w:hint="default"/>
-      </w:rPr>
-    </w:lvl>
-    <w:lvl w:ilvl="3" w:tplc="040A0001" w:tentative="1">
-      <w:start w:val="1"/>
-      <w:numFmt w:val="bullet"/>
-      <w:lvlText w:val=""/>
-      <w:lvlJc w:val="left"/>
-      <w:pPr>
-        <w:ind w:left="2880" w:hanging="360"/>
-      </w:pPr>
-      <w:rPr>
-        <w:rFonts w:ascii="Symbol" w:hAnsi="Symbol" w:hint="default"/>
-      </w:rPr>
-    </w:lvl>
-    <w:lvl w:ilvl="4" w:tplc="040A0003" w:tentative="1">
-      <w:start w:val="1"/>
-      <w:numFmt w:val="bullet"/>
-      <w:lvlText w:val="o"/>
-      <w:lvlJc w:val="left"/>
-      <w:pPr>
-        <w:ind w:left="3600" w:hanging="360"/>
-      </w:pPr>
-      <w:rPr>
-        <w:rFonts w:ascii="Courier New" w:hAnsi="Courier New" w:cs="Courier New" w:hint="default"/>
-      </w:rPr>
-    </w:lvl>
-    <w:lvl w:ilvl="5" w:tplc="040A0005" w:tentative="1">
-      <w:start w:val="1"/>
-      <w:numFmt w:val="bullet"/>
-      <w:lvlText w:val=""/>
-      <w:lvlJc w:val="left"/>
-      <w:pPr>
-        <w:ind w:left="4320" w:hanging="360"/>
-      </w:pPr>
-      <w:rPr>
-        <w:rFonts w:ascii="Wingdings" w:hAnsi="Wingdings" w:hint="default"/>
-      </w:rPr>
-    </w:lvl>
-    <w:lvl w:ilvl="6" w:tplc="040A0001" w:tentative="1">
-      <w:start w:val="1"/>
-      <w:numFmt w:val="bullet"/>
-      <w:lvlText w:val=""/>
-      <w:lvlJc w:val="left"/>
-      <w:pPr>
-        <w:ind w:left="5040" w:hanging="360"/>
-      </w:pPr>
-      <w:rPr>
-        <w:rFonts w:ascii="Symbol" w:hAnsi="Symbol" w:hint="default"/>
-      </w:rPr>
-    </w:lvl>
-    <w:lvl w:ilvl="7" w:tplc="040A0003" w:tentative="1">
-      <w:start w:val="1"/>
-      <w:numFmt w:val="bullet"/>
-      <w:lvlText w:val="o"/>
-      <w:lvlJc w:val="left"/>
-      <w:pPr>
-        <w:ind w:left="5760" w:hanging="360"/>
-      </w:pPr>
-      <w:rPr>
-        <w:rFonts w:ascii="Courier New" w:hAnsi="Courier New" w:cs="Courier New" w:hint="default"/>
-      </w:rPr>
-    </w:lvl>
-    <w:lvl w:ilvl="8" w:tplc="040A0005" w:tentative="1">
-      <w:start w:val="1"/>
-      <w:numFmt w:val="bullet"/>
-      <w:lvlText w:val=""/>
-      <w:lvlJc w:val="left"/>
-      <w:pPr>
-        <w:ind w:left="6480" w:hanging="360"/>
-      </w:pPr>
-      <w:rPr>
-        <w:rFonts w:ascii="Wingdings" w:hAnsi="Wingdings" w:hint="default"/>
-      </w:rPr>
-    </w:lvl>
-  </w:abstractNum>
-  <w:abstractNum w:abstractNumId="6" w15:restartNumberingAfterBreak="0">
     <w:nsid w:val="10AA051B"/>
     <w:multiLevelType w:val="multilevel"/>
     <w:tmpl w:val="F70C50A6"/>
@@ -3684,7 +2839,7 @@
       </w:rPr>
     </w:lvl>
   </w:abstractNum>
-  <w:abstractNum w:abstractNumId="7" w15:restartNumberingAfterBreak="0">
+  <w:abstractNum w:abstractNumId="6" w15:restartNumberingAfterBreak="0">
     <w:nsid w:val="1AA26045"/>
     <w:multiLevelType w:val="hybridMultilevel"/>
     <w:tmpl w:val="2886F9F4"/>
@@ -3797,7 +2952,7 @@
       </w:rPr>
     </w:lvl>
   </w:abstractNum>
-  <w:abstractNum w:abstractNumId="8" w15:restartNumberingAfterBreak="0">
+  <w:abstractNum w:abstractNumId="7" w15:restartNumberingAfterBreak="0">
     <w:nsid w:val="1C4B1544"/>
     <w:multiLevelType w:val="multilevel"/>
     <w:tmpl w:val="1DC45634"/>
@@ -3946,7 +3101,7 @@
       </w:rPr>
     </w:lvl>
   </w:abstractNum>
-  <w:abstractNum w:abstractNumId="9" w15:restartNumberingAfterBreak="0">
+  <w:abstractNum w:abstractNumId="8" w15:restartNumberingAfterBreak="0">
     <w:nsid w:val="200E7BD5"/>
     <w:multiLevelType w:val="multilevel"/>
     <w:tmpl w:val="E21E2E2C"/>
@@ -4095,7 +3250,7 @@
       </w:rPr>
     </w:lvl>
   </w:abstractNum>
-  <w:abstractNum w:abstractNumId="10" w15:restartNumberingAfterBreak="0">
+  <w:abstractNum w:abstractNumId="9" w15:restartNumberingAfterBreak="0">
     <w:nsid w:val="20470303"/>
     <w:multiLevelType w:val="hybridMultilevel"/>
     <w:tmpl w:val="77764E72"/>
@@ -4208,7 +3363,7 @@
       </w:rPr>
     </w:lvl>
   </w:abstractNum>
-  <w:abstractNum w:abstractNumId="11" w15:restartNumberingAfterBreak="0">
+  <w:abstractNum w:abstractNumId="10" w15:restartNumberingAfterBreak="0">
     <w:nsid w:val="25613076"/>
     <w:multiLevelType w:val="multilevel"/>
     <w:tmpl w:val="DC6000B2"/>
@@ -4354,6 +3509,121 @@
       <w:rPr>
         <w:rFonts w:ascii="Wingdings" w:hAnsi="Wingdings" w:hint="default"/>
         <w:sz w:val="20"/>
+      </w:rPr>
+    </w:lvl>
+  </w:abstractNum>
+  <w:abstractNum w:abstractNumId="11" w15:restartNumberingAfterBreak="0">
+    <w:nsid w:val="25637F62"/>
+    <w:multiLevelType w:val="hybridMultilevel"/>
+    <w:tmpl w:val="491E8574"/>
+    <w:lvl w:ilvl="0" w:tplc="47363282">
+      <w:start w:val="1"/>
+      <w:numFmt w:val="bullet"/>
+      <w:lvlText w:val=""/>
+      <w:lvlJc w:val="left"/>
+      <w:pPr>
+        <w:ind w:left="720" w:hanging="360"/>
+      </w:pPr>
+      <w:rPr>
+        <w:rFonts w:ascii="Symbol" w:hAnsi="Symbol" w:hint="default"/>
+        <w:sz w:val="20"/>
+        <w:szCs w:val="20"/>
+      </w:rPr>
+    </w:lvl>
+    <w:lvl w:ilvl="1" w:tplc="040A0003" w:tentative="1">
+      <w:start w:val="1"/>
+      <w:numFmt w:val="bullet"/>
+      <w:lvlText w:val="o"/>
+      <w:lvlJc w:val="left"/>
+      <w:pPr>
+        <w:ind w:left="1440" w:hanging="360"/>
+      </w:pPr>
+      <w:rPr>
+        <w:rFonts w:ascii="Courier New" w:hAnsi="Courier New" w:cs="Courier New" w:hint="default"/>
+      </w:rPr>
+    </w:lvl>
+    <w:lvl w:ilvl="2" w:tplc="040A0005" w:tentative="1">
+      <w:start w:val="1"/>
+      <w:numFmt w:val="bullet"/>
+      <w:lvlText w:val=""/>
+      <w:lvlJc w:val="left"/>
+      <w:pPr>
+        <w:ind w:left="2160" w:hanging="360"/>
+      </w:pPr>
+      <w:rPr>
+        <w:rFonts w:ascii="Wingdings" w:hAnsi="Wingdings" w:hint="default"/>
+      </w:rPr>
+    </w:lvl>
+    <w:lvl w:ilvl="3" w:tplc="040A0001" w:tentative="1">
+      <w:start w:val="1"/>
+      <w:numFmt w:val="bullet"/>
+      <w:lvlText w:val=""/>
+      <w:lvlJc w:val="left"/>
+      <w:pPr>
+        <w:ind w:left="2880" w:hanging="360"/>
+      </w:pPr>
+      <w:rPr>
+        <w:rFonts w:ascii="Symbol" w:hAnsi="Symbol" w:hint="default"/>
+      </w:rPr>
+    </w:lvl>
+    <w:lvl w:ilvl="4" w:tplc="040A0003" w:tentative="1">
+      <w:start w:val="1"/>
+      <w:numFmt w:val="bullet"/>
+      <w:lvlText w:val="o"/>
+      <w:lvlJc w:val="left"/>
+      <w:pPr>
+        <w:ind w:left="3600" w:hanging="360"/>
+      </w:pPr>
+      <w:rPr>
+        <w:rFonts w:ascii="Courier New" w:hAnsi="Courier New" w:cs="Courier New" w:hint="default"/>
+      </w:rPr>
+    </w:lvl>
+    <w:lvl w:ilvl="5" w:tplc="040A0005" w:tentative="1">
+      <w:start w:val="1"/>
+      <w:numFmt w:val="bullet"/>
+      <w:lvlText w:val=""/>
+      <w:lvlJc w:val="left"/>
+      <w:pPr>
+        <w:ind w:left="4320" w:hanging="360"/>
+      </w:pPr>
+      <w:rPr>
+        <w:rFonts w:ascii="Wingdings" w:hAnsi="Wingdings" w:hint="default"/>
+      </w:rPr>
+    </w:lvl>
+    <w:lvl w:ilvl="6" w:tplc="040A0001" w:tentative="1">
+      <w:start w:val="1"/>
+      <w:numFmt w:val="bullet"/>
+      <w:lvlText w:val=""/>
+      <w:lvlJc w:val="left"/>
+      <w:pPr>
+        <w:ind w:left="5040" w:hanging="360"/>
+      </w:pPr>
+      <w:rPr>
+        <w:rFonts w:ascii="Symbol" w:hAnsi="Symbol" w:hint="default"/>
+      </w:rPr>
+    </w:lvl>
+    <w:lvl w:ilvl="7" w:tplc="040A0003" w:tentative="1">
+      <w:start w:val="1"/>
+      <w:numFmt w:val="bullet"/>
+      <w:lvlText w:val="o"/>
+      <w:lvlJc w:val="left"/>
+      <w:pPr>
+        <w:ind w:left="5760" w:hanging="360"/>
+      </w:pPr>
+      <w:rPr>
+        <w:rFonts w:ascii="Courier New" w:hAnsi="Courier New" w:cs="Courier New" w:hint="default"/>
+      </w:rPr>
+    </w:lvl>
+    <w:lvl w:ilvl="8" w:tplc="040A0005" w:tentative="1">
+      <w:start w:val="1"/>
+      <w:numFmt w:val="bullet"/>
+      <w:lvlText w:val=""/>
+      <w:lvlJc w:val="left"/>
+      <w:pPr>
+        <w:ind w:left="6480" w:hanging="360"/>
+      </w:pPr>
+      <w:rPr>
+        <w:rFonts w:ascii="Wingdings" w:hAnsi="Wingdings" w:hint="default"/>
       </w:rPr>
     </w:lvl>
   </w:abstractNum>
@@ -4944,119 +4214,6 @@
     </w:lvl>
   </w:abstractNum>
   <w:abstractNum w:abstractNumId="17" w15:restartNumberingAfterBreak="0">
-    <w:nsid w:val="324E1199"/>
-    <w:multiLevelType w:val="hybridMultilevel"/>
-    <w:tmpl w:val="9C70F700"/>
-    <w:lvl w:ilvl="0" w:tplc="040A0001">
-      <w:start w:val="1"/>
-      <w:numFmt w:val="bullet"/>
-      <w:lvlText w:val=""/>
-      <w:lvlJc w:val="left"/>
-      <w:pPr>
-        <w:ind w:left="720" w:hanging="360"/>
-      </w:pPr>
-      <w:rPr>
-        <w:rFonts w:ascii="Symbol" w:hAnsi="Symbol" w:hint="default"/>
-      </w:rPr>
-    </w:lvl>
-    <w:lvl w:ilvl="1" w:tplc="040A0003" w:tentative="1">
-      <w:start w:val="1"/>
-      <w:numFmt w:val="bullet"/>
-      <w:lvlText w:val="o"/>
-      <w:lvlJc w:val="left"/>
-      <w:pPr>
-        <w:ind w:left="1440" w:hanging="360"/>
-      </w:pPr>
-      <w:rPr>
-        <w:rFonts w:ascii="Courier New" w:hAnsi="Courier New" w:cs="Courier New" w:hint="default"/>
-      </w:rPr>
-    </w:lvl>
-    <w:lvl w:ilvl="2" w:tplc="040A0005" w:tentative="1">
-      <w:start w:val="1"/>
-      <w:numFmt w:val="bullet"/>
-      <w:lvlText w:val=""/>
-      <w:lvlJc w:val="left"/>
-      <w:pPr>
-        <w:ind w:left="2160" w:hanging="360"/>
-      </w:pPr>
-      <w:rPr>
-        <w:rFonts w:ascii="Wingdings" w:hAnsi="Wingdings" w:hint="default"/>
-      </w:rPr>
-    </w:lvl>
-    <w:lvl w:ilvl="3" w:tplc="040A0001" w:tentative="1">
-      <w:start w:val="1"/>
-      <w:numFmt w:val="bullet"/>
-      <w:lvlText w:val=""/>
-      <w:lvlJc w:val="left"/>
-      <w:pPr>
-        <w:ind w:left="2880" w:hanging="360"/>
-      </w:pPr>
-      <w:rPr>
-        <w:rFonts w:ascii="Symbol" w:hAnsi="Symbol" w:hint="default"/>
-      </w:rPr>
-    </w:lvl>
-    <w:lvl w:ilvl="4" w:tplc="040A0003" w:tentative="1">
-      <w:start w:val="1"/>
-      <w:numFmt w:val="bullet"/>
-      <w:lvlText w:val="o"/>
-      <w:lvlJc w:val="left"/>
-      <w:pPr>
-        <w:ind w:left="3600" w:hanging="360"/>
-      </w:pPr>
-      <w:rPr>
-        <w:rFonts w:ascii="Courier New" w:hAnsi="Courier New" w:cs="Courier New" w:hint="default"/>
-      </w:rPr>
-    </w:lvl>
-    <w:lvl w:ilvl="5" w:tplc="040A0005" w:tentative="1">
-      <w:start w:val="1"/>
-      <w:numFmt w:val="bullet"/>
-      <w:lvlText w:val=""/>
-      <w:lvlJc w:val="left"/>
-      <w:pPr>
-        <w:ind w:left="4320" w:hanging="360"/>
-      </w:pPr>
-      <w:rPr>
-        <w:rFonts w:ascii="Wingdings" w:hAnsi="Wingdings" w:hint="default"/>
-      </w:rPr>
-    </w:lvl>
-    <w:lvl w:ilvl="6" w:tplc="040A0001" w:tentative="1">
-      <w:start w:val="1"/>
-      <w:numFmt w:val="bullet"/>
-      <w:lvlText w:val=""/>
-      <w:lvlJc w:val="left"/>
-      <w:pPr>
-        <w:ind w:left="5040" w:hanging="360"/>
-      </w:pPr>
-      <w:rPr>
-        <w:rFonts w:ascii="Symbol" w:hAnsi="Symbol" w:hint="default"/>
-      </w:rPr>
-    </w:lvl>
-    <w:lvl w:ilvl="7" w:tplc="040A0003" w:tentative="1">
-      <w:start w:val="1"/>
-      <w:numFmt w:val="bullet"/>
-      <w:lvlText w:val="o"/>
-      <w:lvlJc w:val="left"/>
-      <w:pPr>
-        <w:ind w:left="5760" w:hanging="360"/>
-      </w:pPr>
-      <w:rPr>
-        <w:rFonts w:ascii="Courier New" w:hAnsi="Courier New" w:cs="Courier New" w:hint="default"/>
-      </w:rPr>
-    </w:lvl>
-    <w:lvl w:ilvl="8" w:tplc="040A0005" w:tentative="1">
-      <w:start w:val="1"/>
-      <w:numFmt w:val="bullet"/>
-      <w:lvlText w:val=""/>
-      <w:lvlJc w:val="left"/>
-      <w:pPr>
-        <w:ind w:left="6480" w:hanging="360"/>
-      </w:pPr>
-      <w:rPr>
-        <w:rFonts w:ascii="Wingdings" w:hAnsi="Wingdings" w:hint="default"/>
-      </w:rPr>
-    </w:lvl>
-  </w:abstractNum>
-  <w:abstractNum w:abstractNumId="18" w15:restartNumberingAfterBreak="0">
     <w:nsid w:val="327731D8"/>
     <w:multiLevelType w:val="hybridMultilevel"/>
     <w:tmpl w:val="E58CE21C"/>
@@ -5147,120 +4304,7 @@
       </w:pPr>
     </w:lvl>
   </w:abstractNum>
-  <w:abstractNum w:abstractNumId="19" w15:restartNumberingAfterBreak="0">
-    <w:nsid w:val="42BE3CB6"/>
-    <w:multiLevelType w:val="hybridMultilevel"/>
-    <w:tmpl w:val="9724E652"/>
-    <w:lvl w:ilvl="0" w:tplc="040A0001">
-      <w:start w:val="1"/>
-      <w:numFmt w:val="bullet"/>
-      <w:lvlText w:val=""/>
-      <w:lvlJc w:val="left"/>
-      <w:pPr>
-        <w:ind w:left="720" w:hanging="360"/>
-      </w:pPr>
-      <w:rPr>
-        <w:rFonts w:ascii="Symbol" w:hAnsi="Symbol" w:hint="default"/>
-      </w:rPr>
-    </w:lvl>
-    <w:lvl w:ilvl="1" w:tplc="040A0003" w:tentative="1">
-      <w:start w:val="1"/>
-      <w:numFmt w:val="bullet"/>
-      <w:lvlText w:val="o"/>
-      <w:lvlJc w:val="left"/>
-      <w:pPr>
-        <w:ind w:left="1440" w:hanging="360"/>
-      </w:pPr>
-      <w:rPr>
-        <w:rFonts w:ascii="Courier New" w:hAnsi="Courier New" w:cs="Courier New" w:hint="default"/>
-      </w:rPr>
-    </w:lvl>
-    <w:lvl w:ilvl="2" w:tplc="040A0005" w:tentative="1">
-      <w:start w:val="1"/>
-      <w:numFmt w:val="bullet"/>
-      <w:lvlText w:val=""/>
-      <w:lvlJc w:val="left"/>
-      <w:pPr>
-        <w:ind w:left="2160" w:hanging="360"/>
-      </w:pPr>
-      <w:rPr>
-        <w:rFonts w:ascii="Wingdings" w:hAnsi="Wingdings" w:hint="default"/>
-      </w:rPr>
-    </w:lvl>
-    <w:lvl w:ilvl="3" w:tplc="040A0001" w:tentative="1">
-      <w:start w:val="1"/>
-      <w:numFmt w:val="bullet"/>
-      <w:lvlText w:val=""/>
-      <w:lvlJc w:val="left"/>
-      <w:pPr>
-        <w:ind w:left="2880" w:hanging="360"/>
-      </w:pPr>
-      <w:rPr>
-        <w:rFonts w:ascii="Symbol" w:hAnsi="Symbol" w:hint="default"/>
-      </w:rPr>
-    </w:lvl>
-    <w:lvl w:ilvl="4" w:tplc="040A0003" w:tentative="1">
-      <w:start w:val="1"/>
-      <w:numFmt w:val="bullet"/>
-      <w:lvlText w:val="o"/>
-      <w:lvlJc w:val="left"/>
-      <w:pPr>
-        <w:ind w:left="3600" w:hanging="360"/>
-      </w:pPr>
-      <w:rPr>
-        <w:rFonts w:ascii="Courier New" w:hAnsi="Courier New" w:cs="Courier New" w:hint="default"/>
-      </w:rPr>
-    </w:lvl>
-    <w:lvl w:ilvl="5" w:tplc="040A0005" w:tentative="1">
-      <w:start w:val="1"/>
-      <w:numFmt w:val="bullet"/>
-      <w:lvlText w:val=""/>
-      <w:lvlJc w:val="left"/>
-      <w:pPr>
-        <w:ind w:left="4320" w:hanging="360"/>
-      </w:pPr>
-      <w:rPr>
-        <w:rFonts w:ascii="Wingdings" w:hAnsi="Wingdings" w:hint="default"/>
-      </w:rPr>
-    </w:lvl>
-    <w:lvl w:ilvl="6" w:tplc="040A0001" w:tentative="1">
-      <w:start w:val="1"/>
-      <w:numFmt w:val="bullet"/>
-      <w:lvlText w:val=""/>
-      <w:lvlJc w:val="left"/>
-      <w:pPr>
-        <w:ind w:left="5040" w:hanging="360"/>
-      </w:pPr>
-      <w:rPr>
-        <w:rFonts w:ascii="Symbol" w:hAnsi="Symbol" w:hint="default"/>
-      </w:rPr>
-    </w:lvl>
-    <w:lvl w:ilvl="7" w:tplc="040A0003" w:tentative="1">
-      <w:start w:val="1"/>
-      <w:numFmt w:val="bullet"/>
-      <w:lvlText w:val="o"/>
-      <w:lvlJc w:val="left"/>
-      <w:pPr>
-        <w:ind w:left="5760" w:hanging="360"/>
-      </w:pPr>
-      <w:rPr>
-        <w:rFonts w:ascii="Courier New" w:hAnsi="Courier New" w:cs="Courier New" w:hint="default"/>
-      </w:rPr>
-    </w:lvl>
-    <w:lvl w:ilvl="8" w:tplc="040A0005" w:tentative="1">
-      <w:start w:val="1"/>
-      <w:numFmt w:val="bullet"/>
-      <w:lvlText w:val=""/>
-      <w:lvlJc w:val="left"/>
-      <w:pPr>
-        <w:ind w:left="6480" w:hanging="360"/>
-      </w:pPr>
-      <w:rPr>
-        <w:rFonts w:ascii="Wingdings" w:hAnsi="Wingdings" w:hint="default"/>
-      </w:rPr>
-    </w:lvl>
-  </w:abstractNum>
-  <w:abstractNum w:abstractNumId="20" w15:restartNumberingAfterBreak="0">
+  <w:abstractNum w:abstractNumId="18" w15:restartNumberingAfterBreak="0">
     <w:nsid w:val="4D270ACC"/>
     <w:multiLevelType w:val="multilevel"/>
     <w:tmpl w:val="DDDE211C"/>
@@ -5409,7 +4453,7 @@
       </w:rPr>
     </w:lvl>
   </w:abstractNum>
-  <w:abstractNum w:abstractNumId="21" w15:restartNumberingAfterBreak="0">
+  <w:abstractNum w:abstractNumId="19" w15:restartNumberingAfterBreak="0">
     <w:nsid w:val="4F6F1DE7"/>
     <w:multiLevelType w:val="multilevel"/>
     <w:tmpl w:val="AF8E5FCC"/>
@@ -5558,7 +4602,7 @@
       </w:rPr>
     </w:lvl>
   </w:abstractNum>
-  <w:abstractNum w:abstractNumId="22" w15:restartNumberingAfterBreak="0">
+  <w:abstractNum w:abstractNumId="20" w15:restartNumberingAfterBreak="0">
     <w:nsid w:val="56745AEF"/>
     <w:multiLevelType w:val="multilevel"/>
     <w:tmpl w:val="77708CCE"/>
@@ -5671,7 +4715,7 @@
       </w:pPr>
     </w:lvl>
   </w:abstractNum>
-  <w:abstractNum w:abstractNumId="23" w15:restartNumberingAfterBreak="0">
+  <w:abstractNum w:abstractNumId="21" w15:restartNumberingAfterBreak="0">
     <w:nsid w:val="5A90047D"/>
     <w:multiLevelType w:val="hybridMultilevel"/>
     <w:tmpl w:val="A822CF98"/>
@@ -5783,7 +4827,7 @@
       </w:rPr>
     </w:lvl>
   </w:abstractNum>
-  <w:abstractNum w:abstractNumId="24" w15:restartNumberingAfterBreak="0">
+  <w:abstractNum w:abstractNumId="22" w15:restartNumberingAfterBreak="0">
     <w:nsid w:val="62203C88"/>
     <w:multiLevelType w:val="multilevel"/>
     <w:tmpl w:val="CC1C08FC"/>
@@ -5932,7 +4976,7 @@
       </w:rPr>
     </w:lvl>
   </w:abstractNum>
-  <w:abstractNum w:abstractNumId="25" w15:restartNumberingAfterBreak="0">
+  <w:abstractNum w:abstractNumId="23" w15:restartNumberingAfterBreak="0">
     <w:nsid w:val="6268072D"/>
     <w:multiLevelType w:val="hybridMultilevel"/>
     <w:tmpl w:val="050879D8"/>
@@ -6045,7 +5089,7 @@
       </w:rPr>
     </w:lvl>
   </w:abstractNum>
-  <w:abstractNum w:abstractNumId="26" w15:restartNumberingAfterBreak="0">
+  <w:abstractNum w:abstractNumId="24" w15:restartNumberingAfterBreak="0">
     <w:nsid w:val="63157499"/>
     <w:multiLevelType w:val="multilevel"/>
     <w:tmpl w:val="C5827E3C"/>
@@ -6162,7 +5206,7 @@
       </w:pPr>
     </w:lvl>
   </w:abstractNum>
-  <w:abstractNum w:abstractNumId="27" w15:restartNumberingAfterBreak="0">
+  <w:abstractNum w:abstractNumId="25" w15:restartNumberingAfterBreak="0">
     <w:nsid w:val="666C00BF"/>
     <w:multiLevelType w:val="multilevel"/>
     <w:tmpl w:val="98102748"/>
@@ -6311,7 +5355,7 @@
       </w:rPr>
     </w:lvl>
   </w:abstractNum>
-  <w:abstractNum w:abstractNumId="28" w15:restartNumberingAfterBreak="0">
+  <w:abstractNum w:abstractNumId="26" w15:restartNumberingAfterBreak="0">
     <w:nsid w:val="697327C8"/>
     <w:multiLevelType w:val="hybridMultilevel"/>
     <w:tmpl w:val="4BBA90AE"/>
@@ -6400,7 +5444,7 @@
       </w:pPr>
     </w:lvl>
   </w:abstractNum>
-  <w:abstractNum w:abstractNumId="29" w15:restartNumberingAfterBreak="0">
+  <w:abstractNum w:abstractNumId="27" w15:restartNumberingAfterBreak="0">
     <w:nsid w:val="6AA16731"/>
     <w:multiLevelType w:val="multilevel"/>
     <w:tmpl w:val="0A640892"/>
@@ -6549,7 +5593,121 @@
       </w:rPr>
     </w:lvl>
   </w:abstractNum>
-  <w:abstractNum w:abstractNumId="30" w15:restartNumberingAfterBreak="0">
+  <w:abstractNum w:abstractNumId="28" w15:restartNumberingAfterBreak="0">
+    <w:nsid w:val="6BB60062"/>
+    <w:multiLevelType w:val="hybridMultilevel"/>
+    <w:tmpl w:val="F4BA4BB8"/>
+    <w:lvl w:ilvl="0" w:tplc="47363282">
+      <w:start w:val="1"/>
+      <w:numFmt w:val="bullet"/>
+      <w:lvlText w:val=""/>
+      <w:lvlJc w:val="left"/>
+      <w:pPr>
+        <w:ind w:left="720" w:hanging="360"/>
+      </w:pPr>
+      <w:rPr>
+        <w:rFonts w:ascii="Symbol" w:hAnsi="Symbol" w:hint="default"/>
+        <w:sz w:val="20"/>
+        <w:szCs w:val="20"/>
+      </w:rPr>
+    </w:lvl>
+    <w:lvl w:ilvl="1" w:tplc="60E2529C">
+      <w:numFmt w:val="bullet"/>
+      <w:lvlText w:val="•"/>
+      <w:lvlJc w:val="left"/>
+      <w:pPr>
+        <w:ind w:left="1440" w:hanging="360"/>
+      </w:pPr>
+      <w:rPr>
+        <w:rFonts w:ascii="Times New Roman" w:eastAsia="Times New Roman" w:hAnsi="Times New Roman" w:cs="Times New Roman" w:hint="default"/>
+      </w:rPr>
+    </w:lvl>
+    <w:lvl w:ilvl="2" w:tplc="040A0005" w:tentative="1">
+      <w:start w:val="1"/>
+      <w:numFmt w:val="bullet"/>
+      <w:lvlText w:val=""/>
+      <w:lvlJc w:val="left"/>
+      <w:pPr>
+        <w:ind w:left="2160" w:hanging="360"/>
+      </w:pPr>
+      <w:rPr>
+        <w:rFonts w:ascii="Wingdings" w:hAnsi="Wingdings" w:hint="default"/>
+      </w:rPr>
+    </w:lvl>
+    <w:lvl w:ilvl="3" w:tplc="040A0001" w:tentative="1">
+      <w:start w:val="1"/>
+      <w:numFmt w:val="bullet"/>
+      <w:lvlText w:val=""/>
+      <w:lvlJc w:val="left"/>
+      <w:pPr>
+        <w:ind w:left="2880" w:hanging="360"/>
+      </w:pPr>
+      <w:rPr>
+        <w:rFonts w:ascii="Symbol" w:hAnsi="Symbol" w:hint="default"/>
+      </w:rPr>
+    </w:lvl>
+    <w:lvl w:ilvl="4" w:tplc="040A0003" w:tentative="1">
+      <w:start w:val="1"/>
+      <w:numFmt w:val="bullet"/>
+      <w:lvlText w:val="o"/>
+      <w:lvlJc w:val="left"/>
+      <w:pPr>
+        <w:ind w:left="3600" w:hanging="360"/>
+      </w:pPr>
+      <w:rPr>
+        <w:rFonts w:ascii="Courier New" w:hAnsi="Courier New" w:cs="Courier New" w:hint="default"/>
+      </w:rPr>
+    </w:lvl>
+    <w:lvl w:ilvl="5" w:tplc="040A0005" w:tentative="1">
+      <w:start w:val="1"/>
+      <w:numFmt w:val="bullet"/>
+      <w:lvlText w:val=""/>
+      <w:lvlJc w:val="left"/>
+      <w:pPr>
+        <w:ind w:left="4320" w:hanging="360"/>
+      </w:pPr>
+      <w:rPr>
+        <w:rFonts w:ascii="Wingdings" w:hAnsi="Wingdings" w:hint="default"/>
+      </w:rPr>
+    </w:lvl>
+    <w:lvl w:ilvl="6" w:tplc="040A0001" w:tentative="1">
+      <w:start w:val="1"/>
+      <w:numFmt w:val="bullet"/>
+      <w:lvlText w:val=""/>
+      <w:lvlJc w:val="left"/>
+      <w:pPr>
+        <w:ind w:left="5040" w:hanging="360"/>
+      </w:pPr>
+      <w:rPr>
+        <w:rFonts w:ascii="Symbol" w:hAnsi="Symbol" w:hint="default"/>
+      </w:rPr>
+    </w:lvl>
+    <w:lvl w:ilvl="7" w:tplc="040A0003" w:tentative="1">
+      <w:start w:val="1"/>
+      <w:numFmt w:val="bullet"/>
+      <w:lvlText w:val="o"/>
+      <w:lvlJc w:val="left"/>
+      <w:pPr>
+        <w:ind w:left="5760" w:hanging="360"/>
+      </w:pPr>
+      <w:rPr>
+        <w:rFonts w:ascii="Courier New" w:hAnsi="Courier New" w:cs="Courier New" w:hint="default"/>
+      </w:rPr>
+    </w:lvl>
+    <w:lvl w:ilvl="8" w:tplc="040A0005" w:tentative="1">
+      <w:start w:val="1"/>
+      <w:numFmt w:val="bullet"/>
+      <w:lvlText w:val=""/>
+      <w:lvlJc w:val="left"/>
+      <w:pPr>
+        <w:ind w:left="6480" w:hanging="360"/>
+      </w:pPr>
+      <w:rPr>
+        <w:rFonts w:ascii="Wingdings" w:hAnsi="Wingdings" w:hint="default"/>
+      </w:rPr>
+    </w:lvl>
+  </w:abstractNum>
+  <w:abstractNum w:abstractNumId="29" w15:restartNumberingAfterBreak="0">
     <w:nsid w:val="6C55585F"/>
     <w:multiLevelType w:val="multilevel"/>
     <w:tmpl w:val="EE748454"/>
@@ -6698,7 +5856,7 @@
       </w:rPr>
     </w:lvl>
   </w:abstractNum>
-  <w:abstractNum w:abstractNumId="31" w15:restartNumberingAfterBreak="0">
+  <w:abstractNum w:abstractNumId="30" w15:restartNumberingAfterBreak="0">
     <w:nsid w:val="6F0F537A"/>
     <w:multiLevelType w:val="multilevel"/>
     <w:tmpl w:val="4F386DC2"/>
@@ -6847,61 +6005,7 @@
       </w:rPr>
     </w:lvl>
   </w:abstractNum>
-  <w:abstractNum w:abstractNumId="32" w15:restartNumberingAfterBreak="0">
-    <w:nsid w:val="75395CD3"/>
-    <w:multiLevelType w:val="hybridMultilevel"/>
-    <w:tmpl w:val="87D69FC0"/>
-    <w:lvl w:ilvl="0" w:tplc="1018C248">
-      <w:start w:val="1"/>
-      <w:numFmt w:val="bullet"/>
-      <w:lvlText w:val="•"/>
-      <w:lvlJc w:val="left"/>
-      <w:pPr>
-        <w:ind w:left="260" w:hanging="200"/>
-      </w:pPr>
-    </w:lvl>
-    <w:lvl w:ilvl="1" w:tplc="FBE2B880">
-      <w:numFmt w:val="decimal"/>
-      <w:lvlText w:val=""/>
-      <w:lvlJc w:val="left"/>
-    </w:lvl>
-    <w:lvl w:ilvl="2" w:tplc="B06EDE8C">
-      <w:numFmt w:val="decimal"/>
-      <w:lvlText w:val=""/>
-      <w:lvlJc w:val="left"/>
-    </w:lvl>
-    <w:lvl w:ilvl="3" w:tplc="55341AEE">
-      <w:numFmt w:val="decimal"/>
-      <w:lvlText w:val=""/>
-      <w:lvlJc w:val="left"/>
-    </w:lvl>
-    <w:lvl w:ilvl="4" w:tplc="8A1A687A">
-      <w:numFmt w:val="decimal"/>
-      <w:lvlText w:val=""/>
-      <w:lvlJc w:val="left"/>
-    </w:lvl>
-    <w:lvl w:ilvl="5" w:tplc="66C03360">
-      <w:numFmt w:val="decimal"/>
-      <w:lvlText w:val=""/>
-      <w:lvlJc w:val="left"/>
-    </w:lvl>
-    <w:lvl w:ilvl="6" w:tplc="770EC2DE">
-      <w:numFmt w:val="decimal"/>
-      <w:lvlText w:val=""/>
-      <w:lvlJc w:val="left"/>
-    </w:lvl>
-    <w:lvl w:ilvl="7" w:tplc="2FBEF708">
-      <w:numFmt w:val="decimal"/>
-      <w:lvlText w:val=""/>
-      <w:lvlJc w:val="left"/>
-    </w:lvl>
-    <w:lvl w:ilvl="8" w:tplc="9B741FAC">
-      <w:numFmt w:val="decimal"/>
-      <w:lvlText w:val=""/>
-      <w:lvlJc w:val="left"/>
-    </w:lvl>
-  </w:abstractNum>
-  <w:abstractNum w:abstractNumId="33" w15:restartNumberingAfterBreak="0">
+  <w:abstractNum w:abstractNumId="31" w15:restartNumberingAfterBreak="0">
     <w:nsid w:val="78536124"/>
     <w:multiLevelType w:val="multilevel"/>
     <w:tmpl w:val="F65CAF38"/>
@@ -7050,7 +6154,7 @@
       </w:rPr>
     </w:lvl>
   </w:abstractNum>
-  <w:abstractNum w:abstractNumId="34" w15:restartNumberingAfterBreak="0">
+  <w:abstractNum w:abstractNumId="32" w15:restartNumberingAfterBreak="0">
     <w:nsid w:val="7A1B2C3D"/>
     <w:multiLevelType w:val="hybridMultilevel"/>
     <w:tmpl w:val="7A1B2C3E"/>
@@ -7107,7 +6211,7 @@
       <w:lvlJc w:val="left"/>
     </w:lvl>
   </w:abstractNum>
-  <w:abstractNum w:abstractNumId="35" w15:restartNumberingAfterBreak="0">
+  <w:abstractNum w:abstractNumId="33" w15:restartNumberingAfterBreak="0">
     <w:nsid w:val="7B7C15D2"/>
     <w:multiLevelType w:val="hybridMultilevel"/>
     <w:tmpl w:val="9E941162"/>
@@ -7220,7 +6324,7 @@
       </w:rPr>
     </w:lvl>
   </w:abstractNum>
-  <w:abstractNum w:abstractNumId="36" w15:restartNumberingAfterBreak="0">
+  <w:abstractNum w:abstractNumId="34" w15:restartNumberingAfterBreak="0">
     <w:nsid w:val="7B7C1AA1"/>
     <w:multiLevelType w:val="multilevel"/>
     <w:tmpl w:val="749C23E2"/>
@@ -7370,64 +6474,64 @@
     </w:lvl>
   </w:abstractNum>
   <w:num w:numId="1">
-    <w:abstractNumId w:val="18"/>
+    <w:abstractNumId w:val="17"/>
   </w:num>
   <w:num w:numId="2">
-    <w:abstractNumId w:val="7"/>
+    <w:abstractNumId w:val="6"/>
   </w:num>
   <w:num w:numId="3">
-    <w:abstractNumId w:val="22"/>
+    <w:abstractNumId w:val="20"/>
   </w:num>
   <w:num w:numId="4">
-    <w:abstractNumId w:val="36"/>
+    <w:abstractNumId w:val="34"/>
   </w:num>
   <w:num w:numId="5">
-    <w:abstractNumId w:val="29"/>
+    <w:abstractNumId w:val="27"/>
   </w:num>
   <w:num w:numId="6">
-    <w:abstractNumId w:val="11"/>
+    <w:abstractNumId w:val="10"/>
   </w:num>
   <w:num w:numId="7">
-    <w:abstractNumId w:val="31"/>
+    <w:abstractNumId w:val="30"/>
   </w:num>
   <w:num w:numId="8">
-    <w:abstractNumId w:val="9"/>
+    <w:abstractNumId w:val="8"/>
   </w:num>
   <w:num w:numId="9">
-    <w:abstractNumId w:val="6"/>
+    <w:abstractNumId w:val="5"/>
   </w:num>
   <w:num w:numId="10">
     <w:abstractNumId w:val="16"/>
   </w:num>
   <w:num w:numId="11">
-    <w:abstractNumId w:val="21"/>
+    <w:abstractNumId w:val="19"/>
   </w:num>
   <w:num w:numId="12">
-    <w:abstractNumId w:val="20"/>
+    <w:abstractNumId w:val="18"/>
   </w:num>
   <w:num w:numId="13">
-    <w:abstractNumId w:val="8"/>
+    <w:abstractNumId w:val="7"/>
   </w:num>
   <w:num w:numId="14">
     <w:abstractNumId w:val="14"/>
   </w:num>
   <w:num w:numId="15">
-    <w:abstractNumId w:val="33"/>
+    <w:abstractNumId w:val="31"/>
   </w:num>
   <w:num w:numId="16">
     <w:abstractNumId w:val="0"/>
   </w:num>
   <w:num w:numId="17">
-    <w:abstractNumId w:val="26"/>
+    <w:abstractNumId w:val="24"/>
   </w:num>
   <w:num w:numId="18">
     <w:abstractNumId w:val="15"/>
   </w:num>
   <w:num w:numId="19">
-    <w:abstractNumId w:val="25"/>
+    <w:abstractNumId w:val="23"/>
   </w:num>
   <w:num w:numId="20">
-    <w:abstractNumId w:val="28"/>
+    <w:abstractNumId w:val="26"/>
   </w:num>
   <w:num w:numId="21">
     <w:abstractNumId w:val="12"/>
@@ -7436,10 +6540,10 @@
     <w:abstractNumId w:val="1"/>
   </w:num>
   <w:num w:numId="23">
-    <w:abstractNumId w:val="24"/>
+    <w:abstractNumId w:val="22"/>
   </w:num>
   <w:num w:numId="24">
-    <w:abstractNumId w:val="27"/>
+    <w:abstractNumId w:val="25"/>
   </w:num>
   <w:num w:numId="25">
     <w:abstractNumId w:val="3"/>
@@ -7448,42 +6552,43 @@
     <w:abstractNumId w:val="4"/>
   </w:num>
   <w:num w:numId="27">
-    <w:abstractNumId w:val="30"/>
+    <w:abstractNumId w:val="29"/>
   </w:num>
   <w:num w:numId="28">
-    <w:abstractNumId w:val="10"/>
+    <w:abstractNumId w:val="9"/>
   </w:num>
   <w:num w:numId="29">
-    <w:abstractNumId w:val="35"/>
+    <w:abstractNumId w:val="33"/>
   </w:num>
   <w:num w:numId="30">
-    <w:abstractNumId w:val="34"/>
+    <w:abstractNumId w:val="32"/>
   </w:num>
   <w:num w:numId="31">
     <w:abstractNumId w:val="2"/>
   </w:num>
   <w:num w:numId="32">
-    <w:abstractNumId w:val="23"/>
+    <w:abstractNumId w:val="21"/>
   </w:num>
   <w:num w:numId="33">
     <w:abstractNumId w:val="13"/>
   </w:num>
   <w:num w:numId="34">
-    <w:abstractNumId w:val="32"/>
-    <w:lvlOverride w:ilvl="0">
-      <w:startOverride w:val="1"/>
-    </w:lvlOverride>
+    <w:abstractNumId w:val="11"/>
   </w:num>
   <w:num w:numId="35">
-    <w:abstractNumId w:val="17"/>
-  </w:num>
-  <w:num w:numId="36">
-    <w:abstractNumId w:val="19"/>
-  </w:num>
-  <w:num w:numId="37">
-    <w:abstractNumId w:val="5"/>
+    <w:abstractNumId w:val="28"/>
   </w:num>
   <w:numIdMacAtCleanup w:val="1"/>
+  <w:abstractNum w:abstractNumId="35">
+    <w:lvl w:ilvl="0">
+      <w:numFmt w:val="bullet"/>
+      <w:lvlText w:val="•"/>
+      <w:suff w:val="space"/>
+    </w:lvl>
+  </w:abstractNum>
+  <w:num w:numId="36">
+    <w:abstractNumId w:val="35"/>
+  </w:num>
 </w:numbering>
 </file>
 
@@ -7680,7 +6785,7 @@
     <w:lsdException w:name="Medium Shading 2 Accent 1" w:uiPriority="64"/>
     <w:lsdException w:name="Medium List 1 Accent 1" w:uiPriority="65"/>
     <w:lsdException w:name="Revision" w:semiHidden="1"/>
-    <w:lsdException w:name="List Paragraph" w:uiPriority="0" w:qFormat="1"/>
+    <w:lsdException w:name="List Paragraph" w:uiPriority="34" w:qFormat="1"/>
     <w:lsdException w:name="Quote" w:uiPriority="29" w:qFormat="1"/>
     <w:lsdException w:name="Intense Quote" w:uiPriority="30" w:qFormat="1"/>
     <w:lsdException w:name="Medium List 2 Accent 1" w:uiPriority="66"/>
@@ -7880,9 +6985,11 @@
   <w:style w:type="paragraph" w:default="1" w:styleId="Normal">
     <w:name w:val="Normal"/>
     <w:qFormat/>
-    <w:rsid w:val="00E94CD4"/>
+    <w:rsid w:val="003F7434"/>
     <w:rPr>
-      <w:rFonts w:ascii="Times New Roman" w:eastAsia="Times New Roman" w:hAnsi="Times New Roman" w:cs="Times New Roman"/>
+      <w:rFonts w:ascii="Noto Sans" w:eastAsia="Times New Roman" w:hAnsi="Noto Sans" w:cs="Times New Roman"/>
+      <w:sz w:val="22"/>
+      <w:lang w:eastAsia="es-ES_tradnl"/>
     </w:rPr>
   </w:style>
   <w:style w:type="paragraph" w:styleId="Ttulo1">
@@ -7897,9 +7004,11 @@
       <w:outlineLvl w:val="0"/>
     </w:pPr>
     <w:rPr>
-      <w:rFonts w:eastAsia="Noto Sans" w:cs="Noto Sans"/>
+      <w:rFonts w:eastAsia="Noto Sans" w:cs="Noto Sans" w:ascii="Noto Sans" w:hAnsi="Noto Sans"/>
       <w:b/>
       <w:color w:val="670E35"/>
+      <w:sz w:val="22"/>
+      <w:lang w:eastAsia="es-MX"/>
     </w:rPr>
   </w:style>
   <w:style w:type="paragraph" w:styleId="Ttulo2">
@@ -7915,9 +7024,11 @@
       <w:outlineLvl w:val="1"/>
     </w:pPr>
     <w:rPr>
-      <w:rFonts w:eastAsia="Montserrat Light" w:cs="Montserrat Light"/>
+      <w:rFonts w:eastAsia="Montserrat Light" w:cs="Montserrat Light" w:ascii="Noto Sans" w:hAnsi="Noto Sans"/>
       <w:b/>
       <w:color w:val="666666"/>
+      <w:sz w:val="22"/>
+      <w:lang w:eastAsia="es-MX"/>
     </w:rPr>
   </w:style>
   <w:style w:type="paragraph" w:styleId="Ttulo3">
@@ -7933,8 +7044,11 @@
       <w:outlineLvl w:val="2"/>
     </w:pPr>
     <w:rPr>
+      <w:rFonts w:ascii="Noto Sans" w:hAnsi="Noto Sans"/>
       <w:b/>
       <w:color w:val="FFFFFF"/>
+      <w:sz w:val="22"/>
+      <w:lang w:eastAsia="es-MX"/>
     </w:rPr>
   </w:style>
   <w:style w:type="paragraph" w:styleId="Ttulo4">
@@ -7956,7 +7070,10 @@
       <w:outlineLvl w:val="3"/>
     </w:pPr>
     <w:rPr>
+      <w:rFonts w:ascii="Noto Sans" w:hAnsi="Noto Sans"/>
       <w:b/>
+      <w:sz w:val="22"/>
+      <w:lang w:eastAsia="es-MX"/>
     </w:rPr>
   </w:style>
   <w:style w:type="paragraph" w:styleId="Ttulo5">
@@ -7972,7 +7089,9 @@
       <w:outlineLvl w:val="4"/>
     </w:pPr>
     <w:rPr>
+      <w:rFonts w:ascii="Noto Sans" w:hAnsi="Noto Sans"/>
       <w:b w:val="0"/>
+      <w:sz w:val="22"/>
     </w:rPr>
   </w:style>
   <w:style w:type="paragraph" w:styleId="Ttulo6">
@@ -7990,9 +7109,11 @@
       <w:outlineLvl w:val="5"/>
     </w:pPr>
     <w:rPr>
+      <w:rFonts w:ascii="Noto Sans" w:hAnsi="Noto Sans"/>
       <w:b/>
-      <w:sz w:val="20"/>
+      <w:sz w:val="22"/>
       <w:szCs w:val="20"/>
+      <w:lang w:eastAsia="es-MX"/>
     </w:rPr>
   </w:style>
   <w:style w:type="character" w:default="1" w:styleId="Fuentedeprrafopredeter">
@@ -8045,9 +7166,11 @@
       <w:spacing w:before="480" w:after="120"/>
     </w:pPr>
     <w:rPr>
+      <w:rFonts w:ascii="Noto Sans" w:hAnsi="Noto Sans"/>
       <w:b/>
-      <w:sz w:val="72"/>
+      <w:sz w:val="22"/>
       <w:szCs w:val="72"/>
+      <w:lang w:eastAsia="es-MX"/>
     </w:rPr>
   </w:style>
   <w:style w:type="table" w:customStyle="1" w:styleId="TableNormal2">
@@ -8074,6 +7197,11 @@
         <w:tab w:val="right" w:pos="8838"/>
       </w:tabs>
     </w:pPr>
+    <w:rPr>
+      <w:rFonts w:ascii="Noto Sans" w:hAnsi="Noto Sans"/>
+      <w:sz w:val="22"/>
+      <w:lang w:eastAsia="es-MX"/>
+    </w:rPr>
   </w:style>
   <w:style w:type="character" w:customStyle="1" w:styleId="EncabezadoCar">
     <w:name w:val="Encabezado Car"/>
@@ -8099,6 +7227,11 @@
         <w:tab w:val="right" w:pos="8838"/>
       </w:tabs>
     </w:pPr>
+    <w:rPr>
+      <w:rFonts w:ascii="Noto Sans" w:hAnsi="Noto Sans"/>
+      <w:sz w:val="22"/>
+      <w:lang w:eastAsia="es-MX"/>
+    </w:rPr>
   </w:style>
   <w:style w:type="character" w:customStyle="1" w:styleId="PiedepginaCar">
     <w:name w:val="Pie de página Car"/>
@@ -8121,11 +7254,12 @@
       <w:spacing w:before="360" w:after="80"/>
     </w:pPr>
     <w:rPr>
-      <w:rFonts w:ascii="Georgia" w:eastAsia="Georgia" w:hAnsi="Georgia" w:cs="Georgia"/>
+      <w:rFonts w:ascii="Noto Sans" w:eastAsia="Georgia" w:hAnsi="Noto Sans" w:cs="Georgia"/>
       <w:i/>
       <w:color w:val="666666"/>
-      <w:sz w:val="48"/>
+      <w:sz w:val="22"/>
       <w:szCs w:val="48"/>
+      <w:lang w:eastAsia="es-MX"/>
     </w:rPr>
   </w:style>
   <w:style w:type="paragraph" w:styleId="NormalWeb">
@@ -8137,16 +7271,27 @@
     <w:pPr>
       <w:spacing w:before="100" w:beforeAutospacing="1" w:after="100" w:afterAutospacing="1"/>
     </w:pPr>
+    <w:rPr>
+      <w:rFonts w:ascii="Noto Sans" w:hAnsi="Noto Sans"/>
+      <w:sz w:val="22"/>
+      <w:lang w:eastAsia="es-MX"/>
+    </w:rPr>
   </w:style>
   <w:style w:type="paragraph" w:styleId="Prrafodelista">
     <w:name w:val="List Paragraph"/>
     <w:basedOn w:val="Normal"/>
+    <w:uiPriority w:val="34"/>
     <w:qFormat/>
     <w:rsid w:val="001E119D"/>
     <w:pPr>
       <w:ind w:left="720"/>
       <w:contextualSpacing/>
     </w:pPr>
+    <w:rPr>
+      <w:rFonts w:ascii="Noto Sans" w:hAnsi="Noto Sans"/>
+      <w:sz w:val="22"/>
+      <w:lang w:eastAsia="es-MX"/>
+    </w:rPr>
   </w:style>
   <w:style w:type="paragraph" w:styleId="Textodeglobo">
     <w:name w:val="Balloon Text"/>
@@ -8157,9 +7302,10 @@
     <w:unhideWhenUsed/>
     <w:rsid w:val="001E119D"/>
     <w:rPr>
-      <w:rFonts w:ascii="Segoe UI" w:hAnsi="Segoe UI" w:cs="Segoe UI"/>
-      <w:sz w:val="18"/>
+      <w:rFonts w:ascii="Noto Sans" w:hAnsi="Noto Sans" w:cs="Segoe UI"/>
+      <w:sz w:val="22"/>
       <w:szCs w:val="18"/>
+      <w:lang w:eastAsia="es-MX"/>
     </w:rPr>
   </w:style>
   <w:style w:type="character" w:customStyle="1" w:styleId="TextodegloboCar">
@@ -8207,8 +7353,10 @@
     <w:unhideWhenUsed/>
     <w:rsid w:val="008D09CA"/>
     <w:rPr>
-      <w:sz w:val="20"/>
+      <w:rFonts w:ascii="Noto Sans" w:hAnsi="Noto Sans"/>
+      <w:sz w:val="22"/>
       <w:szCs w:val="20"/>
+      <w:lang w:eastAsia="es-MX"/>
     </w:rPr>
   </w:style>
   <w:style w:type="character" w:customStyle="1" w:styleId="TextonotapieCar">
@@ -8357,8 +7505,9 @@
       <w:ind w:left="720" w:hanging="720"/>
     </w:pPr>
     <w:rPr>
-      <w:rFonts w:ascii="Univers (W1)" w:hAnsi="Univers (W1)" w:cs="Arial"/>
+      <w:rFonts w:ascii="Noto Sans" w:hAnsi="Noto Sans" w:cs="Arial"/>
       <w:color w:val="800080"/>
+      <w:sz w:val="22"/>
       <w:lang w:val="es-ES_tradnl" w:eastAsia="es-ES"/>
     </w:rPr>
   </w:style>
@@ -8515,6 +7664,11 @@
     <w:pPr>
       <w:spacing w:before="100" w:beforeAutospacing="1" w:after="100" w:afterAutospacing="1"/>
     </w:pPr>
+    <w:rPr>
+      <w:rFonts w:ascii="Noto Sans" w:hAnsi="Noto Sans"/>
+      <w:sz w:val="22"/>
+      <w:lang w:eastAsia="es-MX"/>
+    </w:rPr>
   </w:style>
   <w:style w:type="paragraph" w:customStyle="1" w:styleId="xl65">
     <w:name w:val="xl65"/>
@@ -8523,6 +7677,11 @@
     <w:pPr>
       <w:spacing w:before="100" w:beforeAutospacing="1" w:after="100" w:afterAutospacing="1"/>
     </w:pPr>
+    <w:rPr>
+      <w:rFonts w:ascii="Noto Sans" w:hAnsi="Noto Sans"/>
+      <w:sz w:val="22"/>
+      <w:lang w:eastAsia="es-MX"/>
+    </w:rPr>
   </w:style>
   <w:style w:type="paragraph" w:customStyle="1" w:styleId="xl66">
     <w:name w:val="xl66"/>
@@ -8532,8 +7691,10 @@
       <w:spacing w:before="100" w:beforeAutospacing="1" w:after="100" w:afterAutospacing="1"/>
     </w:pPr>
     <w:rPr>
-      <w:rFonts w:ascii="Calibri" w:hAnsi="Calibri" w:cs="Calibri"/>
+      <w:rFonts w:ascii="Noto Sans" w:hAnsi="Noto Sans" w:cs="Calibri"/>
       <w:color w:val="000000"/>
+      <w:sz w:val="22"/>
+      <w:lang w:eastAsia="es-MX"/>
     </w:rPr>
   </w:style>
   <w:style w:type="table" w:styleId="Tablaconcuadrcula4-nfasis6">
@@ -8616,6 +7777,11 @@
     <w:pPr>
       <w:spacing w:before="100" w:beforeAutospacing="1" w:after="100" w:afterAutospacing="1"/>
     </w:pPr>
+    <w:rPr>
+      <w:rFonts w:ascii="Noto Sans" w:hAnsi="Noto Sans"/>
+      <w:sz w:val="22"/>
+      <w:lang w:eastAsia="es-MX"/>
+    </w:rPr>
   </w:style>
   <w:style w:type="paragraph" w:customStyle="1" w:styleId="xl68">
     <w:name w:val="xl68"/>
@@ -8625,8 +7791,10 @@
       <w:spacing w:before="100" w:beforeAutospacing="1" w:after="100" w:afterAutospacing="1"/>
     </w:pPr>
     <w:rPr>
-      <w:rFonts w:ascii="Calibri" w:hAnsi="Calibri" w:cs="Calibri"/>
+      <w:rFonts w:ascii="Noto Sans" w:hAnsi="Noto Sans" w:cs="Calibri"/>
       <w:color w:val="000000"/>
+      <w:sz w:val="22"/>
+      <w:lang w:eastAsia="es-MX"/>
     </w:rPr>
   </w:style>
   <w:style w:type="paragraph" w:customStyle="1" w:styleId="pdq2pgselectionanchorcontainer">
@@ -8637,7 +7805,8 @@
       <w:spacing w:before="100" w:beforeAutospacing="1" w:after="100" w:afterAutospacing="1"/>
     </w:pPr>
     <w:rPr>
-      <w:lang w:eastAsia="es-ES_tradnl"/>
+      <w:rFonts w:ascii="Noto Sans" w:hAnsi="Noto Sans"/>
+      <w:sz w:val="22"/>
     </w:rPr>
   </w:style>
 </w:styles>
@@ -8958,7 +8127,7 @@
 </file>
 
 <file path=customXml/itemProps2.xml><?xml version="1.0" encoding="utf-8"?>
-<ds:datastoreItem xmlns:ds="http://schemas.openxmlformats.org/officeDocument/2006/customXml" ds:itemID="{0539DB52-FEDA-0D47-802F-916762A0C748}">
+<ds:datastoreItem xmlns:ds="http://schemas.openxmlformats.org/officeDocument/2006/customXml" ds:itemID="{36339060-3F28-D949-9895-241B815C1571}">
   <ds:schemaRefs>
     <ds:schemaRef ds:uri="http://schemas.openxmlformats.org/officeDocument/2006/bibliography"/>
   </ds:schemaRefs>
